--- a/01_Setup_And_IO/01_Setup_And_IO.docx
+++ b/01_Setup_And_IO/01_Setup_And_IO.docx
@@ -21,7 +21,7 @@
           <w:color w:val="605C58"/>
           <w:sz w:val="21"/>
         </w:rPr>
-        <w:t>Lesson 01 | Theory, cheat sheet and 12 graded problems from arena.olimpiici.com (Groups D and C)</w:t>
+        <w:t>Lesson 01 | Theory, cheat sheet and 12 practice problems from arena.olimpiici.com (Group D)</w:t>
       </w:r>
     </w:p>
     <w:p/>
@@ -50,7 +50,7 @@
         <w:pStyle w:val="Heading1"/>
       </w:pPr>
       <w:r>
-        <w:t>How to use this lesson</w:t>
+        <w:t>1. Your first program</w:t>
       </w:r>
     </w:p>
     <w:p>
@@ -59,81 +59,7 @@
           <w:b w:val="0"/>
           <w:sz w:val="21"/>
         </w:rPr>
-        <w:t>This lesson is built to be worked through in three passes. Do not try to do all three in one sitting.</w:t>
-      </w:r>
-    </w:p>
-    <w:p>
-      <w:r>
-        <w:rPr>
-          <w:b/>
-          <w:sz w:val="21"/>
-        </w:rPr>
-        <w:t>Pass 1 - Read.</w:t>
-      </w:r>
-      <w:r>
-        <w:rPr>
-          <w:b w:val="0"/>
-          <w:sz w:val="21"/>
-        </w:rPr>
-        <w:t xml:space="preserve"> Go through sections 1-9 once, typing every snippet into a compiler and running it. Change a number, run it again, see what happens. Do not try to memorise anything yet; the aim is only to know what exists and where to find it later.</w:t>
-      </w:r>
-    </w:p>
-    <w:p>
-      <w:r>
-        <w:rPr>
-          <w:b/>
-          <w:sz w:val="21"/>
-        </w:rPr>
-        <w:t>Pass 2 - Memorise.</w:t>
-      </w:r>
-      <w:r>
-        <w:rPr>
-          <w:b w:val="0"/>
-          <w:sz w:val="21"/>
-        </w:rPr>
-        <w:t xml:space="preserve"> Section 10 is the cheat sheet. Cover the right-hand column and write out each line from its description alone. Repeat until they all come out without thinking. Section 11 lists the mistakes that cost marks, and section 12 says what each operation costs.</w:t>
-      </w:r>
-    </w:p>
-    <w:p>
-      <w:r>
-        <w:rPr>
-          <w:b/>
-          <w:sz w:val="21"/>
-        </w:rPr>
-        <w:t>Pass 3 - Solve.</w:t>
-      </w:r>
-      <w:r>
-        <w:rPr>
-          <w:b w:val="0"/>
-          <w:sz w:val="21"/>
-        </w:rPr>
-        <w:t xml:space="preserve"> Section 13 lists 12 problems from the Olimpiici Arena, ordered from easiest to hardest and grouped by technique. Solve them in order. Each group points back at the theory sections that solve it, so when a problem stalls you, re-read that section instead of looking up a solution.</w:t>
-      </w:r>
-    </w:p>
-    <w:p>
-      <w:r>
-        <w:rPr>
-          <w:b w:val="0"/>
-          <w:sz w:val="21"/>
-        </w:rPr>
-        <w:t>This is the first lesson and it contains no algorithms at all. Every problem in section 13 is easy once the data is in your variables - the whole difficulty is getting it there, and getting the answer back out in exactly the shape the judge expects. That sounds dull. It is also the reason a great many correct solutions score zero.</w:t>
-      </w:r>
-    </w:p>
-    <w:p>
-      <w:pPr>
-        <w:pStyle w:val="Heading1"/>
-      </w:pPr>
-      <w:r>
-        <w:t>1. What a solution looks like</w:t>
-      </w:r>
-    </w:p>
-    <w:p>
-      <w:r>
-        <w:rPr>
-          <w:b w:val="0"/>
-          <w:sz w:val="21"/>
-        </w:rPr>
-        <w:t>Every solution you write in this course has the same five parts. Here is a complete one - it reads two numbers and prints their sum:</w:t>
+        <w:t>Every program in this course starts the same way. Here is a whole program. It reads two numbers and prints their sum:</w:t>
       </w:r>
     </w:p>
     <w:p>
@@ -151,7 +77,7 @@
           <w:color w:val="2D2A26"/>
           <w:sz w:val="17"/>
         </w:rPr>
-        <w:t>#include &lt;iostream&gt;          // the input and output tools</w:t>
+        <w:t>#include &lt;iostream&gt;          // the tools for reading and printing</w:t>
       </w:r>
     </w:p>
     <w:p>
@@ -187,7 +113,7 @@
           <w:color w:val="2D2A26"/>
           <w:sz w:val="17"/>
         </w:rPr>
-        <w:t>using namespace std;         // so you may write cout instead of std::cout</w:t>
+        <w:t>using namespace std;         // lets you write cout instead of std::cout</w:t>
       </w:r>
     </w:p>
     <w:p>
@@ -277,7 +203,7 @@
           <w:color w:val="2D2A26"/>
           <w:sz w:val="17"/>
         </w:rPr>
-        <w:t xml:space="preserve">    cout &lt;&lt; a + b &lt;&lt; '\n';   // print one</w:t>
+        <w:t xml:space="preserve">    cout &lt;&lt; a + b &lt;&lt; '\n';   // print their sum and end the line</w:t>
       </w:r>
     </w:p>
     <w:p>
@@ -295,7 +221,7 @@
           <w:color w:val="2D2A26"/>
           <w:sz w:val="17"/>
         </w:rPr>
-        <w:t xml:space="preserve">    return 0;                // tell the system all went well</w:t>
+        <w:t xml:space="preserve">    return 0;                // the program finished without trouble</w:t>
       </w:r>
     </w:p>
     <w:p>
@@ -322,7 +248,288 @@
           <w:b w:val="0"/>
           <w:sz w:val="21"/>
         </w:rPr>
-        <w:t>Four of those five lines never change. Learn them as one block and type them from memory at the start of every problem:</w:t>
+        <w:t>Only the middle lines change from problem to problem. Learn the rest by heart and type it at the start of every solution.</w:t>
+      </w:r>
+    </w:p>
+    <w:p>
+      <w:r>
+        <w:rPr>
+          <w:b w:val="0"/>
+          <w:sz w:val="21"/>
+        </w:rPr>
+        <w:t xml:space="preserve">To run it, save the code as </w:t>
+      </w:r>
+      <w:r>
+        <w:rPr>
+          <w:rFonts w:ascii="Consolas" w:hAnsi="Consolas" w:cs="Consolas"/>
+          <w:b w:val="0"/>
+          <w:color w:val="2D2A26"/>
+          <w:sz w:val="19"/>
+        </w:rPr>
+        <w:t>sol.cpp</w:t>
+      </w:r>
+      <w:r>
+        <w:rPr>
+          <w:b w:val="0"/>
+          <w:sz w:val="21"/>
+        </w:rPr>
+        <w:t xml:space="preserve"> and compile it. In an editor such as Code::Blocks or VS Code there is a *Build and run* button. In a terminal you type:</w:t>
+      </w:r>
+    </w:p>
+    <w:p>
+      <w:pPr>
+        <w:spacing w:before="120" w:after="120" w:line="240" w:lineRule="auto"/>
+        <w:ind w:left="230"/>
+        <w:shd w:val="clear" w:color="auto" w:fill="F4F1EC"/>
+        <w:pBdr>
+          <w:left w:val="single" w:sz="18" w:space="6" w:color="8A4B1F"/>
+        </w:pBdr>
+      </w:pPr>
+      <w:r>
+        <w:rPr>
+          <w:rFonts w:ascii="Consolas" w:hAnsi="Consolas" w:cs="Consolas"/>
+          <w:color w:val="2D2A26"/>
+          <w:sz w:val="17"/>
+        </w:rPr>
+        <w:t>g++ -std=c++17 -O2 -o sol sol.cpp</w:t>
+      </w:r>
+    </w:p>
+    <w:p>
+      <w:r>
+        <w:rPr>
+          <w:b w:val="0"/>
+          <w:sz w:val="21"/>
+        </w:rPr>
+        <w:t xml:space="preserve">Then start the program with </w:t>
+      </w:r>
+      <w:r>
+        <w:rPr>
+          <w:rFonts w:ascii="Consolas" w:hAnsi="Consolas" w:cs="Consolas"/>
+          <w:b w:val="0"/>
+          <w:color w:val="2D2A26"/>
+          <w:sz w:val="19"/>
+        </w:rPr>
+        <w:t>sol</w:t>
+      </w:r>
+      <w:r>
+        <w:rPr>
+          <w:b w:val="0"/>
+          <w:sz w:val="21"/>
+        </w:rPr>
+        <w:t xml:space="preserve"> (Windows) or </w:t>
+      </w:r>
+      <w:r>
+        <w:rPr>
+          <w:rFonts w:ascii="Consolas" w:hAnsi="Consolas" w:cs="Consolas"/>
+          <w:b w:val="0"/>
+          <w:color w:val="2D2A26"/>
+          <w:sz w:val="19"/>
+        </w:rPr>
+        <w:t>./sol</w:t>
+      </w:r>
+      <w:r>
+        <w:rPr>
+          <w:b w:val="0"/>
+          <w:sz w:val="21"/>
+        </w:rPr>
+        <w:t xml:space="preserve"> (Linux, macOS), type the input and press Enter.</w:t>
+      </w:r>
+    </w:p>
+    <w:p>
+      <w:pPr>
+        <w:spacing w:before="120"/>
+        <w:ind w:left="230"/>
+        <w:shd w:val="clear" w:color="auto" w:fill="FDF6E7"/>
+        <w:pBdr>
+          <w:left w:val="single" w:sz="18" w:space="6" w:color="D9A441"/>
+        </w:pBdr>
+      </w:pPr>
+      <w:r>
+        <w:rPr>
+          <w:b w:val="0"/>
+          <w:sz w:val="20"/>
+        </w:rPr>
+        <w:t>The judge never reads your code. It runs your program, gives it the input, and compares what you print with the right answer, character by character. One extra word or a missing space and the answer is wrong.</w:t>
+      </w:r>
+    </w:p>
+    <w:p>
+      <w:pPr>
+        <w:pStyle w:val="Heading1"/>
+      </w:pPr>
+      <w:r>
+        <w:t>2. Reading and printing numbers</w:t>
+      </w:r>
+    </w:p>
+    <w:p>
+      <w:r>
+        <w:rPr>
+          <w:rFonts w:ascii="Consolas" w:hAnsi="Consolas" w:cs="Consolas"/>
+          <w:b w:val="0"/>
+          <w:color w:val="2D2A26"/>
+          <w:sz w:val="19"/>
+        </w:rPr>
+        <w:t>cin &gt;&gt; x</w:t>
+      </w:r>
+      <w:r>
+        <w:rPr>
+          <w:b w:val="0"/>
+          <w:sz w:val="21"/>
+        </w:rPr>
+        <w:t xml:space="preserve"> reads one number into </w:t>
+      </w:r>
+      <w:r>
+        <w:rPr>
+          <w:rFonts w:ascii="Consolas" w:hAnsi="Consolas" w:cs="Consolas"/>
+          <w:b w:val="0"/>
+          <w:color w:val="2D2A26"/>
+          <w:sz w:val="19"/>
+        </w:rPr>
+        <w:t>x</w:t>
+      </w:r>
+      <w:r>
+        <w:rPr>
+          <w:b w:val="0"/>
+          <w:sz w:val="21"/>
+        </w:rPr>
+        <w:t>. It jumps over spaces and new lines, so it does not matter whether the numbers are on one line or on several.</w:t>
+      </w:r>
+    </w:p>
+    <w:p>
+      <w:pPr>
+        <w:spacing w:before="120" w:after="0" w:line="240" w:lineRule="auto"/>
+        <w:ind w:left="230"/>
+        <w:shd w:val="clear" w:color="auto" w:fill="F4F1EC"/>
+        <w:pBdr>
+          <w:left w:val="single" w:sz="18" w:space="6" w:color="8A4B1F"/>
+        </w:pBdr>
+      </w:pPr>
+      <w:r>
+        <w:rPr>
+          <w:rFonts w:ascii="Consolas" w:hAnsi="Consolas" w:cs="Consolas"/>
+          <w:color w:val="2D2A26"/>
+          <w:sz w:val="17"/>
+        </w:rPr>
+        <w:t>int h, m;</w:t>
+      </w:r>
+    </w:p>
+    <w:p>
+      <w:pPr>
+        <w:spacing w:before="0" w:after="0" w:line="240" w:lineRule="auto"/>
+        <w:ind w:left="230"/>
+        <w:shd w:val="clear" w:color="auto" w:fill="F4F1EC"/>
+        <w:pBdr>
+          <w:left w:val="single" w:sz="18" w:space="6" w:color="8A4B1F"/>
+        </w:pBdr>
+      </w:pPr>
+      <w:r>
+        <w:rPr>
+          <w:rFonts w:ascii="Consolas" w:hAnsi="Consolas" w:cs="Consolas"/>
+          <w:color w:val="2D2A26"/>
+          <w:sz w:val="17"/>
+        </w:rPr>
+        <w:t>cin &gt;&gt; h &gt;&gt; m;                   // input:  2 30</w:t>
+      </w:r>
+    </w:p>
+    <w:p>
+      <w:pPr>
+        <w:spacing w:before="0" w:after="120" w:line="240" w:lineRule="auto"/>
+        <w:ind w:left="230"/>
+        <w:shd w:val="clear" w:color="auto" w:fill="F4F1EC"/>
+        <w:pBdr>
+          <w:left w:val="single" w:sz="18" w:space="6" w:color="8A4B1F"/>
+        </w:pBdr>
+      </w:pPr>
+      <w:r>
+        <w:rPr>
+          <w:rFonts w:ascii="Consolas" w:hAnsi="Consolas" w:cs="Consolas"/>
+          <w:color w:val="2D2A26"/>
+          <w:sz w:val="17"/>
+        </w:rPr>
+        <w:t>cout &lt;&lt; h * 60 + m &lt;&lt; '\n';      // output: 150</w:t>
+      </w:r>
+    </w:p>
+    <w:p>
+      <w:r>
+        <w:rPr>
+          <w:rFonts w:ascii="Consolas" w:hAnsi="Consolas" w:cs="Consolas"/>
+          <w:b w:val="0"/>
+          <w:color w:val="2D2A26"/>
+          <w:sz w:val="19"/>
+        </w:rPr>
+        <w:t>cout &lt;&lt;</w:t>
+      </w:r>
+      <w:r>
+        <w:rPr>
+          <w:b w:val="0"/>
+          <w:sz w:val="21"/>
+        </w:rPr>
+        <w:t xml:space="preserve"> prints. You can chain several things with </w:t>
+      </w:r>
+      <w:r>
+        <w:rPr>
+          <w:rFonts w:ascii="Consolas" w:hAnsi="Consolas" w:cs="Consolas"/>
+          <w:b w:val="0"/>
+          <w:color w:val="2D2A26"/>
+          <w:sz w:val="19"/>
+        </w:rPr>
+        <w:t>&lt;&lt;</w:t>
+      </w:r>
+      <w:r>
+        <w:rPr>
+          <w:b w:val="0"/>
+          <w:sz w:val="21"/>
+        </w:rPr>
+        <w:t xml:space="preserve">. Put </w:t>
+      </w:r>
+      <w:r>
+        <w:rPr>
+          <w:rFonts w:ascii="Consolas" w:hAnsi="Consolas" w:cs="Consolas"/>
+          <w:b w:val="0"/>
+          <w:color w:val="2D2A26"/>
+          <w:sz w:val="19"/>
+        </w:rPr>
+        <w:t>' '</w:t>
+      </w:r>
+      <w:r>
+        <w:rPr>
+          <w:b w:val="0"/>
+          <w:sz w:val="21"/>
+        </w:rPr>
+        <w:t xml:space="preserve"> between numbers that share a line, and </w:t>
+      </w:r>
+      <w:r>
+        <w:rPr>
+          <w:rFonts w:ascii="Consolas" w:hAnsi="Consolas" w:cs="Consolas"/>
+          <w:b w:val="0"/>
+          <w:color w:val="2D2A26"/>
+          <w:sz w:val="19"/>
+        </w:rPr>
+        <w:t>'\n'</w:t>
+      </w:r>
+      <w:r>
+        <w:rPr>
+          <w:b w:val="0"/>
+          <w:sz w:val="21"/>
+        </w:rPr>
+        <w:t xml:space="preserve"> at the end of every line:</w:t>
+      </w:r>
+    </w:p>
+    <w:p>
+      <w:pPr>
+        <w:spacing w:before="120" w:after="120" w:line="240" w:lineRule="auto"/>
+        <w:ind w:left="230"/>
+        <w:shd w:val="clear" w:color="auto" w:fill="F4F1EC"/>
+        <w:pBdr>
+          <w:left w:val="single" w:sz="18" w:space="6" w:color="8A4B1F"/>
+        </w:pBdr>
+      </w:pPr>
+      <w:r>
+        <w:rPr>
+          <w:rFonts w:ascii="Consolas" w:hAnsi="Consolas" w:cs="Consolas"/>
+          <w:color w:val="2D2A26"/>
+          <w:sz w:val="17"/>
+        </w:rPr>
+        <w:t>cout &lt;&lt; 7 &lt;&lt; ' ' &lt;&lt; 3 &lt;&lt; '\n';      // 7 3</w:t>
       </w:r>
     </w:p>
     <w:tbl>
@@ -333,13 +540,14 @@
         <w:tblLook w:firstColumn="1" w:firstRow="1" w:lastColumn="0" w:lastRow="0" w:noHBand="0" w:noVBand="1" w:val="04A0"/>
       </w:tblPr>
       <w:tblGrid>
-        <w:gridCol w:w="4320"/>
-        <w:gridCol w:w="4320"/>
+        <w:gridCol w:w="2880"/>
+        <w:gridCol w:w="2880"/>
+        <w:gridCol w:w="2880"/>
       </w:tblGrid>
       <w:tr>
         <w:tc>
           <w:tcPr>
-            <w:tcW w:type="dxa" w:w="3312"/>
+            <w:tcW w:type="dxa" w:w="3024"/>
           </w:tcPr>
           <w:p>
             <w:pPr>
@@ -352,13 +560,13 @@
                 <w:color w:val="605C58"/>
                 <w:sz w:val="16"/>
               </w:rPr>
-              <w:t>LINE</w:t>
+              <w:t>SIGN</w:t>
             </w:r>
           </w:p>
         </w:tc>
         <w:tc>
           <w:tcPr>
-            <w:tcW w:type="dxa" w:w="5760"/>
+            <w:tcW w:type="dxa" w:w="4752"/>
           </w:tcPr>
           <w:p>
             <w:pPr>
@@ -371,7 +579,26 @@
                 <w:color w:val="605C58"/>
                 <w:sz w:val="16"/>
               </w:rPr>
-              <w:t>WHAT IT DOES</w:t>
+              <w:t>MEANING</w:t>
+            </w:r>
+          </w:p>
+        </w:tc>
+        <w:tc>
+          <w:tcPr>
+            <w:tcW w:type="dxa" w:w="1296"/>
+          </w:tcPr>
+          <w:p>
+            <w:pPr>
+              <w:shd w:val="clear" w:color="auto" w:fill="F3ECE4"/>
+            </w:pPr>
+            <w:r/>
+            <w:r>
+              <w:rPr>
+                <w:b/>
+                <w:color w:val="605C58"/>
+                <w:sz w:val="16"/>
+              </w:rPr>
+              <w:t>EXAMPLE</w:t>
             </w:r>
           </w:p>
         </w:tc>
@@ -379,7 +606,7 @@
       <w:tr>
         <w:tc>
           <w:tcPr>
-            <w:tcW w:type="dxa" w:w="3312"/>
+            <w:tcW w:type="dxa" w:w="3024"/>
           </w:tcPr>
           <w:p>
             <w:r/>
@@ -390,13 +617,13 @@
                 <w:color w:val="2D2A26"/>
                 <w:sz w:val="17"/>
               </w:rPr>
-              <w:t>#include &lt;iostream&gt;</w:t>
+              <w:t>+  -  *</w:t>
             </w:r>
           </w:p>
         </w:tc>
         <w:tc>
           <w:tcPr>
-            <w:tcW w:type="dxa" w:w="5760"/>
+            <w:tcW w:type="dxa" w:w="4752"/>
           </w:tcPr>
           <w:p>
             <w:r/>
@@ -405,47 +632,13 @@
                 <w:b w:val="0"/>
                 <w:sz w:val="19"/>
               </w:rPr>
-              <w:t xml:space="preserve">brings in </w:t>
-            </w:r>
-            <w:r>
-              <w:rPr>
-                <w:rFonts w:ascii="Consolas" w:hAnsi="Consolas" w:cs="Consolas"/>
-                <w:b w:val="0"/>
-                <w:color w:val="2D2A26"/>
-                <w:sz w:val="17"/>
-              </w:rPr>
-              <w:t>cin</w:t>
-            </w:r>
-            <w:r>
-              <w:rPr>
-                <w:b w:val="0"/>
-                <w:sz w:val="19"/>
-              </w:rPr>
-              <w:t xml:space="preserve"> and </w:t>
-            </w:r>
-            <w:r>
-              <w:rPr>
-                <w:rFonts w:ascii="Consolas" w:hAnsi="Consolas" w:cs="Consolas"/>
-                <w:b w:val="0"/>
-                <w:color w:val="2D2A26"/>
-                <w:sz w:val="17"/>
-              </w:rPr>
-              <w:t>cout</w:t>
-            </w:r>
-            <w:r>
-              <w:rPr>
-                <w:b w:val="0"/>
-                <w:sz w:val="19"/>
-              </w:rPr>
-              <w:t>; without it nothing here works</w:t>
+              <w:t>add, subtract, multiply</w:t>
             </w:r>
           </w:p>
         </w:tc>
-      </w:tr>
-      <w:tr>
         <w:tc>
           <w:tcPr>
-            <w:tcW w:type="dxa" w:w="3312"/>
+            <w:tcW w:type="dxa" w:w="1296"/>
           </w:tcPr>
           <w:p>
             <w:r/>
@@ -456,22 +649,14 @@
                 <w:color w:val="2D2A26"/>
                 <w:sz w:val="17"/>
               </w:rPr>
-              <w:t>using namespace std;</w:t>
+              <w:t>7 * 3</w:t>
             </w:r>
-          </w:p>
-        </w:tc>
-        <w:tc>
-          <w:tcPr>
-            <w:tcW w:type="dxa" w:w="5760"/>
-          </w:tcPr>
-          <w:p>
-            <w:r/>
             <w:r>
               <w:rPr>
                 <w:b w:val="0"/>
                 <w:sz w:val="19"/>
               </w:rPr>
-              <w:t xml:space="preserve">lets you write </w:t>
+              <w:t xml:space="preserve"> is </w:t>
             </w:r>
             <w:r>
               <w:rPr>
@@ -480,30 +665,7 @@
                 <w:color w:val="2D2A26"/>
                 <w:sz w:val="17"/>
               </w:rPr>
-              <w:t>cout</w:t>
-            </w:r>
-            <w:r>
-              <w:rPr>
-                <w:b w:val="0"/>
-                <w:sz w:val="19"/>
-              </w:rPr>
-              <w:t xml:space="preserve"> instead of </w:t>
-            </w:r>
-            <w:r>
-              <w:rPr>
-                <w:rFonts w:ascii="Consolas" w:hAnsi="Consolas" w:cs="Consolas"/>
-                <w:b w:val="0"/>
-                <w:color w:val="2D2A26"/>
-                <w:sz w:val="17"/>
-              </w:rPr>
-              <w:t>std::cout</w:t>
-            </w:r>
-            <w:r>
-              <w:rPr>
-                <w:b w:val="0"/>
-                <w:sz w:val="19"/>
-              </w:rPr>
-              <w:t xml:space="preserve"> everywhere</w:t>
+              <w:t>21</w:t>
             </w:r>
           </w:p>
         </w:tc>
@@ -511,7 +673,7 @@
       <w:tr>
         <w:tc>
           <w:tcPr>
-            <w:tcW w:type="dxa" w:w="3312"/>
+            <w:tcW w:type="dxa" w:w="3024"/>
           </w:tcPr>
           <w:p>
             <w:r/>
@@ -522,13 +684,13 @@
                 <w:color w:val="2D2A26"/>
                 <w:sz w:val="17"/>
               </w:rPr>
-              <w:t>int main()</w:t>
+              <w:t>/</w:t>
             </w:r>
           </w:p>
         </w:tc>
         <w:tc>
           <w:tcPr>
-            <w:tcW w:type="dxa" w:w="5760"/>
+            <w:tcW w:type="dxa" w:w="4752"/>
           </w:tcPr>
           <w:p>
             <w:r/>
@@ -537,15 +699,13 @@
                 <w:b w:val="0"/>
                 <w:sz w:val="19"/>
               </w:rPr>
-              <w:t>where the program begins - there must be exactly one</w:t>
+              <w:t>divide whole numbers: the part after the point is dropped</w:t>
             </w:r>
           </w:p>
         </w:tc>
-      </w:tr>
-      <w:tr>
         <w:tc>
           <w:tcPr>
-            <w:tcW w:type="dxa" w:w="3312"/>
+            <w:tcW w:type="dxa" w:w="1296"/>
           </w:tcPr>
           <w:p>
             <w:r/>
@@ -556,13 +716,48 @@
                 <w:color w:val="2D2A26"/>
                 <w:sz w:val="17"/>
               </w:rPr>
-              <w:t>return 0;</w:t>
+              <w:t>7 / 3</w:t>
+            </w:r>
+            <w:r>
+              <w:rPr>
+                <w:b w:val="0"/>
+                <w:sz w:val="19"/>
+              </w:rPr>
+              <w:t xml:space="preserve"> is </w:t>
+            </w:r>
+            <w:r>
+              <w:rPr>
+                <w:rFonts w:ascii="Consolas" w:hAnsi="Consolas" w:cs="Consolas"/>
+                <w:b w:val="0"/>
+                <w:color w:val="2D2A26"/>
+                <w:sz w:val="17"/>
+              </w:rPr>
+              <w:t>2</w:t>
+            </w:r>
+          </w:p>
+        </w:tc>
+      </w:tr>
+      <w:tr>
+        <w:tc>
+          <w:tcPr>
+            <w:tcW w:type="dxa" w:w="3024"/>
+          </w:tcPr>
+          <w:p>
+            <w:r/>
+            <w:r>
+              <w:rPr>
+                <w:rFonts w:ascii="Consolas" w:hAnsi="Consolas" w:cs="Consolas"/>
+                <w:b w:val="0"/>
+                <w:color w:val="2D2A26"/>
+                <w:sz w:val="17"/>
+              </w:rPr>
+              <w:t>%</w:t>
             </w:r>
           </w:p>
         </w:tc>
         <w:tc>
           <w:tcPr>
-            <w:tcW w:type="dxa" w:w="5760"/>
+            <w:tcW w:type="dxa" w:w="4752"/>
           </w:tcPr>
           <w:p>
             <w:r/>
@@ -571,7 +766,31 @@
                 <w:b w:val="0"/>
                 <w:sz w:val="19"/>
               </w:rPr>
-              <w:t xml:space="preserve">"finished, no problem". You may leave it out of </w:t>
+              <w:t>the remainder of the division</w:t>
+            </w:r>
+          </w:p>
+        </w:tc>
+        <w:tc>
+          <w:tcPr>
+            <w:tcW w:type="dxa" w:w="1296"/>
+          </w:tcPr>
+          <w:p>
+            <w:r/>
+            <w:r>
+              <w:rPr>
+                <w:rFonts w:ascii="Consolas" w:hAnsi="Consolas" w:cs="Consolas"/>
+                <w:b w:val="0"/>
+                <w:color w:val="2D2A26"/>
+                <w:sz w:val="17"/>
+              </w:rPr>
+              <w:t>7 % 3</w:t>
+            </w:r>
+            <w:r>
+              <w:rPr>
+                <w:b w:val="0"/>
+                <w:sz w:val="19"/>
+              </w:rPr>
+              <w:t xml:space="preserve"> is </w:t>
             </w:r>
             <w:r>
               <w:rPr>
@@ -580,14 +799,7 @@
                 <w:color w:val="2D2A26"/>
                 <w:sz w:val="17"/>
               </w:rPr>
-              <w:t>main</w:t>
-            </w:r>
-            <w:r>
-              <w:rPr>
-                <w:b w:val="0"/>
-                <w:sz w:val="19"/>
-              </w:rPr>
-              <w:t>, but write it anyway</w:t>
+              <w:t>1</w:t>
             </w:r>
           </w:p>
         </w:tc>
@@ -608,7 +820,55 @@
           <w:b w:val="0"/>
           <w:sz w:val="20"/>
         </w:rPr>
-        <w:t>A judge runs your program, feeds it the input, and compares what comes out against the expected answer. It never looks at your code. So there are no marks for tidy names or comments - and no forgiveness for one stray space in the output.</w:t>
+        <w:t xml:space="preserve">An </w:t>
+      </w:r>
+      <w:r>
+        <w:rPr>
+          <w:rFonts w:ascii="Consolas" w:hAnsi="Consolas" w:cs="Consolas"/>
+          <w:b w:val="0"/>
+          <w:color w:val="2D2A26"/>
+          <w:sz w:val="18"/>
+        </w:rPr>
+        <w:t>int</w:t>
+      </w:r>
+      <w:r>
+        <w:rPr>
+          <w:b w:val="0"/>
+          <w:sz w:val="20"/>
+        </w:rPr>
+        <w:t xml:space="preserve"> holds numbers up to about 2 billion. When the answer can be bigger, use </w:t>
+      </w:r>
+      <w:r>
+        <w:rPr>
+          <w:rFonts w:ascii="Consolas" w:hAnsi="Consolas" w:cs="Consolas"/>
+          <w:b w:val="0"/>
+          <w:color w:val="2D2A26"/>
+          <w:sz w:val="18"/>
+        </w:rPr>
+        <w:t>long long</w:t>
+      </w:r>
+      <w:r>
+        <w:rPr>
+          <w:b w:val="0"/>
+          <w:sz w:val="20"/>
+        </w:rPr>
+        <w:t xml:space="preserve"> instead of </w:t>
+      </w:r>
+      <w:r>
+        <w:rPr>
+          <w:rFonts w:ascii="Consolas" w:hAnsi="Consolas" w:cs="Consolas"/>
+          <w:b w:val="0"/>
+          <w:color w:val="2D2A26"/>
+          <w:sz w:val="18"/>
+        </w:rPr>
+        <w:t>int</w:t>
+      </w:r>
+      <w:r>
+        <w:rPr>
+          <w:b w:val="0"/>
+          <w:sz w:val="20"/>
+        </w:rPr>
+        <w:t>. Lesson 02 explains why.</w:t>
       </w:r>
     </w:p>
     <w:p>
@@ -616,7 +876,7 @@
         <w:pStyle w:val="Heading1"/>
       </w:pPr>
       <w:r>
-        <w:t>2. Compiling and running it</w:t>
+        <w:t>3. Many numbers: a loop</w:t>
       </w:r>
     </w:p>
     <w:p>
@@ -625,874 +885,7 @@
           <w:b w:val="0"/>
           <w:sz w:val="21"/>
         </w:rPr>
-        <w:t xml:space="preserve">A C++ file is not a program until the compiler has turned it into one. Save the code as </w:t>
-      </w:r>
-      <w:r>
-        <w:rPr>
-          <w:rFonts w:ascii="Consolas" w:hAnsi="Consolas" w:cs="Consolas"/>
-          <w:b w:val="0"/>
-          <w:color w:val="2D2A26"/>
-          <w:sz w:val="19"/>
-        </w:rPr>
-        <w:t>sol.cpp</w:t>
-      </w:r>
-      <w:r>
-        <w:rPr>
-          <w:b w:val="0"/>
-          <w:sz w:val="21"/>
-        </w:rPr>
-        <w:t xml:space="preserve"> and run this in a terminal in the same folder:</w:t>
-      </w:r>
-    </w:p>
-    <w:p>
-      <w:pPr>
-        <w:spacing w:before="120" w:after="120" w:line="240" w:lineRule="auto"/>
-        <w:ind w:left="230"/>
-        <w:shd w:val="clear" w:color="auto" w:fill="F4F1EC"/>
-        <w:pBdr>
-          <w:left w:val="single" w:sz="18" w:space="6" w:color="8A4B1F"/>
-        </w:pBdr>
-      </w:pPr>
-      <w:r>
-        <w:rPr>
-          <w:rFonts w:ascii="Consolas" w:hAnsi="Consolas" w:cs="Consolas"/>
-          <w:color w:val="2D2A26"/>
-          <w:sz w:val="17"/>
-        </w:rPr>
-        <w:t>g++ -std=c++17 -O2 -Wall -o sol sol.cpp</w:t>
-      </w:r>
-    </w:p>
-    <w:tbl>
-      <w:tblPr>
-        <w:tblStyle w:val="TableGrid"/>
-        <w:tblW w:type="auto" w:w="0"/>
-        <w:tblLayout w:type="autofit"/>
-        <w:tblLook w:firstColumn="1" w:firstRow="1" w:lastColumn="0" w:lastRow="0" w:noHBand="0" w:noVBand="1" w:val="04A0"/>
-      </w:tblPr>
-      <w:tblGrid>
-        <w:gridCol w:w="4320"/>
-        <w:gridCol w:w="4320"/>
-      </w:tblGrid>
-      <w:tr>
-        <w:tc>
-          <w:tcPr>
-            <w:tcW w:type="dxa" w:w="3312"/>
-          </w:tcPr>
-          <w:p>
-            <w:pPr>
-              <w:shd w:val="clear" w:color="auto" w:fill="F3ECE4"/>
-            </w:pPr>
-            <w:r/>
-            <w:r>
-              <w:rPr>
-                <w:b/>
-                <w:color w:val="605C58"/>
-                <w:sz w:val="16"/>
-              </w:rPr>
-              <w:t>PART</w:t>
-            </w:r>
-          </w:p>
-        </w:tc>
-        <w:tc>
-          <w:tcPr>
-            <w:tcW w:type="dxa" w:w="5760"/>
-          </w:tcPr>
-          <w:p>
-            <w:pPr>
-              <w:shd w:val="clear" w:color="auto" w:fill="F3ECE4"/>
-            </w:pPr>
-            <w:r/>
-            <w:r>
-              <w:rPr>
-                <w:b/>
-                <w:color w:val="605C58"/>
-                <w:sz w:val="16"/>
-              </w:rPr>
-              <w:t>WHAT IT MEANS</w:t>
-            </w:r>
-          </w:p>
-        </w:tc>
-      </w:tr>
-      <w:tr>
-        <w:tc>
-          <w:tcPr>
-            <w:tcW w:type="dxa" w:w="3312"/>
-          </w:tcPr>
-          <w:p>
-            <w:r/>
-            <w:r>
-              <w:rPr>
-                <w:rFonts w:ascii="Consolas" w:hAnsi="Consolas" w:cs="Consolas"/>
-                <w:b w:val="0"/>
-                <w:color w:val="2D2A26"/>
-                <w:sz w:val="17"/>
-              </w:rPr>
-              <w:t>g++</w:t>
-            </w:r>
-          </w:p>
-        </w:tc>
-        <w:tc>
-          <w:tcPr>
-            <w:tcW w:type="dxa" w:w="5760"/>
-          </w:tcPr>
-          <w:p>
-            <w:r/>
-            <w:r>
-              <w:rPr>
-                <w:b w:val="0"/>
-                <w:sz w:val="19"/>
-              </w:rPr>
-              <w:t>the compiler</w:t>
-            </w:r>
-          </w:p>
-        </w:tc>
-      </w:tr>
-      <w:tr>
-        <w:tc>
-          <w:tcPr>
-            <w:tcW w:type="dxa" w:w="3312"/>
-          </w:tcPr>
-          <w:p>
-            <w:r/>
-            <w:r>
-              <w:rPr>
-                <w:rFonts w:ascii="Consolas" w:hAnsi="Consolas" w:cs="Consolas"/>
-                <w:b w:val="0"/>
-                <w:color w:val="2D2A26"/>
-                <w:sz w:val="17"/>
-              </w:rPr>
-              <w:t>-std=c++17</w:t>
-            </w:r>
-          </w:p>
-        </w:tc>
-        <w:tc>
-          <w:tcPr>
-            <w:tcW w:type="dxa" w:w="5760"/>
-          </w:tcPr>
-          <w:p>
-            <w:r/>
-            <w:r>
-              <w:rPr>
-                <w:b w:val="0"/>
-                <w:sz w:val="19"/>
-              </w:rPr>
-              <w:t>use the 2017 version of the language - what this course is written for</w:t>
-            </w:r>
-          </w:p>
-        </w:tc>
-      </w:tr>
-      <w:tr>
-        <w:tc>
-          <w:tcPr>
-            <w:tcW w:type="dxa" w:w="3312"/>
-          </w:tcPr>
-          <w:p>
-            <w:r/>
-            <w:r>
-              <w:rPr>
-                <w:rFonts w:ascii="Consolas" w:hAnsi="Consolas" w:cs="Consolas"/>
-                <w:b w:val="0"/>
-                <w:color w:val="2D2A26"/>
-                <w:sz w:val="17"/>
-              </w:rPr>
-              <w:t>-O2</w:t>
-            </w:r>
-          </w:p>
-        </w:tc>
-        <w:tc>
-          <w:tcPr>
-            <w:tcW w:type="dxa" w:w="5760"/>
-          </w:tcPr>
-          <w:p>
-            <w:r/>
-            <w:r>
-              <w:rPr>
-                <w:b w:val="0"/>
-                <w:sz w:val="19"/>
-              </w:rPr>
-              <w:t>optimise; this is what the judge uses, and it is often twice as fast</w:t>
-            </w:r>
-          </w:p>
-        </w:tc>
-      </w:tr>
-      <w:tr>
-        <w:tc>
-          <w:tcPr>
-            <w:tcW w:type="dxa" w:w="3312"/>
-          </w:tcPr>
-          <w:p>
-            <w:r/>
-            <w:r>
-              <w:rPr>
-                <w:rFonts w:ascii="Consolas" w:hAnsi="Consolas" w:cs="Consolas"/>
-                <w:b w:val="0"/>
-                <w:color w:val="2D2A26"/>
-                <w:sz w:val="17"/>
-              </w:rPr>
-              <w:t>-Wall</w:t>
-            </w:r>
-          </w:p>
-        </w:tc>
-        <w:tc>
-          <w:tcPr>
-            <w:tcW w:type="dxa" w:w="5760"/>
-          </w:tcPr>
-          <w:p>
-            <w:r/>
-            <w:r>
-              <w:rPr>
-                <w:b w:val="0"/>
-                <w:sz w:val="19"/>
-              </w:rPr>
-              <w:t xml:space="preserve">warn me about anything suspicious. </w:t>
-            </w:r>
-            <w:r>
-              <w:rPr>
-                <w:b/>
-                <w:sz w:val="19"/>
-              </w:rPr>
-              <w:t>Read the warnings.</w:t>
-            </w:r>
-          </w:p>
-        </w:tc>
-      </w:tr>
-      <w:tr>
-        <w:tc>
-          <w:tcPr>
-            <w:tcW w:type="dxa" w:w="3312"/>
-          </w:tcPr>
-          <w:p>
-            <w:r/>
-            <w:r>
-              <w:rPr>
-                <w:rFonts w:ascii="Consolas" w:hAnsi="Consolas" w:cs="Consolas"/>
-                <w:b w:val="0"/>
-                <w:color w:val="2D2A26"/>
-                <w:sz w:val="17"/>
-              </w:rPr>
-              <w:t>-o sol</w:t>
-            </w:r>
-          </w:p>
-        </w:tc>
-        <w:tc>
-          <w:tcPr>
-            <w:tcW w:type="dxa" w:w="5760"/>
-          </w:tcPr>
-          <w:p>
-            <w:r/>
-            <w:r>
-              <w:rPr>
-                <w:b w:val="0"/>
-                <w:sz w:val="19"/>
-              </w:rPr>
-              <w:t xml:space="preserve">call the finished program </w:t>
-            </w:r>
-            <w:r>
-              <w:rPr>
-                <w:rFonts w:ascii="Consolas" w:hAnsi="Consolas" w:cs="Consolas"/>
-                <w:b w:val="0"/>
-                <w:color w:val="2D2A26"/>
-                <w:sz w:val="17"/>
-              </w:rPr>
-              <w:t>sol</w:t>
-            </w:r>
-          </w:p>
-        </w:tc>
-      </w:tr>
-      <w:tr>
-        <w:tc>
-          <w:tcPr>
-            <w:tcW w:type="dxa" w:w="3312"/>
-          </w:tcPr>
-          <w:p>
-            <w:r/>
-            <w:r>
-              <w:rPr>
-                <w:rFonts w:ascii="Consolas" w:hAnsi="Consolas" w:cs="Consolas"/>
-                <w:b w:val="0"/>
-                <w:color w:val="2D2A26"/>
-                <w:sz w:val="17"/>
-              </w:rPr>
-              <w:t>sol.cpp</w:t>
-            </w:r>
-          </w:p>
-        </w:tc>
-        <w:tc>
-          <w:tcPr>
-            <w:tcW w:type="dxa" w:w="5760"/>
-          </w:tcPr>
-          <w:p>
-            <w:r/>
-            <w:r>
-              <w:rPr>
-                <w:b w:val="0"/>
-                <w:sz w:val="19"/>
-              </w:rPr>
-              <w:t>the file to compile</w:t>
-            </w:r>
-          </w:p>
-        </w:tc>
-      </w:tr>
-    </w:tbl>
-    <w:p/>
-    <w:p>
-      <w:r>
-        <w:rPr>
-          <w:b w:val="0"/>
-          <w:sz w:val="21"/>
-        </w:rPr>
-        <w:t xml:space="preserve">Then run it. On Windows type </w:t>
-      </w:r>
-      <w:r>
-        <w:rPr>
-          <w:rFonts w:ascii="Consolas" w:hAnsi="Consolas" w:cs="Consolas"/>
-          <w:b w:val="0"/>
-          <w:color w:val="2D2A26"/>
-          <w:sz w:val="19"/>
-        </w:rPr>
-        <w:t>sol</w:t>
-      </w:r>
-      <w:r>
-        <w:rPr>
-          <w:b w:val="0"/>
-          <w:sz w:val="21"/>
-        </w:rPr>
-        <w:t xml:space="preserve"> or </w:t>
-      </w:r>
-      <w:r>
-        <w:rPr>
-          <w:rFonts w:ascii="Consolas" w:hAnsi="Consolas" w:cs="Consolas"/>
-          <w:b w:val="0"/>
-          <w:color w:val="2D2A26"/>
-          <w:sz w:val="19"/>
-        </w:rPr>
-        <w:t>sol.exe</w:t>
-      </w:r>
-      <w:r>
-        <w:rPr>
-          <w:b w:val="0"/>
-          <w:sz w:val="21"/>
-        </w:rPr>
-        <w:t xml:space="preserve">; on Linux and macOS type </w:t>
-      </w:r>
-      <w:r>
-        <w:rPr>
-          <w:rFonts w:ascii="Consolas" w:hAnsi="Consolas" w:cs="Consolas"/>
-          <w:b w:val="0"/>
-          <w:color w:val="2D2A26"/>
-          <w:sz w:val="19"/>
-        </w:rPr>
-        <w:t>./sol</w:t>
-      </w:r>
-      <w:r>
-        <w:rPr>
-          <w:b w:val="0"/>
-          <w:sz w:val="21"/>
-        </w:rPr>
-        <w:t>. The program waits, you type the input, you press Enter, and the answer appears.</w:t>
-      </w:r>
-    </w:p>
-    <w:p>
-      <w:pPr>
-        <w:spacing w:before="120"/>
-        <w:ind w:left="230"/>
-        <w:shd w:val="clear" w:color="auto" w:fill="FDF6E7"/>
-        <w:pBdr>
-          <w:left w:val="single" w:sz="18" w:space="6" w:color="D9A441"/>
-        </w:pBdr>
-      </w:pPr>
-      <w:r>
-        <w:rPr>
-          <w:rFonts w:ascii="Consolas" w:hAnsi="Consolas" w:cs="Consolas"/>
-          <w:b w:val="0"/>
-          <w:color w:val="2D2A26"/>
-          <w:sz w:val="18"/>
-        </w:rPr>
-        <w:t>-Wall</w:t>
-      </w:r>
-      <w:r>
-        <w:rPr>
-          <w:b w:val="0"/>
-          <w:sz w:val="20"/>
-        </w:rPr>
-        <w:t xml:space="preserve"> is the cheapest help you will ever get. A warning about a variable used before it was given a value, or about comparing two different types, is very often the bug you would otherwise have spent twenty minutes hunting. If it warns, read it.</w:t>
-      </w:r>
-    </w:p>
-    <w:p>
-      <w:pPr>
-        <w:pStyle w:val="Heading3"/>
-      </w:pPr>
-      <w:r>
-        <w:t>When it will not compile</w:t>
-      </w:r>
-    </w:p>
-    <w:p>
-      <w:r>
-        <w:rPr>
-          <w:b w:val="0"/>
-          <w:sz w:val="21"/>
-        </w:rPr>
-        <w:t xml:space="preserve">The compiler prints the </w:t>
-      </w:r>
-      <w:r>
-        <w:rPr>
-          <w:b/>
-          <w:sz w:val="21"/>
-        </w:rPr>
-        <w:t>first</w:t>
-      </w:r>
-      <w:r>
-        <w:rPr>
-          <w:b w:val="0"/>
-          <w:sz w:val="21"/>
-        </w:rPr>
-        <w:t xml:space="preserve"> error with a line number. Fix that one and compile again - later errors are often just confusion caused by the first. Three that everybody meets:</w:t>
-      </w:r>
-    </w:p>
-    <w:tbl>
-      <w:tblPr>
-        <w:tblStyle w:val="TableGrid"/>
-        <w:tblW w:type="auto" w:w="0"/>
-        <w:tblLayout w:type="autofit"/>
-        <w:tblLook w:firstColumn="1" w:firstRow="1" w:lastColumn="0" w:lastRow="0" w:noHBand="0" w:noVBand="1" w:val="04A0"/>
-      </w:tblPr>
-      <w:tblGrid>
-        <w:gridCol w:w="4320"/>
-        <w:gridCol w:w="4320"/>
-      </w:tblGrid>
-      <w:tr>
-        <w:tc>
-          <w:tcPr>
-            <w:tcW w:type="dxa" w:w="3312"/>
-          </w:tcPr>
-          <w:p>
-            <w:pPr>
-              <w:shd w:val="clear" w:color="auto" w:fill="F3ECE4"/>
-            </w:pPr>
-            <w:r/>
-            <w:r>
-              <w:rPr>
-                <w:b/>
-                <w:color w:val="605C58"/>
-                <w:sz w:val="16"/>
-              </w:rPr>
-              <w:t>MESSAGE SAYS SOMETHING LIKE</w:t>
-            </w:r>
-          </w:p>
-        </w:tc>
-        <w:tc>
-          <w:tcPr>
-            <w:tcW w:type="dxa" w:w="5760"/>
-          </w:tcPr>
-          <w:p>
-            <w:pPr>
-              <w:shd w:val="clear" w:color="auto" w:fill="F3ECE4"/>
-            </w:pPr>
-            <w:r/>
-            <w:r>
-              <w:rPr>
-                <w:b/>
-                <w:color w:val="605C58"/>
-                <w:sz w:val="16"/>
-              </w:rPr>
-              <w:t>USUALLY MEANS</w:t>
-            </w:r>
-          </w:p>
-        </w:tc>
-      </w:tr>
-      <w:tr>
-        <w:tc>
-          <w:tcPr>
-            <w:tcW w:type="dxa" w:w="3312"/>
-          </w:tcPr>
-          <w:p>
-            <w:r/>
-            <w:r>
-              <w:rPr>
-                <w:rFonts w:ascii="Consolas" w:hAnsi="Consolas" w:cs="Consolas"/>
-                <w:b w:val="0"/>
-                <w:color w:val="2D2A26"/>
-                <w:sz w:val="17"/>
-              </w:rPr>
-              <w:t>expected ';' before ...</w:t>
-            </w:r>
-          </w:p>
-        </w:tc>
-        <w:tc>
-          <w:tcPr>
-            <w:tcW w:type="dxa" w:w="5760"/>
-          </w:tcPr>
-          <w:p>
-            <w:r/>
-            <w:r>
-              <w:rPr>
-                <w:b w:val="0"/>
-                <w:sz w:val="19"/>
-              </w:rPr>
-              <w:t xml:space="preserve">a missing semicolon, on the line </w:t>
-            </w:r>
-            <w:r>
-              <w:rPr>
-                <w:b/>
-                <w:sz w:val="19"/>
-              </w:rPr>
-              <w:t>above</w:t>
-            </w:r>
-            <w:r>
-              <w:rPr>
-                <w:b w:val="0"/>
-                <w:sz w:val="19"/>
-              </w:rPr>
-              <w:t xml:space="preserve"> the one named</w:t>
-            </w:r>
-          </w:p>
-        </w:tc>
-      </w:tr>
-      <w:tr>
-        <w:tc>
-          <w:tcPr>
-            <w:tcW w:type="dxa" w:w="3312"/>
-          </w:tcPr>
-          <w:p>
-            <w:r/>
-            <w:r>
-              <w:rPr>
-                <w:rFonts w:ascii="Consolas" w:hAnsi="Consolas" w:cs="Consolas"/>
-                <w:b w:val="0"/>
-                <w:color w:val="2D2A26"/>
-                <w:sz w:val="17"/>
-              </w:rPr>
-              <w:t>'cout' was not declared</w:t>
-            </w:r>
-          </w:p>
-        </w:tc>
-        <w:tc>
-          <w:tcPr>
-            <w:tcW w:type="dxa" w:w="5760"/>
-          </w:tcPr>
-          <w:p>
-            <w:r/>
-            <w:r>
-              <w:rPr>
-                <w:b w:val="0"/>
-                <w:sz w:val="19"/>
-              </w:rPr>
-              <w:t xml:space="preserve">no </w:t>
-            </w:r>
-            <w:r>
-              <w:rPr>
-                <w:rFonts w:ascii="Consolas" w:hAnsi="Consolas" w:cs="Consolas"/>
-                <w:b w:val="0"/>
-                <w:color w:val="2D2A26"/>
-                <w:sz w:val="17"/>
-              </w:rPr>
-              <w:t>#include &lt;iostream&gt;</w:t>
-            </w:r>
-            <w:r>
-              <w:rPr>
-                <w:b w:val="0"/>
-                <w:sz w:val="19"/>
-              </w:rPr>
-              <w:t xml:space="preserve"> or no </w:t>
-            </w:r>
-            <w:r>
-              <w:rPr>
-                <w:rFonts w:ascii="Consolas" w:hAnsi="Consolas" w:cs="Consolas"/>
-                <w:b w:val="0"/>
-                <w:color w:val="2D2A26"/>
-                <w:sz w:val="17"/>
-              </w:rPr>
-              <w:t>using namespace std;</w:t>
-            </w:r>
-          </w:p>
-        </w:tc>
-      </w:tr>
-      <w:tr>
-        <w:tc>
-          <w:tcPr>
-            <w:tcW w:type="dxa" w:w="3312"/>
-          </w:tcPr>
-          <w:p>
-            <w:r/>
-            <w:r>
-              <w:rPr>
-                <w:rFonts w:ascii="Consolas" w:hAnsi="Consolas" w:cs="Consolas"/>
-                <w:b w:val="0"/>
-                <w:color w:val="2D2A26"/>
-                <w:sz w:val="17"/>
-              </w:rPr>
-              <w:t>expected '}' at end of input</w:t>
-            </w:r>
-          </w:p>
-        </w:tc>
-        <w:tc>
-          <w:tcPr>
-            <w:tcW w:type="dxa" w:w="5760"/>
-          </w:tcPr>
-          <w:p>
-            <w:r/>
-            <w:r>
-              <w:rPr>
-                <w:b w:val="0"/>
-                <w:sz w:val="19"/>
-              </w:rPr>
-              <w:t xml:space="preserve">a </w:t>
-            </w:r>
-            <w:r>
-              <w:rPr>
-                <w:rFonts w:ascii="Consolas" w:hAnsi="Consolas" w:cs="Consolas"/>
-                <w:b w:val="0"/>
-                <w:color w:val="2D2A26"/>
-                <w:sz w:val="17"/>
-              </w:rPr>
-              <w:t>{</w:t>
-            </w:r>
-            <w:r>
-              <w:rPr>
-                <w:b w:val="0"/>
-                <w:sz w:val="19"/>
-              </w:rPr>
-              <w:t xml:space="preserve"> somewhere with no matching </w:t>
-            </w:r>
-            <w:r>
-              <w:rPr>
-                <w:rFonts w:ascii="Consolas" w:hAnsi="Consolas" w:cs="Consolas"/>
-                <w:b w:val="0"/>
-                <w:color w:val="2D2A26"/>
-                <w:sz w:val="17"/>
-              </w:rPr>
-              <w:t>}</w:t>
-            </w:r>
-          </w:p>
-        </w:tc>
-      </w:tr>
-    </w:tbl>
-    <w:p/>
-    <w:p>
-      <w:pPr>
-        <w:pStyle w:val="Heading1"/>
-      </w:pPr>
-      <w:r>
-        <w:t>3. Reading numbers with cin</w:t>
-      </w:r>
-    </w:p>
-    <w:p>
-      <w:r>
-        <w:rPr>
-          <w:rFonts w:ascii="Consolas" w:hAnsi="Consolas" w:cs="Consolas"/>
-          <w:b w:val="0"/>
-          <w:color w:val="2D2A26"/>
-          <w:sz w:val="19"/>
-        </w:rPr>
-        <w:t>cin &gt;&gt; x</w:t>
-      </w:r>
-      <w:r>
-        <w:rPr>
-          <w:b w:val="0"/>
-          <w:sz w:val="21"/>
-        </w:rPr>
-        <w:t xml:space="preserve"> reads one value and puts it into </w:t>
-      </w:r>
-      <w:r>
-        <w:rPr>
-          <w:rFonts w:ascii="Consolas" w:hAnsi="Consolas" w:cs="Consolas"/>
-          <w:b w:val="0"/>
-          <w:color w:val="2D2A26"/>
-          <w:sz w:val="19"/>
-        </w:rPr>
-        <w:t>x</w:t>
-      </w:r>
-      <w:r>
-        <w:rPr>
-          <w:b w:val="0"/>
-          <w:sz w:val="21"/>
-        </w:rPr>
-        <w:t xml:space="preserve">. It skips over any spaces, tabs and newlines first, so </w:t>
-      </w:r>
-      <w:r>
-        <w:rPr>
-          <w:b/>
-          <w:sz w:val="21"/>
-        </w:rPr>
-        <w:t>the layout of the input does not matter at all</w:t>
-      </w:r>
-      <w:r>
-        <w:rPr>
-          <w:b w:val="0"/>
-          <w:sz w:val="21"/>
-        </w:rPr>
-        <w:t>. These three inputs are all the same to the program:</w:t>
-      </w:r>
-    </w:p>
-    <w:p>
-      <w:pPr>
-        <w:spacing w:before="120" w:after="0" w:line="240" w:lineRule="auto"/>
-        <w:ind w:left="230"/>
-        <w:shd w:val="clear" w:color="auto" w:fill="F4F1EC"/>
-        <w:pBdr>
-          <w:left w:val="single" w:sz="18" w:space="6" w:color="8A4B1F"/>
-        </w:pBdr>
-      </w:pPr>
-      <w:r>
-        <w:rPr>
-          <w:rFonts w:ascii="Consolas" w:hAnsi="Consolas" w:cs="Consolas"/>
-          <w:color w:val="2D2A26"/>
-          <w:sz w:val="17"/>
-        </w:rPr>
-        <w:t>int a, b, c;</w:t>
-      </w:r>
-    </w:p>
-    <w:p>
-      <w:pPr>
-        <w:spacing w:before="0" w:after="0" w:line="240" w:lineRule="auto"/>
-        <w:ind w:left="230"/>
-        <w:shd w:val="clear" w:color="auto" w:fill="F4F1EC"/>
-        <w:pBdr>
-          <w:left w:val="single" w:sz="18" w:space="6" w:color="8A4B1F"/>
-        </w:pBdr>
-      </w:pPr>
-      <w:r>
-        <w:rPr>
-          <w:rFonts w:ascii="Consolas" w:hAnsi="Consolas" w:cs="Consolas"/>
-          <w:color w:val="2D2A26"/>
-          <w:sz w:val="17"/>
-        </w:rPr>
-        <w:t>cin &gt;&gt; a &gt;&gt; b &gt;&gt; c;</w:t>
-      </w:r>
-    </w:p>
-    <w:p>
-      <w:pPr>
-        <w:spacing w:before="0" w:after="0" w:line="240" w:lineRule="auto"/>
-        <w:ind w:left="230"/>
-        <w:shd w:val="clear" w:color="auto" w:fill="F4F1EC"/>
-        <w:pBdr>
-          <w:left w:val="single" w:sz="18" w:space="6" w:color="8A4B1F"/>
-        </w:pBdr>
-      </w:pPr>
-      <w:r>
-        <w:rPr>
-          <w:rFonts w:ascii="Consolas" w:hAnsi="Consolas" w:cs="Consolas"/>
-          <w:color w:val="2D2A26"/>
-          <w:sz w:val="17"/>
-        </w:rPr>
-        <w:t xml:space="preserve"> </w:t>
-      </w:r>
-    </w:p>
-    <w:p>
-      <w:pPr>
-        <w:spacing w:before="0" w:after="0" w:line="240" w:lineRule="auto"/>
-        <w:ind w:left="230"/>
-        <w:shd w:val="clear" w:color="auto" w:fill="F4F1EC"/>
-        <w:pBdr>
-          <w:left w:val="single" w:sz="18" w:space="6" w:color="8A4B1F"/>
-        </w:pBdr>
-      </w:pPr>
-      <w:r>
-        <w:rPr>
-          <w:rFonts w:ascii="Consolas" w:hAnsi="Consolas" w:cs="Consolas"/>
-          <w:color w:val="2D2A26"/>
-          <w:sz w:val="17"/>
-        </w:rPr>
-        <w:t>//   3 1 4        on one line</w:t>
-      </w:r>
-    </w:p>
-    <w:p>
-      <w:pPr>
-        <w:spacing w:before="0" w:after="0" w:line="240" w:lineRule="auto"/>
-        <w:ind w:left="230"/>
-        <w:shd w:val="clear" w:color="auto" w:fill="F4F1EC"/>
-        <w:pBdr>
-          <w:left w:val="single" w:sz="18" w:space="6" w:color="8A4B1F"/>
-        </w:pBdr>
-      </w:pPr>
-      <w:r>
-        <w:rPr>
-          <w:rFonts w:ascii="Consolas" w:hAnsi="Consolas" w:cs="Consolas"/>
-          <w:color w:val="2D2A26"/>
-          <w:sz w:val="17"/>
-        </w:rPr>
-        <w:t>//   3            or on three lines</w:t>
-      </w:r>
-    </w:p>
-    <w:p>
-      <w:pPr>
-        <w:spacing w:before="0" w:after="0" w:line="240" w:lineRule="auto"/>
-        <w:ind w:left="230"/>
-        <w:shd w:val="clear" w:color="auto" w:fill="F4F1EC"/>
-        <w:pBdr>
-          <w:left w:val="single" w:sz="18" w:space="6" w:color="8A4B1F"/>
-        </w:pBdr>
-      </w:pPr>
-      <w:r>
-        <w:rPr>
-          <w:rFonts w:ascii="Consolas" w:hAnsi="Consolas" w:cs="Consolas"/>
-          <w:color w:val="2D2A26"/>
-          <w:sz w:val="17"/>
-        </w:rPr>
-        <w:t>//   1</w:t>
-      </w:r>
-    </w:p>
-    <w:p>
-      <w:pPr>
-        <w:spacing w:before="0" w:after="0" w:line="240" w:lineRule="auto"/>
-        <w:ind w:left="230"/>
-        <w:shd w:val="clear" w:color="auto" w:fill="F4F1EC"/>
-        <w:pBdr>
-          <w:left w:val="single" w:sz="18" w:space="6" w:color="8A4B1F"/>
-        </w:pBdr>
-      </w:pPr>
-      <w:r>
-        <w:rPr>
-          <w:rFonts w:ascii="Consolas" w:hAnsi="Consolas" w:cs="Consolas"/>
-          <w:color w:val="2D2A26"/>
-          <w:sz w:val="17"/>
-        </w:rPr>
-        <w:t>//   4</w:t>
-      </w:r>
-    </w:p>
-    <w:p>
-      <w:pPr>
-        <w:spacing w:before="0" w:after="0" w:line="240" w:lineRule="auto"/>
-        <w:ind w:left="230"/>
-        <w:shd w:val="clear" w:color="auto" w:fill="F4F1EC"/>
-        <w:pBdr>
-          <w:left w:val="single" w:sz="18" w:space="6" w:color="8A4B1F"/>
-        </w:pBdr>
-      </w:pPr>
-      <w:r>
-        <w:rPr>
-          <w:rFonts w:ascii="Consolas" w:hAnsi="Consolas" w:cs="Consolas"/>
-          <w:color w:val="2D2A26"/>
-          <w:sz w:val="17"/>
-        </w:rPr>
-        <w:t>//   3   1</w:t>
-      </w:r>
-    </w:p>
-    <w:p>
-      <w:pPr>
-        <w:spacing w:before="0" w:after="120" w:line="240" w:lineRule="auto"/>
-        <w:ind w:left="230"/>
-        <w:shd w:val="clear" w:color="auto" w:fill="F4F1EC"/>
-        <w:pBdr>
-          <w:left w:val="single" w:sz="18" w:space="6" w:color="8A4B1F"/>
-        </w:pBdr>
-      </w:pPr>
-      <w:r>
-        <w:rPr>
-          <w:rFonts w:ascii="Consolas" w:hAnsi="Consolas" w:cs="Consolas"/>
-          <w:color w:val="2D2A26"/>
-          <w:sz w:val="17"/>
-        </w:rPr>
-        <w:t>//      4         or any other arrangement - all identical</w:t>
-      </w:r>
-    </w:p>
-    <w:p>
-      <w:r>
-        <w:rPr>
-          <w:b w:val="0"/>
-          <w:sz w:val="21"/>
-        </w:rPr>
-        <w:t>That is why you never need to think about where the line breaks are, as long as you are reading numbers. The commonest shape by far is *a count, then that many values*:</w:t>
+        <w:t>Very often the first number tells you how many numbers come after it. Read it, then read the rest in a loop:</w:t>
       </w:r>
     </w:p>
     <w:p>
@@ -1528,7 +921,7 @@
           <w:color w:val="2D2A26"/>
           <w:sz w:val="17"/>
         </w:rPr>
-        <w:t>cin &gt;&gt; n;                    // how many values are coming</w:t>
+        <w:t>cin &gt;&gt; n;                // how many numbers follow</w:t>
       </w:r>
     </w:p>
     <w:p>
@@ -1618,7 +1011,7 @@
           <w:color w:val="2D2A26"/>
           <w:sz w:val="17"/>
         </w:rPr>
-        <w:t xml:space="preserve">    cin &gt;&gt; x;                // the same variable, reused n times</w:t>
+        <w:t xml:space="preserve">    cin &gt;&gt; x;            // the same x is used again and again</w:t>
       </w:r>
     </w:p>
     <w:p>
@@ -1676,20 +1069,12 @@
       </w:r>
     </w:p>
     <w:p>
-      <w:pPr>
-        <w:spacing w:before="120"/>
-        <w:ind w:left="230"/>
-        <w:shd w:val="clear" w:color="auto" w:fill="FDF6E7"/>
-        <w:pBdr>
-          <w:left w:val="single" w:sz="18" w:space="6" w:color="D9A441"/>
-        </w:pBdr>
-      </w:pPr>
       <w:r>
         <w:rPr>
           <w:b w:val="0"/>
-          <w:sz w:val="20"/>
+          <w:sz w:val="21"/>
         </w:rPr>
-        <w:t>Notice that nothing was stored. The values were read one at a time, added up, and thrown away. A great many problems need nothing more than that - and when the input is too big to store, as in group F of section 13, it is the only way. Keeping the whole list is Lesson 04's job, and you should only do it when the problem really needs it.</w:t>
+        <w:t>Nothing was stored. Each number was read, used, and forgotten. Most problems need only a few things kept from the numbers you have seen: a sum, a counter, the best one so far.</w:t>
       </w:r>
     </w:p>
     <w:p>
@@ -1698,2566 +1083,7 @@
           <w:b w:val="0"/>
           <w:sz w:val="21"/>
         </w:rPr>
-        <w:t xml:space="preserve">Read into a variable of the right kind. A whole number needs an </w:t>
-      </w:r>
-      <w:r>
-        <w:rPr>
-          <w:rFonts w:ascii="Consolas" w:hAnsi="Consolas" w:cs="Consolas"/>
-          <w:b w:val="0"/>
-          <w:color w:val="2D2A26"/>
-          <w:sz w:val="19"/>
-        </w:rPr>
-        <w:t>int</w:t>
-      </w:r>
-      <w:r>
-        <w:rPr>
-          <w:b w:val="0"/>
-          <w:sz w:val="21"/>
-        </w:rPr>
-        <w:t xml:space="preserve">, a number with a decimal point needs a </w:t>
-      </w:r>
-      <w:r>
-        <w:rPr>
-          <w:rFonts w:ascii="Consolas" w:hAnsi="Consolas" w:cs="Consolas"/>
-          <w:b w:val="0"/>
-          <w:color w:val="2D2A26"/>
-          <w:sz w:val="19"/>
-        </w:rPr>
-        <w:t>double</w:t>
-      </w:r>
-      <w:r>
-        <w:rPr>
-          <w:b w:val="0"/>
-          <w:sz w:val="21"/>
-        </w:rPr>
-        <w:t xml:space="preserve">, one character needs a </w:t>
-      </w:r>
-      <w:r>
-        <w:rPr>
-          <w:rFonts w:ascii="Consolas" w:hAnsi="Consolas" w:cs="Consolas"/>
-          <w:b w:val="0"/>
-          <w:color w:val="2D2A26"/>
-          <w:sz w:val="19"/>
-        </w:rPr>
-        <w:t>char</w:t>
-      </w:r>
-      <w:r>
-        <w:rPr>
-          <w:b w:val="0"/>
-          <w:sz w:val="21"/>
-        </w:rPr>
-        <w:t>:</w:t>
-      </w:r>
-    </w:p>
-    <w:p>
-      <w:pPr>
-        <w:spacing w:before="120" w:after="0" w:line="240" w:lineRule="auto"/>
-        <w:ind w:left="230"/>
-        <w:shd w:val="clear" w:color="auto" w:fill="F4F1EC"/>
-        <w:pBdr>
-          <w:left w:val="single" w:sz="18" w:space="6" w:color="8A4B1F"/>
-        </w:pBdr>
-      </w:pPr>
-      <w:r>
-        <w:rPr>
-          <w:rFonts w:ascii="Consolas" w:hAnsi="Consolas" w:cs="Consolas"/>
-          <w:color w:val="2D2A26"/>
-          <w:sz w:val="17"/>
-        </w:rPr>
-        <w:t>int    n;       cin &gt;&gt; n;      // 42</w:t>
-      </w:r>
-    </w:p>
-    <w:p>
-      <w:pPr>
-        <w:spacing w:before="0" w:after="0" w:line="240" w:lineRule="auto"/>
-        <w:ind w:left="230"/>
-        <w:shd w:val="clear" w:color="auto" w:fill="F4F1EC"/>
-        <w:pBdr>
-          <w:left w:val="single" w:sz="18" w:space="6" w:color="8A4B1F"/>
-        </w:pBdr>
-      </w:pPr>
-      <w:r>
-        <w:rPr>
-          <w:rFonts w:ascii="Consolas" w:hAnsi="Consolas" w:cs="Consolas"/>
-          <w:color w:val="2D2A26"/>
-          <w:sz w:val="17"/>
-        </w:rPr>
-        <w:t>double d;       cin &gt;&gt; d;      // 3.5</w:t>
-      </w:r>
-    </w:p>
-    <w:p>
-      <w:pPr>
-        <w:spacing w:before="0" w:after="120" w:line="240" w:lineRule="auto"/>
-        <w:ind w:left="230"/>
-        <w:shd w:val="clear" w:color="auto" w:fill="F4F1EC"/>
-        <w:pBdr>
-          <w:left w:val="single" w:sz="18" w:space="6" w:color="8A4B1F"/>
-        </w:pBdr>
-      </w:pPr>
-      <w:r>
-        <w:rPr>
-          <w:rFonts w:ascii="Consolas" w:hAnsi="Consolas" w:cs="Consolas"/>
-          <w:color w:val="2D2A26"/>
-          <w:sz w:val="17"/>
-        </w:rPr>
-        <w:t>char   c;       cin &gt;&gt; c;      // one character, spaces skipped</w:t>
-      </w:r>
-    </w:p>
-    <w:p>
-      <w:pPr>
-        <w:spacing w:before="120"/>
-        <w:ind w:left="230"/>
-        <w:shd w:val="clear" w:color="auto" w:fill="FDF6E7"/>
-        <w:pBdr>
-          <w:left w:val="single" w:sz="18" w:space="6" w:color="D9A441"/>
-        </w:pBdr>
-      </w:pPr>
-      <w:r>
-        <w:rPr>
-          <w:b w:val="0"/>
-          <w:sz w:val="20"/>
-        </w:rPr>
-        <w:t xml:space="preserve">If the input contains a number too big for an </w:t>
-      </w:r>
-      <w:r>
-        <w:rPr>
-          <w:rFonts w:ascii="Consolas" w:hAnsi="Consolas" w:cs="Consolas"/>
-          <w:b w:val="0"/>
-          <w:color w:val="2D2A26"/>
-          <w:sz w:val="18"/>
-        </w:rPr>
-        <w:t>int</w:t>
-      </w:r>
-      <w:r>
-        <w:rPr>
-          <w:b w:val="0"/>
-          <w:sz w:val="20"/>
-        </w:rPr>
-        <w:t xml:space="preserve"> - anything past about 2 000 000 000 - you need a </w:t>
-      </w:r>
-      <w:r>
-        <w:rPr>
-          <w:rFonts w:ascii="Consolas" w:hAnsi="Consolas" w:cs="Consolas"/>
-          <w:b w:val="0"/>
-          <w:color w:val="2D2A26"/>
-          <w:sz w:val="18"/>
-        </w:rPr>
-        <w:t>long long</w:t>
-      </w:r>
-      <w:r>
-        <w:rPr>
-          <w:b w:val="0"/>
-          <w:sz w:val="20"/>
-        </w:rPr>
-        <w:t>. That is the whole of Lesson 02, and it is the single commonest cause of a wrong answer in Groups C and D.</w:t>
-      </w:r>
-    </w:p>
-    <w:p>
-      <w:pPr>
-        <w:pStyle w:val="Heading1"/>
-      </w:pPr>
-      <w:r>
-        <w:t>4. When the count is not given</w:t>
-      </w:r>
-    </w:p>
-    <w:p>
-      <w:r>
-        <w:rPr>
-          <w:b w:val="0"/>
-          <w:sz w:val="21"/>
-        </w:rPr>
-        <w:t xml:space="preserve">Sometimes the input simply stops, with no count to tell you when. </w:t>
-      </w:r>
-      <w:r>
-        <w:rPr>
-          <w:rFonts w:ascii="Consolas" w:hAnsi="Consolas" w:cs="Consolas"/>
-          <w:b w:val="0"/>
-          <w:color w:val="2D2A26"/>
-          <w:sz w:val="19"/>
-        </w:rPr>
-        <w:t>cin &gt;&gt; x</w:t>
-      </w:r>
-      <w:r>
-        <w:rPr>
-          <w:b w:val="0"/>
-          <w:sz w:val="21"/>
-        </w:rPr>
-        <w:t xml:space="preserve"> answers </w:t>
-      </w:r>
-      <w:r>
-        <w:rPr>
-          <w:rFonts w:ascii="Consolas" w:hAnsi="Consolas" w:cs="Consolas"/>
-          <w:b w:val="0"/>
-          <w:color w:val="2D2A26"/>
-          <w:sz w:val="19"/>
-        </w:rPr>
-        <w:t>false</w:t>
-      </w:r>
-      <w:r>
-        <w:rPr>
-          <w:b w:val="0"/>
-          <w:sz w:val="21"/>
-        </w:rPr>
-        <w:t xml:space="preserve"> once there is nothing left to read, so it can be the condition of a </w:t>
-      </w:r>
-      <w:r>
-        <w:rPr>
-          <w:rFonts w:ascii="Consolas" w:hAnsi="Consolas" w:cs="Consolas"/>
-          <w:b w:val="0"/>
-          <w:color w:val="2D2A26"/>
-          <w:sz w:val="19"/>
-        </w:rPr>
-        <w:t>while</w:t>
-      </w:r>
-      <w:r>
-        <w:rPr>
-          <w:b w:val="0"/>
-          <w:sz w:val="21"/>
-        </w:rPr>
-        <w:t xml:space="preserve"> loop:</w:t>
-      </w:r>
-    </w:p>
-    <w:p>
-      <w:pPr>
-        <w:spacing w:before="120" w:after="0" w:line="240" w:lineRule="auto"/>
-        <w:ind w:left="230"/>
-        <w:shd w:val="clear" w:color="auto" w:fill="F4F1EC"/>
-        <w:pBdr>
-          <w:left w:val="single" w:sz="18" w:space="6" w:color="8A4B1F"/>
-        </w:pBdr>
-      </w:pPr>
-      <w:r>
-        <w:rPr>
-          <w:rFonts w:ascii="Consolas" w:hAnsi="Consolas" w:cs="Consolas"/>
-          <w:color w:val="2D2A26"/>
-          <w:sz w:val="17"/>
-        </w:rPr>
-        <w:t>int x;</w:t>
-      </w:r>
-    </w:p>
-    <w:p>
-      <w:pPr>
-        <w:spacing w:before="0" w:after="0" w:line="240" w:lineRule="auto"/>
-        <w:ind w:left="230"/>
-        <w:shd w:val="clear" w:color="auto" w:fill="F4F1EC"/>
-        <w:pBdr>
-          <w:left w:val="single" w:sz="18" w:space="6" w:color="8A4B1F"/>
-        </w:pBdr>
-      </w:pPr>
-      <w:r>
-        <w:rPr>
-          <w:rFonts w:ascii="Consolas" w:hAnsi="Consolas" w:cs="Consolas"/>
-          <w:color w:val="2D2A26"/>
-          <w:sz w:val="17"/>
-        </w:rPr>
-        <w:t>int cnt = 0, sum = 0;</w:t>
-      </w:r>
-    </w:p>
-    <w:p>
-      <w:pPr>
-        <w:spacing w:before="0" w:after="0" w:line="240" w:lineRule="auto"/>
-        <w:ind w:left="230"/>
-        <w:shd w:val="clear" w:color="auto" w:fill="F4F1EC"/>
-        <w:pBdr>
-          <w:left w:val="single" w:sz="18" w:space="6" w:color="8A4B1F"/>
-        </w:pBdr>
-      </w:pPr>
-      <w:r>
-        <w:rPr>
-          <w:rFonts w:ascii="Consolas" w:hAnsi="Consolas" w:cs="Consolas"/>
-          <w:color w:val="2D2A26"/>
-          <w:sz w:val="17"/>
-        </w:rPr>
-        <w:t xml:space="preserve"> </w:t>
-      </w:r>
-    </w:p>
-    <w:p>
-      <w:pPr>
-        <w:spacing w:before="0" w:after="0" w:line="240" w:lineRule="auto"/>
-        <w:ind w:left="230"/>
-        <w:shd w:val="clear" w:color="auto" w:fill="F4F1EC"/>
-        <w:pBdr>
-          <w:left w:val="single" w:sz="18" w:space="6" w:color="8A4B1F"/>
-        </w:pBdr>
-      </w:pPr>
-      <w:r>
-        <w:rPr>
-          <w:rFonts w:ascii="Consolas" w:hAnsi="Consolas" w:cs="Consolas"/>
-          <w:color w:val="2D2A26"/>
-          <w:sz w:val="17"/>
-        </w:rPr>
-        <w:t>while (cin &gt;&gt; x) {           // runs until the input runs out</w:t>
-      </w:r>
-    </w:p>
-    <w:p>
-      <w:pPr>
-        <w:spacing w:before="0" w:after="0" w:line="240" w:lineRule="auto"/>
-        <w:ind w:left="230"/>
-        <w:shd w:val="clear" w:color="auto" w:fill="F4F1EC"/>
-        <w:pBdr>
-          <w:left w:val="single" w:sz="18" w:space="6" w:color="8A4B1F"/>
-        </w:pBdr>
-      </w:pPr>
-      <w:r>
-        <w:rPr>
-          <w:rFonts w:ascii="Consolas" w:hAnsi="Consolas" w:cs="Consolas"/>
-          <w:color w:val="2D2A26"/>
-          <w:sz w:val="17"/>
-        </w:rPr>
-        <w:t xml:space="preserve">    cnt++;</w:t>
-      </w:r>
-    </w:p>
-    <w:p>
-      <w:pPr>
-        <w:spacing w:before="0" w:after="0" w:line="240" w:lineRule="auto"/>
-        <w:ind w:left="230"/>
-        <w:shd w:val="clear" w:color="auto" w:fill="F4F1EC"/>
-        <w:pBdr>
-          <w:left w:val="single" w:sz="18" w:space="6" w:color="8A4B1F"/>
-        </w:pBdr>
-      </w:pPr>
-      <w:r>
-        <w:rPr>
-          <w:rFonts w:ascii="Consolas" w:hAnsi="Consolas" w:cs="Consolas"/>
-          <w:color w:val="2D2A26"/>
-          <w:sz w:val="17"/>
-        </w:rPr>
-        <w:t xml:space="preserve">    sum += x;</w:t>
-      </w:r>
-    </w:p>
-    <w:p>
-      <w:pPr>
-        <w:spacing w:before="0" w:after="0" w:line="240" w:lineRule="auto"/>
-        <w:ind w:left="230"/>
-        <w:shd w:val="clear" w:color="auto" w:fill="F4F1EC"/>
-        <w:pBdr>
-          <w:left w:val="single" w:sz="18" w:space="6" w:color="8A4B1F"/>
-        </w:pBdr>
-      </w:pPr>
-      <w:r>
-        <w:rPr>
-          <w:rFonts w:ascii="Consolas" w:hAnsi="Consolas" w:cs="Consolas"/>
-          <w:color w:val="2D2A26"/>
-          <w:sz w:val="17"/>
-        </w:rPr>
-        <w:t>}</w:t>
-      </w:r>
-    </w:p>
-    <w:p>
-      <w:pPr>
-        <w:spacing w:before="0" w:after="0" w:line="240" w:lineRule="auto"/>
-        <w:ind w:left="230"/>
-        <w:shd w:val="clear" w:color="auto" w:fill="F4F1EC"/>
-        <w:pBdr>
-          <w:left w:val="single" w:sz="18" w:space="6" w:color="8A4B1F"/>
-        </w:pBdr>
-      </w:pPr>
-      <w:r>
-        <w:rPr>
-          <w:rFonts w:ascii="Consolas" w:hAnsi="Consolas" w:cs="Consolas"/>
-          <w:color w:val="2D2A26"/>
-          <w:sz w:val="17"/>
-        </w:rPr>
-        <w:t xml:space="preserve"> </w:t>
-      </w:r>
-    </w:p>
-    <w:p>
-      <w:pPr>
-        <w:spacing w:before="0" w:after="120" w:line="240" w:lineRule="auto"/>
-        <w:ind w:left="230"/>
-        <w:shd w:val="clear" w:color="auto" w:fill="F4F1EC"/>
-        <w:pBdr>
-          <w:left w:val="single" w:sz="18" w:space="6" w:color="8A4B1F"/>
-        </w:pBdr>
-      </w:pPr>
-      <w:r>
-        <w:rPr>
-          <w:rFonts w:ascii="Consolas" w:hAnsi="Consolas" w:cs="Consolas"/>
-          <w:color w:val="2D2A26"/>
-          <w:sz w:val="17"/>
-        </w:rPr>
-        <w:t>cout &lt;&lt; cnt &lt;&lt; ' ' &lt;&lt; sum &lt;&lt; '\n';</w:t>
-      </w:r>
-    </w:p>
-    <w:p>
-      <w:pPr>
-        <w:spacing w:before="120"/>
-        <w:ind w:left="230"/>
-        <w:shd w:val="clear" w:color="auto" w:fill="FDF6E7"/>
-        <w:pBdr>
-          <w:left w:val="single" w:sz="18" w:space="6" w:color="D9A441"/>
-        </w:pBdr>
-      </w:pPr>
-      <w:r>
-        <w:rPr>
-          <w:b w:val="0"/>
-          <w:sz w:val="20"/>
-        </w:rPr>
-        <w:t xml:space="preserve">Typing that in by hand at the keyboard, the input never "runs out" - you have to say so. Press </w:t>
-      </w:r>
-      <w:r>
-        <w:rPr>
-          <w:b/>
-          <w:sz w:val="20"/>
-        </w:rPr>
-        <w:t>Ctrl+Z then Enter</w:t>
-      </w:r>
-      <w:r>
-        <w:rPr>
-          <w:b w:val="0"/>
-          <w:sz w:val="20"/>
-        </w:rPr>
-        <w:t xml:space="preserve"> on Windows, or </w:t>
-      </w:r>
-      <w:r>
-        <w:rPr>
-          <w:b/>
-          <w:sz w:val="20"/>
-        </w:rPr>
-        <w:t>Ctrl+D</w:t>
-      </w:r>
-      <w:r>
-        <w:rPr>
-          <w:b w:val="0"/>
-          <w:sz w:val="20"/>
-        </w:rPr>
-        <w:t xml:space="preserve"> on Linux and macOS - that is how youtell the program that the input has finished.</w:t>
-      </w:r>
-    </w:p>
-    <w:p>
-      <w:pPr>
-        <w:pStyle w:val="Heading3"/>
-      </w:pPr>
-      <w:r>
-        <w:t>Several test cases in one file</w:t>
-      </w:r>
-    </w:p>
-    <w:p>
-      <w:r>
-        <w:rPr>
-          <w:b w:val="0"/>
-          <w:sz w:val="21"/>
-        </w:rPr>
-        <w:t>Many statements say "the first line holds T, the number of test cases". Wrap your whole solution in a loop and do not forget to clear anything you carried over:</w:t>
-      </w:r>
-    </w:p>
-    <w:p>
-      <w:pPr>
-        <w:spacing w:before="120" w:after="0" w:line="240" w:lineRule="auto"/>
-        <w:ind w:left="230"/>
-        <w:shd w:val="clear" w:color="auto" w:fill="F4F1EC"/>
-        <w:pBdr>
-          <w:left w:val="single" w:sz="18" w:space="6" w:color="8A4B1F"/>
-        </w:pBdr>
-      </w:pPr>
-      <w:r>
-        <w:rPr>
-          <w:rFonts w:ascii="Consolas" w:hAnsi="Consolas" w:cs="Consolas"/>
-          <w:color w:val="2D2A26"/>
-          <w:sz w:val="17"/>
-        </w:rPr>
-        <w:t>int t;</w:t>
-      </w:r>
-    </w:p>
-    <w:p>
-      <w:pPr>
-        <w:spacing w:before="0" w:after="0" w:line="240" w:lineRule="auto"/>
-        <w:ind w:left="230"/>
-        <w:shd w:val="clear" w:color="auto" w:fill="F4F1EC"/>
-        <w:pBdr>
-          <w:left w:val="single" w:sz="18" w:space="6" w:color="8A4B1F"/>
-        </w:pBdr>
-      </w:pPr>
-      <w:r>
-        <w:rPr>
-          <w:rFonts w:ascii="Consolas" w:hAnsi="Consolas" w:cs="Consolas"/>
-          <w:color w:val="2D2A26"/>
-          <w:sz w:val="17"/>
-        </w:rPr>
-        <w:t>cin &gt;&gt; t;</w:t>
-      </w:r>
-    </w:p>
-    <w:p>
-      <w:pPr>
-        <w:spacing w:before="0" w:after="0" w:line="240" w:lineRule="auto"/>
-        <w:ind w:left="230"/>
-        <w:shd w:val="clear" w:color="auto" w:fill="F4F1EC"/>
-        <w:pBdr>
-          <w:left w:val="single" w:sz="18" w:space="6" w:color="8A4B1F"/>
-        </w:pBdr>
-      </w:pPr>
-      <w:r>
-        <w:rPr>
-          <w:rFonts w:ascii="Consolas" w:hAnsi="Consolas" w:cs="Consolas"/>
-          <w:color w:val="2D2A26"/>
-          <w:sz w:val="17"/>
-        </w:rPr>
-        <w:t xml:space="preserve"> </w:t>
-      </w:r>
-    </w:p>
-    <w:p>
-      <w:pPr>
-        <w:spacing w:before="0" w:after="0" w:line="240" w:lineRule="auto"/>
-        <w:ind w:left="230"/>
-        <w:shd w:val="clear" w:color="auto" w:fill="F4F1EC"/>
-        <w:pBdr>
-          <w:left w:val="single" w:sz="18" w:space="6" w:color="8A4B1F"/>
-        </w:pBdr>
-      </w:pPr>
-      <w:r>
-        <w:rPr>
-          <w:rFonts w:ascii="Consolas" w:hAnsi="Consolas" w:cs="Consolas"/>
-          <w:color w:val="2D2A26"/>
-          <w:sz w:val="17"/>
-        </w:rPr>
-        <w:t>while (t--) {                // runs t times</w:t>
-      </w:r>
-    </w:p>
-    <w:p>
-      <w:pPr>
-        <w:spacing w:before="0" w:after="0" w:line="240" w:lineRule="auto"/>
-        <w:ind w:left="230"/>
-        <w:shd w:val="clear" w:color="auto" w:fill="F4F1EC"/>
-        <w:pBdr>
-          <w:left w:val="single" w:sz="18" w:space="6" w:color="8A4B1F"/>
-        </w:pBdr>
-      </w:pPr>
-      <w:r>
-        <w:rPr>
-          <w:rFonts w:ascii="Consolas" w:hAnsi="Consolas" w:cs="Consolas"/>
-          <w:color w:val="2D2A26"/>
-          <w:sz w:val="17"/>
-        </w:rPr>
-        <w:t xml:space="preserve">    int a, b;</w:t>
-      </w:r>
-    </w:p>
-    <w:p>
-      <w:pPr>
-        <w:spacing w:before="0" w:after="0" w:line="240" w:lineRule="auto"/>
-        <w:ind w:left="230"/>
-        <w:shd w:val="clear" w:color="auto" w:fill="F4F1EC"/>
-        <w:pBdr>
-          <w:left w:val="single" w:sz="18" w:space="6" w:color="8A4B1F"/>
-        </w:pBdr>
-      </w:pPr>
-      <w:r>
-        <w:rPr>
-          <w:rFonts w:ascii="Consolas" w:hAnsi="Consolas" w:cs="Consolas"/>
-          <w:color w:val="2D2A26"/>
-          <w:sz w:val="17"/>
-        </w:rPr>
-        <w:t xml:space="preserve">    cin &gt;&gt; a &gt;&gt; b;</w:t>
-      </w:r>
-    </w:p>
-    <w:p>
-      <w:pPr>
-        <w:spacing w:before="0" w:after="0" w:line="240" w:lineRule="auto"/>
-        <w:ind w:left="230"/>
-        <w:shd w:val="clear" w:color="auto" w:fill="F4F1EC"/>
-        <w:pBdr>
-          <w:left w:val="single" w:sz="18" w:space="6" w:color="8A4B1F"/>
-        </w:pBdr>
-      </w:pPr>
-      <w:r>
-        <w:rPr>
-          <w:rFonts w:ascii="Consolas" w:hAnsi="Consolas" w:cs="Consolas"/>
-          <w:color w:val="2D2A26"/>
-          <w:sz w:val="17"/>
-        </w:rPr>
-        <w:t xml:space="preserve">    cout &lt;&lt; a + b &lt;&lt; '\n';   // one line of output per test case</w:t>
-      </w:r>
-    </w:p>
-    <w:p>
-      <w:pPr>
-        <w:spacing w:before="0" w:after="120" w:line="240" w:lineRule="auto"/>
-        <w:ind w:left="230"/>
-        <w:shd w:val="clear" w:color="auto" w:fill="F4F1EC"/>
-        <w:pBdr>
-          <w:left w:val="single" w:sz="18" w:space="6" w:color="8A4B1F"/>
-        </w:pBdr>
-      </w:pPr>
-      <w:r>
-        <w:rPr>
-          <w:rFonts w:ascii="Consolas" w:hAnsi="Consolas" w:cs="Consolas"/>
-          <w:color w:val="2D2A26"/>
-          <w:sz w:val="17"/>
-        </w:rPr>
-        <w:t>}</w:t>
-      </w:r>
-    </w:p>
-    <w:p>
-      <w:pPr>
-        <w:pStyle w:val="Heading3"/>
-      </w:pPr>
-      <w:r>
-        <w:t>Stopping at a special value</w:t>
-      </w:r>
-    </w:p>
-    <w:p>
-      <w:r>
-        <w:rPr>
-          <w:b w:val="0"/>
-          <w:sz w:val="21"/>
-        </w:rPr>
-        <w:t xml:space="preserve">Others end with a line that is not really data - often </w:t>
-      </w:r>
-      <w:r>
-        <w:rPr>
-          <w:rFonts w:ascii="Consolas" w:hAnsi="Consolas" w:cs="Consolas"/>
-          <w:b w:val="0"/>
-          <w:color w:val="2D2A26"/>
-          <w:sz w:val="19"/>
-        </w:rPr>
-        <w:t>0</w:t>
-      </w:r>
-      <w:r>
-        <w:rPr>
-          <w:b w:val="0"/>
-          <w:sz w:val="21"/>
-        </w:rPr>
-        <w:t xml:space="preserve">, or </w:t>
-      </w:r>
-      <w:r>
-        <w:rPr>
-          <w:rFonts w:ascii="Consolas" w:hAnsi="Consolas" w:cs="Consolas"/>
-          <w:b w:val="0"/>
-          <w:color w:val="2D2A26"/>
-          <w:sz w:val="19"/>
-        </w:rPr>
-        <w:t>0 0</w:t>
-      </w:r>
-      <w:r>
-        <w:rPr>
-          <w:b w:val="0"/>
-          <w:sz w:val="21"/>
-        </w:rPr>
-        <w:t xml:space="preserve">. Read, test, and break </w:t>
-      </w:r>
-      <w:r>
-        <w:rPr>
-          <w:b/>
-          <w:sz w:val="21"/>
-        </w:rPr>
-        <w:t>before</w:t>
-      </w:r>
-      <w:r>
-        <w:rPr>
-          <w:b w:val="0"/>
-          <w:sz w:val="21"/>
-        </w:rPr>
-        <w:t xml:space="preserve"> you use the values:</w:t>
-      </w:r>
-    </w:p>
-    <w:p>
-      <w:pPr>
-        <w:spacing w:before="120" w:after="0" w:line="240" w:lineRule="auto"/>
-        <w:ind w:left="230"/>
-        <w:shd w:val="clear" w:color="auto" w:fill="F4F1EC"/>
-        <w:pBdr>
-          <w:left w:val="single" w:sz="18" w:space="6" w:color="8A4B1F"/>
-        </w:pBdr>
-      </w:pPr>
-      <w:r>
-        <w:rPr>
-          <w:rFonts w:ascii="Consolas" w:hAnsi="Consolas" w:cs="Consolas"/>
-          <w:color w:val="2D2A26"/>
-          <w:sz w:val="17"/>
-        </w:rPr>
-        <w:t>int a, b;</w:t>
-      </w:r>
-    </w:p>
-    <w:p>
-      <w:pPr>
-        <w:spacing w:before="0" w:after="0" w:line="240" w:lineRule="auto"/>
-        <w:ind w:left="230"/>
-        <w:shd w:val="clear" w:color="auto" w:fill="F4F1EC"/>
-        <w:pBdr>
-          <w:left w:val="single" w:sz="18" w:space="6" w:color="8A4B1F"/>
-        </w:pBdr>
-      </w:pPr>
-      <w:r>
-        <w:rPr>
-          <w:rFonts w:ascii="Consolas" w:hAnsi="Consolas" w:cs="Consolas"/>
-          <w:color w:val="2D2A26"/>
-          <w:sz w:val="17"/>
-        </w:rPr>
-        <w:t>while (cin &gt;&gt; a &gt;&gt; b) {</w:t>
-      </w:r>
-    </w:p>
-    <w:p>
-      <w:pPr>
-        <w:spacing w:before="0" w:after="0" w:line="240" w:lineRule="auto"/>
-        <w:ind w:left="230"/>
-        <w:shd w:val="clear" w:color="auto" w:fill="F4F1EC"/>
-        <w:pBdr>
-          <w:left w:val="single" w:sz="18" w:space="6" w:color="8A4B1F"/>
-        </w:pBdr>
-      </w:pPr>
-      <w:r>
-        <w:rPr>
-          <w:rFonts w:ascii="Consolas" w:hAnsi="Consolas" w:cs="Consolas"/>
-          <w:color w:val="2D2A26"/>
-          <w:sz w:val="17"/>
-        </w:rPr>
-        <w:t xml:space="preserve">    if (a == 0 &amp;&amp; b == 0) break;    // the marker: stop, and do not print anything for it</w:t>
-      </w:r>
-    </w:p>
-    <w:p>
-      <w:pPr>
-        <w:spacing w:before="0" w:after="0" w:line="240" w:lineRule="auto"/>
-        <w:ind w:left="230"/>
-        <w:shd w:val="clear" w:color="auto" w:fill="F4F1EC"/>
-        <w:pBdr>
-          <w:left w:val="single" w:sz="18" w:space="6" w:color="8A4B1F"/>
-        </w:pBdr>
-      </w:pPr>
-      <w:r>
-        <w:rPr>
-          <w:rFonts w:ascii="Consolas" w:hAnsi="Consolas" w:cs="Consolas"/>
-          <w:color w:val="2D2A26"/>
-          <w:sz w:val="17"/>
-        </w:rPr>
-        <w:t xml:space="preserve">    cout &lt;&lt; a + b &lt;&lt; '\n';</w:t>
-      </w:r>
-    </w:p>
-    <w:p>
-      <w:pPr>
-        <w:spacing w:before="0" w:after="120" w:line="240" w:lineRule="auto"/>
-        <w:ind w:left="230"/>
-        <w:shd w:val="clear" w:color="auto" w:fill="F4F1EC"/>
-        <w:pBdr>
-          <w:left w:val="single" w:sz="18" w:space="6" w:color="8A4B1F"/>
-        </w:pBdr>
-      </w:pPr>
-      <w:r>
-        <w:rPr>
-          <w:rFonts w:ascii="Consolas" w:hAnsi="Consolas" w:cs="Consolas"/>
-          <w:color w:val="2D2A26"/>
-          <w:sz w:val="17"/>
-        </w:rPr>
-        <w:t>}</w:t>
-      </w:r>
-    </w:p>
-    <w:p>
-      <w:pPr>
-        <w:pStyle w:val="Heading1"/>
-      </w:pPr>
-      <w:r>
-        <w:t>5. Printing your answer</w:t>
-      </w:r>
-    </w:p>
-    <w:p>
-      <w:r>
-        <w:rPr>
-          <w:rFonts w:ascii="Consolas" w:hAnsi="Consolas" w:cs="Consolas"/>
-          <w:b w:val="0"/>
-          <w:color w:val="2D2A26"/>
-          <w:sz w:val="19"/>
-        </w:rPr>
-        <w:t>cout &lt;&lt;</w:t>
-      </w:r>
-      <w:r>
-        <w:rPr>
-          <w:b w:val="0"/>
-          <w:sz w:val="21"/>
-        </w:rPr>
-        <w:t xml:space="preserve"> prints one thing. Chain as many as you like, and put the line break in yourself - printing never adds one for you.</w:t>
-      </w:r>
-    </w:p>
-    <w:p>
-      <w:pPr>
-        <w:spacing w:before="120" w:after="0" w:line="240" w:lineRule="auto"/>
-        <w:ind w:left="230"/>
-        <w:shd w:val="clear" w:color="auto" w:fill="F4F1EC"/>
-        <w:pBdr>
-          <w:left w:val="single" w:sz="18" w:space="6" w:color="8A4B1F"/>
-        </w:pBdr>
-      </w:pPr>
-      <w:r>
-        <w:rPr>
-          <w:rFonts w:ascii="Consolas" w:hAnsi="Consolas" w:cs="Consolas"/>
-          <w:color w:val="2D2A26"/>
-          <w:sz w:val="17"/>
-        </w:rPr>
-        <w:t>int a = 3, b = 4;</w:t>
-      </w:r>
-    </w:p>
-    <w:p>
-      <w:pPr>
-        <w:spacing w:before="0" w:after="0" w:line="240" w:lineRule="auto"/>
-        <w:ind w:left="230"/>
-        <w:shd w:val="clear" w:color="auto" w:fill="F4F1EC"/>
-        <w:pBdr>
-          <w:left w:val="single" w:sz="18" w:space="6" w:color="8A4B1F"/>
-        </w:pBdr>
-      </w:pPr>
-      <w:r>
-        <w:rPr>
-          <w:rFonts w:ascii="Consolas" w:hAnsi="Consolas" w:cs="Consolas"/>
-          <w:color w:val="2D2A26"/>
-          <w:sz w:val="17"/>
-        </w:rPr>
-        <w:t xml:space="preserve"> </w:t>
-      </w:r>
-    </w:p>
-    <w:p>
-      <w:pPr>
-        <w:spacing w:before="0" w:after="0" w:line="240" w:lineRule="auto"/>
-        <w:ind w:left="230"/>
-        <w:shd w:val="clear" w:color="auto" w:fill="F4F1EC"/>
-        <w:pBdr>
-          <w:left w:val="single" w:sz="18" w:space="6" w:color="8A4B1F"/>
-        </w:pBdr>
-      </w:pPr>
-      <w:r>
-        <w:rPr>
-          <w:rFonts w:ascii="Consolas" w:hAnsi="Consolas" w:cs="Consolas"/>
-          <w:color w:val="2D2A26"/>
-          <w:sz w:val="17"/>
-        </w:rPr>
-        <w:t>cout &lt;&lt; a + b &lt;&lt; '\n';                       // 7</w:t>
-      </w:r>
-    </w:p>
-    <w:p>
-      <w:pPr>
-        <w:spacing w:before="0" w:after="0" w:line="240" w:lineRule="auto"/>
-        <w:ind w:left="230"/>
-        <w:shd w:val="clear" w:color="auto" w:fill="F4F1EC"/>
-        <w:pBdr>
-          <w:left w:val="single" w:sz="18" w:space="6" w:color="8A4B1F"/>
-        </w:pBdr>
-      </w:pPr>
-      <w:r>
-        <w:rPr>
-          <w:rFonts w:ascii="Consolas" w:hAnsi="Consolas" w:cs="Consolas"/>
-          <w:color w:val="2D2A26"/>
-          <w:sz w:val="17"/>
-        </w:rPr>
-        <w:t>cout &lt;&lt; "the answer is " &lt;&lt; a + b &lt;&lt; '\n';   // the answer is 7</w:t>
-      </w:r>
-    </w:p>
-    <w:p>
-      <w:pPr>
-        <w:spacing w:before="0" w:after="120" w:line="240" w:lineRule="auto"/>
-        <w:ind w:left="230"/>
-        <w:shd w:val="clear" w:color="auto" w:fill="F4F1EC"/>
-        <w:pBdr>
-          <w:left w:val="single" w:sz="18" w:space="6" w:color="8A4B1F"/>
-        </w:pBdr>
-      </w:pPr>
-      <w:r>
-        <w:rPr>
-          <w:rFonts w:ascii="Consolas" w:hAnsi="Consolas" w:cs="Consolas"/>
-          <w:color w:val="2D2A26"/>
-          <w:sz w:val="17"/>
-        </w:rPr>
-        <w:t>cout &lt;&lt; a &lt;&lt; ' ' &lt;&lt; b &lt;&lt; '\n';               // 3 4</w:t>
-      </w:r>
-    </w:p>
-    <w:p>
-      <w:r>
-        <w:rPr>
-          <w:b w:val="0"/>
-          <w:sz w:val="21"/>
-        </w:rPr>
-        <w:t xml:space="preserve">When several numbers go on one line, the tidy habit is a space </w:t>
-      </w:r>
-      <w:r>
-        <w:rPr>
-          <w:b/>
-          <w:sz w:val="21"/>
-        </w:rPr>
-        <w:t>before</w:t>
-      </w:r>
-      <w:r>
-        <w:rPr>
-          <w:b w:val="0"/>
-          <w:sz w:val="21"/>
-        </w:rPr>
-        <w:t xml:space="preserve"> every one except the first. That leaves no trailing space at the end of the line:</w:t>
-      </w:r>
-    </w:p>
-    <w:p>
-      <w:pPr>
-        <w:spacing w:before="120" w:after="0" w:line="240" w:lineRule="auto"/>
-        <w:ind w:left="230"/>
-        <w:shd w:val="clear" w:color="auto" w:fill="F4F1EC"/>
-        <w:pBdr>
-          <w:left w:val="single" w:sz="18" w:space="6" w:color="8A4B1F"/>
-        </w:pBdr>
-      </w:pPr>
-      <w:r>
-        <w:rPr>
-          <w:rFonts w:ascii="Consolas" w:hAnsi="Consolas" w:cs="Consolas"/>
-          <w:color w:val="2D2A26"/>
-          <w:sz w:val="17"/>
-        </w:rPr>
-        <w:t>int n = 5;</w:t>
-      </w:r>
-    </w:p>
-    <w:p>
-      <w:pPr>
-        <w:spacing w:before="0" w:after="0" w:line="240" w:lineRule="auto"/>
-        <w:ind w:left="230"/>
-        <w:shd w:val="clear" w:color="auto" w:fill="F4F1EC"/>
-        <w:pBdr>
-          <w:left w:val="single" w:sz="18" w:space="6" w:color="8A4B1F"/>
-        </w:pBdr>
-      </w:pPr>
-      <w:r>
-        <w:rPr>
-          <w:rFonts w:ascii="Consolas" w:hAnsi="Consolas" w:cs="Consolas"/>
-          <w:color w:val="2D2A26"/>
-          <w:sz w:val="17"/>
-        </w:rPr>
-        <w:t>for (int i = 1; i &lt;= n; i++) {</w:t>
-      </w:r>
-    </w:p>
-    <w:p>
-      <w:pPr>
-        <w:spacing w:before="0" w:after="0" w:line="240" w:lineRule="auto"/>
-        <w:ind w:left="230"/>
-        <w:shd w:val="clear" w:color="auto" w:fill="F4F1EC"/>
-        <w:pBdr>
-          <w:left w:val="single" w:sz="18" w:space="6" w:color="8A4B1F"/>
-        </w:pBdr>
-      </w:pPr>
-      <w:r>
-        <w:rPr>
-          <w:rFonts w:ascii="Consolas" w:hAnsi="Consolas" w:cs="Consolas"/>
-          <w:color w:val="2D2A26"/>
-          <w:sz w:val="17"/>
-        </w:rPr>
-        <w:t xml:space="preserve">    if (i &gt; 1) cout &lt;&lt; ' ';</w:t>
-      </w:r>
-    </w:p>
-    <w:p>
-      <w:pPr>
-        <w:spacing w:before="0" w:after="0" w:line="240" w:lineRule="auto"/>
-        <w:ind w:left="230"/>
-        <w:shd w:val="clear" w:color="auto" w:fill="F4F1EC"/>
-        <w:pBdr>
-          <w:left w:val="single" w:sz="18" w:space="6" w:color="8A4B1F"/>
-        </w:pBdr>
-      </w:pPr>
-      <w:r>
-        <w:rPr>
-          <w:rFonts w:ascii="Consolas" w:hAnsi="Consolas" w:cs="Consolas"/>
-          <w:color w:val="2D2A26"/>
-          <w:sz w:val="17"/>
-        </w:rPr>
-        <w:t xml:space="preserve">    cout &lt;&lt; i * i;</w:t>
-      </w:r>
-    </w:p>
-    <w:p>
-      <w:pPr>
-        <w:spacing w:before="0" w:after="0" w:line="240" w:lineRule="auto"/>
-        <w:ind w:left="230"/>
-        <w:shd w:val="clear" w:color="auto" w:fill="F4F1EC"/>
-        <w:pBdr>
-          <w:left w:val="single" w:sz="18" w:space="6" w:color="8A4B1F"/>
-        </w:pBdr>
-      </w:pPr>
-      <w:r>
-        <w:rPr>
-          <w:rFonts w:ascii="Consolas" w:hAnsi="Consolas" w:cs="Consolas"/>
-          <w:color w:val="2D2A26"/>
-          <w:sz w:val="17"/>
-        </w:rPr>
-        <w:t>}</w:t>
-      </w:r>
-    </w:p>
-    <w:p>
-      <w:pPr>
-        <w:spacing w:before="0" w:after="120" w:line="240" w:lineRule="auto"/>
-        <w:ind w:left="230"/>
-        <w:shd w:val="clear" w:color="auto" w:fill="F4F1EC"/>
-        <w:pBdr>
-          <w:left w:val="single" w:sz="18" w:space="6" w:color="8A4B1F"/>
-        </w:pBdr>
-      </w:pPr>
-      <w:r>
-        <w:rPr>
-          <w:rFonts w:ascii="Consolas" w:hAnsi="Consolas" w:cs="Consolas"/>
-          <w:color w:val="2D2A26"/>
-          <w:sz w:val="17"/>
-        </w:rPr>
-        <w:t>cout &lt;&lt; '\n';                 // 1 4 9 16 25</w:t>
-      </w:r>
-    </w:p>
-    <w:p>
-      <w:pPr>
-        <w:spacing w:before="120"/>
-        <w:ind w:left="230"/>
-        <w:shd w:val="clear" w:color="auto" w:fill="FDF6E7"/>
-        <w:pBdr>
-          <w:left w:val="single" w:sz="18" w:space="6" w:color="D9A441"/>
-        </w:pBdr>
-      </w:pPr>
-      <w:r>
-        <w:rPr>
-          <w:b w:val="0"/>
-          <w:sz w:val="20"/>
-        </w:rPr>
-        <w:t>Judges almost always forgive a trailing space and a missing or extra newline at the very end. They forgive nothing else - not a capital letter where the statement wanted a small one, not "YES" where it asked for "Yes". Copy the wording out of the statement rather than typing it from memory.</w:t>
-      </w:r>
-    </w:p>
-    <w:p>
-      <w:pPr>
-        <w:pStyle w:val="Heading3"/>
-      </w:pPr>
-      <w:r>
-        <w:t>Never use endl</w:t>
-      </w:r>
-    </w:p>
-    <w:p>
-      <w:r>
-        <w:rPr>
-          <w:rFonts w:ascii="Consolas" w:hAnsi="Consolas" w:cs="Consolas"/>
-          <w:b w:val="0"/>
-          <w:color w:val="2D2A26"/>
-          <w:sz w:val="19"/>
-        </w:rPr>
-        <w:t>endl</w:t>
-      </w:r>
-      <w:r>
-        <w:rPr>
-          <w:b w:val="0"/>
-          <w:sz w:val="21"/>
-        </w:rPr>
-        <w:t xml:space="preserve"> prints a line break </w:t>
-      </w:r>
-      <w:r>
-        <w:rPr>
-          <w:b/>
-          <w:sz w:val="21"/>
-        </w:rPr>
-        <w:t>and</w:t>
-      </w:r>
-      <w:r>
-        <w:rPr>
-          <w:b w:val="0"/>
-          <w:sz w:val="21"/>
-        </w:rPr>
-        <w:t xml:space="preserve"> empties the output buffer, which means asking the operating system to actually write the text out. Doing that once is nothing. Doing it 100000 times, once per line, is enough on its own to fail a time limit on a solution that is otherwise perfect.</w:t>
-      </w:r>
-    </w:p>
-    <w:p>
-      <w:pPr>
-        <w:spacing w:before="120" w:after="0" w:line="240" w:lineRule="auto"/>
-        <w:ind w:left="230"/>
-        <w:shd w:val="clear" w:color="auto" w:fill="F4F1EC"/>
-        <w:pBdr>
-          <w:left w:val="single" w:sz="18" w:space="6" w:color="8A4B1F"/>
-        </w:pBdr>
-      </w:pPr>
-      <w:r>
-        <w:rPr>
-          <w:rFonts w:ascii="Consolas" w:hAnsi="Consolas" w:cs="Consolas"/>
-          <w:color w:val="2D2A26"/>
-          <w:sz w:val="17"/>
-        </w:rPr>
-        <w:t>cout &lt;&lt; x &lt;&lt; endl;      // a line break AND a flush - slow</w:t>
-      </w:r>
-    </w:p>
-    <w:p>
-      <w:pPr>
-        <w:spacing w:before="0" w:after="120" w:line="240" w:lineRule="auto"/>
-        <w:ind w:left="230"/>
-        <w:shd w:val="clear" w:color="auto" w:fill="F4F1EC"/>
-        <w:pBdr>
-          <w:left w:val="single" w:sz="18" w:space="6" w:color="8A4B1F"/>
-        </w:pBdr>
-      </w:pPr>
-      <w:r>
-        <w:rPr>
-          <w:rFonts w:ascii="Consolas" w:hAnsi="Consolas" w:cs="Consolas"/>
-          <w:color w:val="2D2A26"/>
-          <w:sz w:val="17"/>
-        </w:rPr>
-        <w:t>cout &lt;&lt; x &lt;&lt; '\n';      // just a line break - use this one</w:t>
-      </w:r>
-    </w:p>
-    <w:p>
-      <w:pPr>
-        <w:pStyle w:val="Heading1"/>
-      </w:pPr>
-      <w:r>
-        <w:t>6. Making cin and cout fast</w:t>
-      </w:r>
-    </w:p>
-    <w:p>
-      <w:r>
-        <w:rPr>
-          <w:b w:val="0"/>
-          <w:sz w:val="21"/>
-        </w:rPr>
-        <w:t xml:space="preserve">Out of the box, </w:t>
-      </w:r>
-      <w:r>
-        <w:rPr>
-          <w:rFonts w:ascii="Consolas" w:hAnsi="Consolas" w:cs="Consolas"/>
-          <w:b w:val="0"/>
-          <w:color w:val="2D2A26"/>
-          <w:sz w:val="19"/>
-        </w:rPr>
-        <w:t>cin</w:t>
-      </w:r>
-      <w:r>
-        <w:rPr>
-          <w:b w:val="0"/>
-          <w:sz w:val="21"/>
-        </w:rPr>
-        <w:t xml:space="preserve"> and </w:t>
-      </w:r>
-      <w:r>
-        <w:rPr>
-          <w:rFonts w:ascii="Consolas" w:hAnsi="Consolas" w:cs="Consolas"/>
-          <w:b w:val="0"/>
-          <w:color w:val="2D2A26"/>
-          <w:sz w:val="19"/>
-        </w:rPr>
-        <w:t>cout</w:t>
-      </w:r>
-      <w:r>
-        <w:rPr>
-          <w:b w:val="0"/>
-          <w:sz w:val="21"/>
-        </w:rPr>
-        <w:t xml:space="preserve"> keep themselves in step with the older C functions </w:t>
-      </w:r>
-      <w:r>
-        <w:rPr>
-          <w:rFonts w:ascii="Consolas" w:hAnsi="Consolas" w:cs="Consolas"/>
-          <w:b w:val="0"/>
-          <w:color w:val="2D2A26"/>
-          <w:sz w:val="19"/>
-        </w:rPr>
-        <w:t>scanf</w:t>
-      </w:r>
-      <w:r>
-        <w:rPr>
-          <w:b w:val="0"/>
-          <w:sz w:val="21"/>
-        </w:rPr>
-        <w:t xml:space="preserve"> and </w:t>
-      </w:r>
-      <w:r>
-        <w:rPr>
-          <w:rFonts w:ascii="Consolas" w:hAnsi="Consolas" w:cs="Consolas"/>
-          <w:b w:val="0"/>
-          <w:color w:val="2D2A26"/>
-          <w:sz w:val="19"/>
-        </w:rPr>
-        <w:t>printf</w:t>
-      </w:r>
-      <w:r>
-        <w:rPr>
-          <w:b w:val="0"/>
-          <w:sz w:val="21"/>
-        </w:rPr>
-        <w:t>, so that a program may safely use both. Almost no program wants that, and it makes reading several times slower. These two lines switch it off:</w:t>
-      </w:r>
-    </w:p>
-    <w:p>
-      <w:pPr>
-        <w:spacing w:before="120" w:after="0" w:line="240" w:lineRule="auto"/>
-        <w:ind w:left="230"/>
-        <w:shd w:val="clear" w:color="auto" w:fill="F4F1EC"/>
-        <w:pBdr>
-          <w:left w:val="single" w:sz="18" w:space="6" w:color="8A4B1F"/>
-        </w:pBdr>
-      </w:pPr>
-      <w:r>
-        <w:rPr>
-          <w:rFonts w:ascii="Consolas" w:hAnsi="Consolas" w:cs="Consolas"/>
-          <w:color w:val="2D2A26"/>
-          <w:sz w:val="17"/>
-        </w:rPr>
-        <w:t>int main() {</w:t>
-      </w:r>
-    </w:p>
-    <w:p>
-      <w:pPr>
-        <w:spacing w:before="0" w:after="0" w:line="240" w:lineRule="auto"/>
-        <w:ind w:left="230"/>
-        <w:shd w:val="clear" w:color="auto" w:fill="F4F1EC"/>
-        <w:pBdr>
-          <w:left w:val="single" w:sz="18" w:space="6" w:color="8A4B1F"/>
-        </w:pBdr>
-      </w:pPr>
-      <w:r>
-        <w:rPr>
-          <w:rFonts w:ascii="Consolas" w:hAnsi="Consolas" w:cs="Consolas"/>
-          <w:color w:val="2D2A26"/>
-          <w:sz w:val="17"/>
-        </w:rPr>
-        <w:t xml:space="preserve">    ios_base::sync_with_stdio(false);</w:t>
-      </w:r>
-    </w:p>
-    <w:p>
-      <w:pPr>
-        <w:spacing w:before="0" w:after="0" w:line="240" w:lineRule="auto"/>
-        <w:ind w:left="230"/>
-        <w:shd w:val="clear" w:color="auto" w:fill="F4F1EC"/>
-        <w:pBdr>
-          <w:left w:val="single" w:sz="18" w:space="6" w:color="8A4B1F"/>
-        </w:pBdr>
-      </w:pPr>
-      <w:r>
-        <w:rPr>
-          <w:rFonts w:ascii="Consolas" w:hAnsi="Consolas" w:cs="Consolas"/>
-          <w:color w:val="2D2A26"/>
-          <w:sz w:val="17"/>
-        </w:rPr>
-        <w:t xml:space="preserve">    cin.tie(nullptr);</w:t>
-      </w:r>
-    </w:p>
-    <w:p>
-      <w:pPr>
-        <w:spacing w:before="0" w:after="0" w:line="240" w:lineRule="auto"/>
-        <w:ind w:left="230"/>
-        <w:shd w:val="clear" w:color="auto" w:fill="F4F1EC"/>
-        <w:pBdr>
-          <w:left w:val="single" w:sz="18" w:space="6" w:color="8A4B1F"/>
-        </w:pBdr>
-      </w:pPr>
-      <w:r>
-        <w:rPr>
-          <w:rFonts w:ascii="Consolas" w:hAnsi="Consolas" w:cs="Consolas"/>
-          <w:color w:val="2D2A26"/>
-          <w:sz w:val="17"/>
-        </w:rPr>
-        <w:t xml:space="preserve"> </w:t>
-      </w:r>
-    </w:p>
-    <w:p>
-      <w:pPr>
-        <w:spacing w:before="0" w:after="0" w:line="240" w:lineRule="auto"/>
-        <w:ind w:left="230"/>
-        <w:shd w:val="clear" w:color="auto" w:fill="F4F1EC"/>
-        <w:pBdr>
-          <w:left w:val="single" w:sz="18" w:space="6" w:color="8A4B1F"/>
-        </w:pBdr>
-      </w:pPr>
-      <w:r>
-        <w:rPr>
-          <w:rFonts w:ascii="Consolas" w:hAnsi="Consolas" w:cs="Consolas"/>
-          <w:color w:val="2D2A26"/>
-          <w:sz w:val="17"/>
-        </w:rPr>
-        <w:t xml:space="preserve">    // the rest of your solution</w:t>
-      </w:r>
-    </w:p>
-    <w:p>
-      <w:pPr>
-        <w:spacing w:before="0" w:after="120" w:line="240" w:lineRule="auto"/>
-        <w:ind w:left="230"/>
-        <w:shd w:val="clear" w:color="auto" w:fill="F4F1EC"/>
-        <w:pBdr>
-          <w:left w:val="single" w:sz="18" w:space="6" w:color="8A4B1F"/>
-        </w:pBdr>
-      </w:pPr>
-      <w:r>
-        <w:rPr>
-          <w:rFonts w:ascii="Consolas" w:hAnsi="Consolas" w:cs="Consolas"/>
-          <w:color w:val="2D2A26"/>
-          <w:sz w:val="17"/>
-        </w:rPr>
-        <w:t>}</w:t>
-      </w:r>
-    </w:p>
-    <w:tbl>
-      <w:tblPr>
-        <w:tblStyle w:val="TableGrid"/>
-        <w:tblW w:type="auto" w:w="0"/>
-        <w:tblLayout w:type="autofit"/>
-        <w:tblLook w:firstColumn="1" w:firstRow="1" w:lastColumn="0" w:lastRow="0" w:noHBand="0" w:noVBand="1" w:val="04A0"/>
-      </w:tblPr>
-      <w:tblGrid>
-        <w:gridCol w:w="4320"/>
-        <w:gridCol w:w="4320"/>
-      </w:tblGrid>
-      <w:tr>
-        <w:tc>
-          <w:tcPr>
-            <w:tcW w:type="dxa" w:w="3312"/>
-          </w:tcPr>
-          <w:p>
-            <w:pPr>
-              <w:shd w:val="clear" w:color="auto" w:fill="F3ECE4"/>
-            </w:pPr>
-            <w:r/>
-            <w:r>
-              <w:rPr>
-                <w:b/>
-                <w:color w:val="605C58"/>
-                <w:sz w:val="16"/>
-              </w:rPr>
-              <w:t>LINE</w:t>
-            </w:r>
-          </w:p>
-        </w:tc>
-        <w:tc>
-          <w:tcPr>
-            <w:tcW w:type="dxa" w:w="5760"/>
-          </w:tcPr>
-          <w:p>
-            <w:pPr>
-              <w:shd w:val="clear" w:color="auto" w:fill="F3ECE4"/>
-            </w:pPr>
-            <w:r/>
-            <w:r>
-              <w:rPr>
-                <w:b/>
-                <w:color w:val="605C58"/>
-                <w:sz w:val="16"/>
-              </w:rPr>
-              <w:t>WHAT IT SWITCHES OFF</w:t>
-            </w:r>
-          </w:p>
-        </w:tc>
-      </w:tr>
-      <w:tr>
-        <w:tc>
-          <w:tcPr>
-            <w:tcW w:type="dxa" w:w="3312"/>
-          </w:tcPr>
-          <w:p>
-            <w:r/>
-            <w:r>
-              <w:rPr>
-                <w:rFonts w:ascii="Consolas" w:hAnsi="Consolas" w:cs="Consolas"/>
-                <w:b w:val="0"/>
-                <w:color w:val="2D2A26"/>
-                <w:sz w:val="17"/>
-              </w:rPr>
-              <w:t>ios_base::sync_with_stdio(false)</w:t>
-            </w:r>
-          </w:p>
-        </w:tc>
-        <w:tc>
-          <w:tcPr>
-            <w:tcW w:type="dxa" w:w="5760"/>
-          </w:tcPr>
-          <w:p>
-            <w:r/>
-            <w:r>
-              <w:rPr>
-                <w:b w:val="0"/>
-                <w:sz w:val="19"/>
-              </w:rPr>
-              <w:t xml:space="preserve">keeping </w:t>
-            </w:r>
-            <w:r>
-              <w:rPr>
-                <w:rFonts w:ascii="Consolas" w:hAnsi="Consolas" w:cs="Consolas"/>
-                <w:b w:val="0"/>
-                <w:color w:val="2D2A26"/>
-                <w:sz w:val="17"/>
-              </w:rPr>
-              <w:t>cin</w:t>
-            </w:r>
-            <w:r>
-              <w:rPr>
-                <w:b w:val="0"/>
-                <w:sz w:val="19"/>
-              </w:rPr>
-              <w:t>/</w:t>
-            </w:r>
-            <w:r>
-              <w:rPr>
-                <w:rFonts w:ascii="Consolas" w:hAnsi="Consolas" w:cs="Consolas"/>
-                <w:b w:val="0"/>
-                <w:color w:val="2D2A26"/>
-                <w:sz w:val="17"/>
-              </w:rPr>
-              <w:t>cout</w:t>
-            </w:r>
-            <w:r>
-              <w:rPr>
-                <w:b w:val="0"/>
-                <w:sz w:val="19"/>
-              </w:rPr>
-              <w:t xml:space="preserve"> in step with </w:t>
-            </w:r>
-            <w:r>
-              <w:rPr>
-                <w:rFonts w:ascii="Consolas" w:hAnsi="Consolas" w:cs="Consolas"/>
-                <w:b w:val="0"/>
-                <w:color w:val="2D2A26"/>
-                <w:sz w:val="17"/>
-              </w:rPr>
-              <w:t>scanf</w:t>
-            </w:r>
-            <w:r>
-              <w:rPr>
-                <w:b w:val="0"/>
-                <w:sz w:val="19"/>
-              </w:rPr>
-              <w:t>/</w:t>
-            </w:r>
-            <w:r>
-              <w:rPr>
-                <w:rFonts w:ascii="Consolas" w:hAnsi="Consolas" w:cs="Consolas"/>
-                <w:b w:val="0"/>
-                <w:color w:val="2D2A26"/>
-                <w:sz w:val="17"/>
-              </w:rPr>
-              <w:t>printf</w:t>
-            </w:r>
-          </w:p>
-        </w:tc>
-      </w:tr>
-      <w:tr>
-        <w:tc>
-          <w:tcPr>
-            <w:tcW w:type="dxa" w:w="3312"/>
-          </w:tcPr>
-          <w:p>
-            <w:r/>
-            <w:r>
-              <w:rPr>
-                <w:rFonts w:ascii="Consolas" w:hAnsi="Consolas" w:cs="Consolas"/>
-                <w:b w:val="0"/>
-                <w:color w:val="2D2A26"/>
-                <w:sz w:val="17"/>
-              </w:rPr>
-              <w:t>cin.tie(nullptr)</w:t>
-            </w:r>
-          </w:p>
-        </w:tc>
-        <w:tc>
-          <w:tcPr>
-            <w:tcW w:type="dxa" w:w="5760"/>
-          </w:tcPr>
-          <w:p>
-            <w:r/>
-            <w:r>
-              <w:rPr>
-                <w:b w:val="0"/>
-                <w:sz w:val="19"/>
-              </w:rPr>
-              <w:t xml:space="preserve">flushing </w:t>
-            </w:r>
-            <w:r>
-              <w:rPr>
-                <w:rFonts w:ascii="Consolas" w:hAnsi="Consolas" w:cs="Consolas"/>
-                <w:b w:val="0"/>
-                <w:color w:val="2D2A26"/>
-                <w:sz w:val="17"/>
-              </w:rPr>
-              <w:t>cout</w:t>
-            </w:r>
-            <w:r>
-              <w:rPr>
-                <w:b w:val="0"/>
-                <w:sz w:val="19"/>
-              </w:rPr>
-              <w:t xml:space="preserve"> before every single read</w:t>
-            </w:r>
-          </w:p>
-        </w:tc>
-      </w:tr>
-    </w:tbl>
-    <w:p/>
-    <w:p>
-      <w:r>
-        <w:rPr>
-          <w:b w:val="0"/>
-          <w:sz w:val="21"/>
-        </w:rPr>
-        <w:t>How much does it matter? On a problem that reads 200000 numbers, those two lines are regularly the difference between passing and failing - with no change at all to your algorithm. Type them at the start of every solution, out of habit, before you even read the statement.</w:t>
-      </w:r>
-    </w:p>
-    <w:p>
-      <w:pPr>
-        <w:spacing w:before="120"/>
-        <w:ind w:left="230"/>
-        <w:shd w:val="clear" w:color="auto" w:fill="FDF6E7"/>
-        <w:pBdr>
-          <w:left w:val="single" w:sz="18" w:space="6" w:color="D9A441"/>
-        </w:pBdr>
-      </w:pPr>
-      <w:r>
-        <w:rPr>
-          <w:b w:val="0"/>
-          <w:sz w:val="20"/>
-        </w:rPr>
-        <w:t xml:space="preserve">Two rules come with them. </w:t>
-      </w:r>
-      <w:r>
-        <w:rPr>
-          <w:b/>
-          <w:sz w:val="20"/>
-        </w:rPr>
-        <w:t>Never mix the two styles in one program</w:t>
-      </w:r>
-      <w:r>
-        <w:rPr>
-          <w:b w:val="0"/>
-          <w:sz w:val="20"/>
-        </w:rPr>
-        <w:t xml:space="preserve"> - </w:t>
-      </w:r>
-      <w:r>
-        <w:rPr>
-          <w:rFonts w:ascii="Consolas" w:hAnsi="Consolas" w:cs="Consolas"/>
-          <w:b w:val="0"/>
-          <w:color w:val="2D2A26"/>
-          <w:sz w:val="18"/>
-        </w:rPr>
-        <w:t>cin</w:t>
-      </w:r>
-      <w:r>
-        <w:rPr>
-          <w:b w:val="0"/>
-          <w:sz w:val="20"/>
-        </w:rPr>
-        <w:t>/</w:t>
-      </w:r>
-      <w:r>
-        <w:rPr>
-          <w:rFonts w:ascii="Consolas" w:hAnsi="Consolas" w:cs="Consolas"/>
-          <w:b w:val="0"/>
-          <w:color w:val="2D2A26"/>
-          <w:sz w:val="18"/>
-        </w:rPr>
-        <w:t>cout</w:t>
-      </w:r>
-      <w:r>
-        <w:rPr>
-          <w:b w:val="0"/>
-          <w:sz w:val="20"/>
-        </w:rPr>
-        <w:t xml:space="preserve"> or </w:t>
-      </w:r>
-      <w:r>
-        <w:rPr>
-          <w:rFonts w:ascii="Consolas" w:hAnsi="Consolas" w:cs="Consolas"/>
-          <w:b w:val="0"/>
-          <w:color w:val="2D2A26"/>
-          <w:sz w:val="18"/>
-        </w:rPr>
-        <w:t>scanf</w:t>
-      </w:r>
-      <w:r>
-        <w:rPr>
-          <w:b w:val="0"/>
-          <w:sz w:val="20"/>
-        </w:rPr>
-        <w:t>/</w:t>
-      </w:r>
-      <w:r>
-        <w:rPr>
-          <w:rFonts w:ascii="Consolas" w:hAnsi="Consolas" w:cs="Consolas"/>
-          <w:b w:val="0"/>
-          <w:color w:val="2D2A26"/>
-          <w:sz w:val="18"/>
-        </w:rPr>
-        <w:t>printf</w:t>
-      </w:r>
-      <w:r>
-        <w:rPr>
-          <w:b w:val="0"/>
-          <w:sz w:val="20"/>
-        </w:rPr>
-        <w:t xml:space="preserve">, pick one and stay with it, because the syncing that made mixing safe is now gone. And carry on printing </w:t>
-      </w:r>
-      <w:r>
-        <w:rPr>
-          <w:rFonts w:ascii="Consolas" w:hAnsi="Consolas" w:cs="Consolas"/>
-          <w:b w:val="0"/>
-          <w:color w:val="2D2A26"/>
-          <w:sz w:val="18"/>
-        </w:rPr>
-        <w:t>'\n'</w:t>
-      </w:r>
-      <w:r>
-        <w:rPr>
-          <w:b w:val="0"/>
-          <w:sz w:val="20"/>
-        </w:rPr>
-        <w:t xml:space="preserve"> rather than </w:t>
-      </w:r>
-      <w:r>
-        <w:rPr>
-          <w:rFonts w:ascii="Consolas" w:hAnsi="Consolas" w:cs="Consolas"/>
-          <w:b w:val="0"/>
-          <w:color w:val="2D2A26"/>
-          <w:sz w:val="18"/>
-        </w:rPr>
-        <w:t>endl</w:t>
-      </w:r>
-      <w:r>
-        <w:rPr>
-          <w:b w:val="0"/>
-          <w:sz w:val="20"/>
-        </w:rPr>
-        <w:t>, for the reason in section 5.</w:t>
-      </w:r>
-    </w:p>
-    <w:p>
-      <w:r>
-        <w:rPr>
-          <w:b w:val="0"/>
-          <w:sz w:val="21"/>
-        </w:rPr>
-        <w:t>So the full skeleton, the one you type from memory at the start of every problem:</w:t>
-      </w:r>
-    </w:p>
-    <w:p>
-      <w:pPr>
-        <w:spacing w:before="120" w:after="0" w:line="240" w:lineRule="auto"/>
-        <w:ind w:left="230"/>
-        <w:shd w:val="clear" w:color="auto" w:fill="F4F1EC"/>
-        <w:pBdr>
-          <w:left w:val="single" w:sz="18" w:space="6" w:color="8A4B1F"/>
-        </w:pBdr>
-      </w:pPr>
-      <w:r>
-        <w:rPr>
-          <w:rFonts w:ascii="Consolas" w:hAnsi="Consolas" w:cs="Consolas"/>
-          <w:color w:val="2D2A26"/>
-          <w:sz w:val="17"/>
-        </w:rPr>
-        <w:t>#include &lt;iostream&gt;</w:t>
-      </w:r>
-    </w:p>
-    <w:p>
-      <w:pPr>
-        <w:spacing w:before="0" w:after="0" w:line="240" w:lineRule="auto"/>
-        <w:ind w:left="230"/>
-        <w:shd w:val="clear" w:color="auto" w:fill="F4F1EC"/>
-        <w:pBdr>
-          <w:left w:val="single" w:sz="18" w:space="6" w:color="8A4B1F"/>
-        </w:pBdr>
-      </w:pPr>
-      <w:r>
-        <w:rPr>
-          <w:rFonts w:ascii="Consolas" w:hAnsi="Consolas" w:cs="Consolas"/>
-          <w:color w:val="2D2A26"/>
-          <w:sz w:val="17"/>
-        </w:rPr>
-        <w:t xml:space="preserve"> </w:t>
-      </w:r>
-    </w:p>
-    <w:p>
-      <w:pPr>
-        <w:spacing w:before="0" w:after="0" w:line="240" w:lineRule="auto"/>
-        <w:ind w:left="230"/>
-        <w:shd w:val="clear" w:color="auto" w:fill="F4F1EC"/>
-        <w:pBdr>
-          <w:left w:val="single" w:sz="18" w:space="6" w:color="8A4B1F"/>
-        </w:pBdr>
-      </w:pPr>
-      <w:r>
-        <w:rPr>
-          <w:rFonts w:ascii="Consolas" w:hAnsi="Consolas" w:cs="Consolas"/>
-          <w:color w:val="2D2A26"/>
-          <w:sz w:val="17"/>
-        </w:rPr>
-        <w:t>using namespace std;</w:t>
-      </w:r>
-    </w:p>
-    <w:p>
-      <w:pPr>
-        <w:spacing w:before="0" w:after="0" w:line="240" w:lineRule="auto"/>
-        <w:ind w:left="230"/>
-        <w:shd w:val="clear" w:color="auto" w:fill="F4F1EC"/>
-        <w:pBdr>
-          <w:left w:val="single" w:sz="18" w:space="6" w:color="8A4B1F"/>
-        </w:pBdr>
-      </w:pPr>
-      <w:r>
-        <w:rPr>
-          <w:rFonts w:ascii="Consolas" w:hAnsi="Consolas" w:cs="Consolas"/>
-          <w:color w:val="2D2A26"/>
-          <w:sz w:val="17"/>
-        </w:rPr>
-        <w:t xml:space="preserve"> </w:t>
-      </w:r>
-    </w:p>
-    <w:p>
-      <w:pPr>
-        <w:spacing w:before="0" w:after="0" w:line="240" w:lineRule="auto"/>
-        <w:ind w:left="230"/>
-        <w:shd w:val="clear" w:color="auto" w:fill="F4F1EC"/>
-        <w:pBdr>
-          <w:left w:val="single" w:sz="18" w:space="6" w:color="8A4B1F"/>
-        </w:pBdr>
-      </w:pPr>
-      <w:r>
-        <w:rPr>
-          <w:rFonts w:ascii="Consolas" w:hAnsi="Consolas" w:cs="Consolas"/>
-          <w:color w:val="2D2A26"/>
-          <w:sz w:val="17"/>
-        </w:rPr>
-        <w:t>int main() {</w:t>
-      </w:r>
-    </w:p>
-    <w:p>
-      <w:pPr>
-        <w:spacing w:before="0" w:after="0" w:line="240" w:lineRule="auto"/>
-        <w:ind w:left="230"/>
-        <w:shd w:val="clear" w:color="auto" w:fill="F4F1EC"/>
-        <w:pBdr>
-          <w:left w:val="single" w:sz="18" w:space="6" w:color="8A4B1F"/>
-        </w:pBdr>
-      </w:pPr>
-      <w:r>
-        <w:rPr>
-          <w:rFonts w:ascii="Consolas" w:hAnsi="Consolas" w:cs="Consolas"/>
-          <w:color w:val="2D2A26"/>
-          <w:sz w:val="17"/>
-        </w:rPr>
-        <w:t xml:space="preserve">    ios_base::sync_with_stdio(false);</w:t>
-      </w:r>
-    </w:p>
-    <w:p>
-      <w:pPr>
-        <w:spacing w:before="0" w:after="0" w:line="240" w:lineRule="auto"/>
-        <w:ind w:left="230"/>
-        <w:shd w:val="clear" w:color="auto" w:fill="F4F1EC"/>
-        <w:pBdr>
-          <w:left w:val="single" w:sz="18" w:space="6" w:color="8A4B1F"/>
-        </w:pBdr>
-      </w:pPr>
-      <w:r>
-        <w:rPr>
-          <w:rFonts w:ascii="Consolas" w:hAnsi="Consolas" w:cs="Consolas"/>
-          <w:color w:val="2D2A26"/>
-          <w:sz w:val="17"/>
-        </w:rPr>
-        <w:t xml:space="preserve">    cin.tie(nullptr);</w:t>
-      </w:r>
-    </w:p>
-    <w:p>
-      <w:pPr>
-        <w:spacing w:before="0" w:after="0" w:line="240" w:lineRule="auto"/>
-        <w:ind w:left="230"/>
-        <w:shd w:val="clear" w:color="auto" w:fill="F4F1EC"/>
-        <w:pBdr>
-          <w:left w:val="single" w:sz="18" w:space="6" w:color="8A4B1F"/>
-        </w:pBdr>
-      </w:pPr>
-      <w:r>
-        <w:rPr>
-          <w:rFonts w:ascii="Consolas" w:hAnsi="Consolas" w:cs="Consolas"/>
-          <w:color w:val="2D2A26"/>
-          <w:sz w:val="17"/>
-        </w:rPr>
-        <w:t xml:space="preserve"> </w:t>
-      </w:r>
-    </w:p>
-    <w:p>
-      <w:pPr>
-        <w:spacing w:before="0" w:after="0" w:line="240" w:lineRule="auto"/>
-        <w:ind w:left="230"/>
-        <w:shd w:val="clear" w:color="auto" w:fill="F4F1EC"/>
-        <w:pBdr>
-          <w:left w:val="single" w:sz="18" w:space="6" w:color="8A4B1F"/>
-        </w:pBdr>
-      </w:pPr>
-      <w:r>
-        <w:rPr>
-          <w:rFonts w:ascii="Consolas" w:hAnsi="Consolas" w:cs="Consolas"/>
-          <w:color w:val="2D2A26"/>
-          <w:sz w:val="17"/>
-        </w:rPr>
-        <w:t xml:space="preserve">    // read, work it out, print</w:t>
-      </w:r>
-    </w:p>
-    <w:p>
-      <w:pPr>
-        <w:spacing w:before="0" w:after="0" w:line="240" w:lineRule="auto"/>
-        <w:ind w:left="230"/>
-        <w:shd w:val="clear" w:color="auto" w:fill="F4F1EC"/>
-        <w:pBdr>
-          <w:left w:val="single" w:sz="18" w:space="6" w:color="8A4B1F"/>
-        </w:pBdr>
-      </w:pPr>
-      <w:r>
-        <w:rPr>
-          <w:rFonts w:ascii="Consolas" w:hAnsi="Consolas" w:cs="Consolas"/>
-          <w:color w:val="2D2A26"/>
-          <w:sz w:val="17"/>
-        </w:rPr>
-        <w:t xml:space="preserve"> </w:t>
-      </w:r>
-    </w:p>
-    <w:p>
-      <w:pPr>
-        <w:spacing w:before="0" w:after="0" w:line="240" w:lineRule="auto"/>
-        <w:ind w:left="230"/>
-        <w:shd w:val="clear" w:color="auto" w:fill="F4F1EC"/>
-        <w:pBdr>
-          <w:left w:val="single" w:sz="18" w:space="6" w:color="8A4B1F"/>
-        </w:pBdr>
-      </w:pPr>
-      <w:r>
-        <w:rPr>
-          <w:rFonts w:ascii="Consolas" w:hAnsi="Consolas" w:cs="Consolas"/>
-          <w:color w:val="2D2A26"/>
-          <w:sz w:val="17"/>
-        </w:rPr>
-        <w:t xml:space="preserve">    return 0;</w:t>
-      </w:r>
-    </w:p>
-    <w:p>
-      <w:pPr>
-        <w:spacing w:before="0" w:after="120" w:line="240" w:lineRule="auto"/>
-        <w:ind w:left="230"/>
-        <w:shd w:val="clear" w:color="auto" w:fill="F4F1EC"/>
-        <w:pBdr>
-          <w:left w:val="single" w:sz="18" w:space="6" w:color="8A4B1F"/>
-        </w:pBdr>
-      </w:pPr>
-      <w:r>
-        <w:rPr>
-          <w:rFonts w:ascii="Consolas" w:hAnsi="Consolas" w:cs="Consolas"/>
-          <w:color w:val="2D2A26"/>
-          <w:sz w:val="17"/>
-        </w:rPr>
-        <w:t>}</w:t>
-      </w:r>
-    </w:p>
-    <w:p>
-      <w:pPr>
-        <w:pStyle w:val="Heading1"/>
-      </w:pPr>
-      <w:r>
-        <w:t>7. Reading something that is not just numbers</w:t>
-      </w:r>
-    </w:p>
-    <w:p>
-      <w:pPr>
-        <w:pStyle w:val="Heading3"/>
-      </w:pPr>
-      <w:r>
-        <w:t>One character at a time</w:t>
-      </w:r>
-    </w:p>
-    <w:p>
-      <w:r>
-        <w:rPr>
-          <w:rFonts w:ascii="Consolas" w:hAnsi="Consolas" w:cs="Consolas"/>
-          <w:b w:val="0"/>
-          <w:color w:val="2D2A26"/>
-          <w:sz w:val="19"/>
-        </w:rPr>
-        <w:t>cin &gt;&gt; c</w:t>
-      </w:r>
-      <w:r>
-        <w:rPr>
-          <w:b w:val="0"/>
-          <w:sz w:val="21"/>
-        </w:rPr>
-        <w:t xml:space="preserve"> into a </w:t>
-      </w:r>
-      <w:r>
-        <w:rPr>
-          <w:rFonts w:ascii="Consolas" w:hAnsi="Consolas" w:cs="Consolas"/>
-          <w:b w:val="0"/>
-          <w:color w:val="2D2A26"/>
-          <w:sz w:val="19"/>
-        </w:rPr>
-        <w:t>char</w:t>
-      </w:r>
-      <w:r>
-        <w:rPr>
-          <w:b w:val="0"/>
-          <w:sz w:val="21"/>
-        </w:rPr>
-        <w:t xml:space="preserve"> skips whitespace and hands you the next real character. Put it in a </w:t>
-      </w:r>
-      <w:r>
-        <w:rPr>
-          <w:rFonts w:ascii="Consolas" w:hAnsi="Consolas" w:cs="Consolas"/>
-          <w:b w:val="0"/>
-          <w:color w:val="2D2A26"/>
-          <w:sz w:val="19"/>
-        </w:rPr>
-        <w:t>while</w:t>
-      </w:r>
-      <w:r>
-        <w:rPr>
-          <w:b w:val="0"/>
-          <w:sz w:val="21"/>
-        </w:rPr>
-        <w:t xml:space="preserve"> and you can walk through a whole stream of letters without ever storing them - which is exactly what group B of section 13 asks for:</w:t>
-      </w:r>
-    </w:p>
-    <w:p>
-      <w:pPr>
-        <w:spacing w:before="120" w:after="0" w:line="240" w:lineRule="auto"/>
-        <w:ind w:left="230"/>
-        <w:shd w:val="clear" w:color="auto" w:fill="F4F1EC"/>
-        <w:pBdr>
-          <w:left w:val="single" w:sz="18" w:space="6" w:color="8A4B1F"/>
-        </w:pBdr>
-      </w:pPr>
-      <w:r>
-        <w:rPr>
-          <w:rFonts w:ascii="Consolas" w:hAnsi="Consolas" w:cs="Consolas"/>
-          <w:color w:val="2D2A26"/>
-          <w:sz w:val="17"/>
-        </w:rPr>
-        <w:t>char c;</w:t>
-      </w:r>
-    </w:p>
-    <w:p>
-      <w:pPr>
-        <w:spacing w:before="0" w:after="0" w:line="240" w:lineRule="auto"/>
-        <w:ind w:left="230"/>
-        <w:shd w:val="clear" w:color="auto" w:fill="F4F1EC"/>
-        <w:pBdr>
-          <w:left w:val="single" w:sz="18" w:space="6" w:color="8A4B1F"/>
-        </w:pBdr>
-      </w:pPr>
-      <w:r>
-        <w:rPr>
-          <w:rFonts w:ascii="Consolas" w:hAnsi="Consolas" w:cs="Consolas"/>
-          <w:color w:val="2D2A26"/>
-          <w:sz w:val="17"/>
-        </w:rPr>
-        <w:t>int ones = 0, zeros = 0;</w:t>
-      </w:r>
-    </w:p>
-    <w:p>
-      <w:pPr>
-        <w:spacing w:before="0" w:after="0" w:line="240" w:lineRule="auto"/>
-        <w:ind w:left="230"/>
-        <w:shd w:val="clear" w:color="auto" w:fill="F4F1EC"/>
-        <w:pBdr>
-          <w:left w:val="single" w:sz="18" w:space="6" w:color="8A4B1F"/>
-        </w:pBdr>
-      </w:pPr>
-      <w:r>
-        <w:rPr>
-          <w:rFonts w:ascii="Consolas" w:hAnsi="Consolas" w:cs="Consolas"/>
-          <w:color w:val="2D2A26"/>
-          <w:sz w:val="17"/>
-        </w:rPr>
-        <w:t xml:space="preserve"> </w:t>
-      </w:r>
-    </w:p>
-    <w:p>
-      <w:pPr>
-        <w:spacing w:before="0" w:after="0" w:line="240" w:lineRule="auto"/>
-        <w:ind w:left="230"/>
-        <w:shd w:val="clear" w:color="auto" w:fill="F4F1EC"/>
-        <w:pBdr>
-          <w:left w:val="single" w:sz="18" w:space="6" w:color="8A4B1F"/>
-        </w:pBdr>
-      </w:pPr>
-      <w:r>
-        <w:rPr>
-          <w:rFonts w:ascii="Consolas" w:hAnsi="Consolas" w:cs="Consolas"/>
-          <w:color w:val="2D2A26"/>
-          <w:sz w:val="17"/>
-        </w:rPr>
-        <w:t>while (cin &gt;&gt; c) {</w:t>
-      </w:r>
-    </w:p>
-    <w:p>
-      <w:pPr>
-        <w:spacing w:before="0" w:after="0" w:line="240" w:lineRule="auto"/>
-        <w:ind w:left="230"/>
-        <w:shd w:val="clear" w:color="auto" w:fill="F4F1EC"/>
-        <w:pBdr>
-          <w:left w:val="single" w:sz="18" w:space="6" w:color="8A4B1F"/>
-        </w:pBdr>
-      </w:pPr>
-      <w:r>
-        <w:rPr>
-          <w:rFonts w:ascii="Consolas" w:hAnsi="Consolas" w:cs="Consolas"/>
-          <w:color w:val="2D2A26"/>
-          <w:sz w:val="17"/>
-        </w:rPr>
-        <w:t xml:space="preserve">    if (c == '1') ones++;</w:t>
-      </w:r>
-    </w:p>
-    <w:p>
-      <w:pPr>
-        <w:spacing w:before="0" w:after="0" w:line="240" w:lineRule="auto"/>
-        <w:ind w:left="230"/>
-        <w:shd w:val="clear" w:color="auto" w:fill="F4F1EC"/>
-        <w:pBdr>
-          <w:left w:val="single" w:sz="18" w:space="6" w:color="8A4B1F"/>
-        </w:pBdr>
-      </w:pPr>
-      <w:r>
-        <w:rPr>
-          <w:rFonts w:ascii="Consolas" w:hAnsi="Consolas" w:cs="Consolas"/>
-          <w:color w:val="2D2A26"/>
-          <w:sz w:val="17"/>
-        </w:rPr>
-        <w:t xml:space="preserve">    else if (c == '0') zeros++;</w:t>
-      </w:r>
-    </w:p>
-    <w:p>
-      <w:pPr>
-        <w:spacing w:before="0" w:after="0" w:line="240" w:lineRule="auto"/>
-        <w:ind w:left="230"/>
-        <w:shd w:val="clear" w:color="auto" w:fill="F4F1EC"/>
-        <w:pBdr>
-          <w:left w:val="single" w:sz="18" w:space="6" w:color="8A4B1F"/>
-        </w:pBdr>
-      </w:pPr>
-      <w:r>
-        <w:rPr>
-          <w:rFonts w:ascii="Consolas" w:hAnsi="Consolas" w:cs="Consolas"/>
-          <w:color w:val="2D2A26"/>
-          <w:sz w:val="17"/>
-        </w:rPr>
-        <w:t>}</w:t>
-      </w:r>
-    </w:p>
-    <w:p>
-      <w:pPr>
-        <w:spacing w:before="0" w:after="120" w:line="240" w:lineRule="auto"/>
-        <w:ind w:left="230"/>
-        <w:shd w:val="clear" w:color="auto" w:fill="F4F1EC"/>
-        <w:pBdr>
-          <w:left w:val="single" w:sz="18" w:space="6" w:color="8A4B1F"/>
-        </w:pBdr>
-      </w:pPr>
-      <w:r>
-        <w:rPr>
-          <w:rFonts w:ascii="Consolas" w:hAnsi="Consolas" w:cs="Consolas"/>
-          <w:color w:val="2D2A26"/>
-          <w:sz w:val="17"/>
-        </w:rPr>
-        <w:t>cout &lt;&lt; ones &lt;&lt; ' ' &lt;&lt; zeros &lt;&lt; '\n';</w:t>
-      </w:r>
-    </w:p>
-    <w:p>
-      <w:pPr>
-        <w:pStyle w:val="Heading3"/>
-      </w:pPr>
-      <w:r>
-        <w:t>Input in a fixed shape</w:t>
-      </w:r>
-    </w:p>
-    <w:p>
-      <w:r>
-        <w:rPr>
-          <w:b w:val="0"/>
-          <w:sz w:val="21"/>
-        </w:rPr>
-        <w:t xml:space="preserve">When the input has punctuation in it - </w:t>
-      </w:r>
-      <w:r>
-        <w:rPr>
-          <w:rFonts w:ascii="Consolas" w:hAnsi="Consolas" w:cs="Consolas"/>
-          <w:b w:val="0"/>
-          <w:color w:val="2D2A26"/>
-          <w:sz w:val="19"/>
-        </w:rPr>
-        <w:t>12+7</w:t>
-      </w:r>
-      <w:r>
-        <w:rPr>
-          <w:b w:val="0"/>
-          <w:sz w:val="21"/>
-        </w:rPr>
-        <w:t xml:space="preserve">, or </w:t>
-      </w:r>
-      <w:r>
-        <w:rPr>
-          <w:rFonts w:ascii="Consolas" w:hAnsi="Consolas" w:cs="Consolas"/>
-          <w:b w:val="0"/>
-          <w:color w:val="2D2A26"/>
-          <w:sz w:val="19"/>
-        </w:rPr>
-        <w:t>3/4</w:t>
-      </w:r>
-      <w:r>
-        <w:rPr>
-          <w:b w:val="0"/>
-          <w:sz w:val="21"/>
-        </w:rPr>
-        <w:t xml:space="preserve">, or a date as </w:t>
-      </w:r>
-      <w:r>
-        <w:rPr>
-          <w:rFonts w:ascii="Consolas" w:hAnsi="Consolas" w:cs="Consolas"/>
-          <w:b w:val="0"/>
-          <w:color w:val="2D2A26"/>
-          <w:sz w:val="19"/>
-        </w:rPr>
-        <w:t>21.05.2015</w:t>
-      </w:r>
-      <w:r>
-        <w:rPr>
-          <w:b w:val="0"/>
-          <w:sz w:val="21"/>
-        </w:rPr>
-        <w:t xml:space="preserve"> - you do not need to do anything clever. Read the pieces in the order they appear, using a </w:t>
-      </w:r>
-      <w:r>
-        <w:rPr>
-          <w:rFonts w:ascii="Consolas" w:hAnsi="Consolas" w:cs="Consolas"/>
-          <w:b w:val="0"/>
-          <w:color w:val="2D2A26"/>
-          <w:sz w:val="19"/>
-        </w:rPr>
-        <w:t>char</w:t>
-      </w:r>
-      <w:r>
-        <w:rPr>
-          <w:b w:val="0"/>
-          <w:sz w:val="21"/>
-        </w:rPr>
-        <w:t xml:space="preserve"> to swallow each separator:</w:t>
-      </w:r>
-    </w:p>
-    <w:p>
-      <w:pPr>
-        <w:spacing w:before="120" w:after="0" w:line="240" w:lineRule="auto"/>
-        <w:ind w:left="230"/>
-        <w:shd w:val="clear" w:color="auto" w:fill="F4F1EC"/>
-        <w:pBdr>
-          <w:left w:val="single" w:sz="18" w:space="6" w:color="8A4B1F"/>
-        </w:pBdr>
-      </w:pPr>
-      <w:r>
-        <w:rPr>
-          <w:rFonts w:ascii="Consolas" w:hAnsi="Consolas" w:cs="Consolas"/>
-          <w:color w:val="2D2A26"/>
-          <w:sz w:val="17"/>
-        </w:rPr>
-        <w:t>// the input line is   12+7</w:t>
-      </w:r>
-    </w:p>
-    <w:p>
-      <w:pPr>
-        <w:spacing w:before="0" w:after="0" w:line="240" w:lineRule="auto"/>
-        <w:ind w:left="230"/>
-        <w:shd w:val="clear" w:color="auto" w:fill="F4F1EC"/>
-        <w:pBdr>
-          <w:left w:val="single" w:sz="18" w:space="6" w:color="8A4B1F"/>
-        </w:pBdr>
-      </w:pPr>
-      <w:r>
-        <w:rPr>
-          <w:rFonts w:ascii="Consolas" w:hAnsi="Consolas" w:cs="Consolas"/>
-          <w:color w:val="2D2A26"/>
-          <w:sz w:val="17"/>
-        </w:rPr>
-        <w:t>int a, b;</w:t>
-      </w:r>
-    </w:p>
-    <w:p>
-      <w:pPr>
-        <w:spacing w:before="0" w:after="0" w:line="240" w:lineRule="auto"/>
-        <w:ind w:left="230"/>
-        <w:shd w:val="clear" w:color="auto" w:fill="F4F1EC"/>
-        <w:pBdr>
-          <w:left w:val="single" w:sz="18" w:space="6" w:color="8A4B1F"/>
-        </w:pBdr>
-      </w:pPr>
-      <w:r>
-        <w:rPr>
-          <w:rFonts w:ascii="Consolas" w:hAnsi="Consolas" w:cs="Consolas"/>
-          <w:color w:val="2D2A26"/>
-          <w:sz w:val="17"/>
-        </w:rPr>
-        <w:t>char sign;</w:t>
-      </w:r>
-    </w:p>
-    <w:p>
-      <w:pPr>
-        <w:spacing w:before="0" w:after="0" w:line="240" w:lineRule="auto"/>
-        <w:ind w:left="230"/>
-        <w:shd w:val="clear" w:color="auto" w:fill="F4F1EC"/>
-        <w:pBdr>
-          <w:left w:val="single" w:sz="18" w:space="6" w:color="8A4B1F"/>
-        </w:pBdr>
-      </w:pPr>
-      <w:r>
-        <w:rPr>
-          <w:rFonts w:ascii="Consolas" w:hAnsi="Consolas" w:cs="Consolas"/>
-          <w:color w:val="2D2A26"/>
-          <w:sz w:val="17"/>
-        </w:rPr>
-        <w:t>cin &gt;&gt; a &gt;&gt; sign &gt;&gt; b;          // a = 12, sign = '+', b = 7</w:t>
-      </w:r>
-    </w:p>
-    <w:p>
-      <w:pPr>
-        <w:spacing w:before="0" w:after="0" w:line="240" w:lineRule="auto"/>
-        <w:ind w:left="230"/>
-        <w:shd w:val="clear" w:color="auto" w:fill="F4F1EC"/>
-        <w:pBdr>
-          <w:left w:val="single" w:sz="18" w:space="6" w:color="8A4B1F"/>
-        </w:pBdr>
-      </w:pPr>
-      <w:r>
-        <w:rPr>
-          <w:rFonts w:ascii="Consolas" w:hAnsi="Consolas" w:cs="Consolas"/>
-          <w:color w:val="2D2A26"/>
-          <w:sz w:val="17"/>
-        </w:rPr>
-        <w:t xml:space="preserve"> </w:t>
-      </w:r>
-    </w:p>
-    <w:p>
-      <w:pPr>
-        <w:spacing w:before="0" w:after="0" w:line="240" w:lineRule="auto"/>
-        <w:ind w:left="230"/>
-        <w:shd w:val="clear" w:color="auto" w:fill="F4F1EC"/>
-        <w:pBdr>
-          <w:left w:val="single" w:sz="18" w:space="6" w:color="8A4B1F"/>
-        </w:pBdr>
-      </w:pPr>
-      <w:r>
-        <w:rPr>
-          <w:rFonts w:ascii="Consolas" w:hAnsi="Consolas" w:cs="Consolas"/>
-          <w:color w:val="2D2A26"/>
-          <w:sz w:val="17"/>
-        </w:rPr>
-        <w:t>// the input line is   21.05.2015</w:t>
-      </w:r>
-    </w:p>
-    <w:p>
-      <w:pPr>
-        <w:spacing w:before="0" w:after="0" w:line="240" w:lineRule="auto"/>
-        <w:ind w:left="230"/>
-        <w:shd w:val="clear" w:color="auto" w:fill="F4F1EC"/>
-        <w:pBdr>
-          <w:left w:val="single" w:sz="18" w:space="6" w:color="8A4B1F"/>
-        </w:pBdr>
-      </w:pPr>
-      <w:r>
-        <w:rPr>
-          <w:rFonts w:ascii="Consolas" w:hAnsi="Consolas" w:cs="Consolas"/>
-          <w:color w:val="2D2A26"/>
-          <w:sz w:val="17"/>
-        </w:rPr>
-        <w:t>int day, month, year;</w:t>
-      </w:r>
-    </w:p>
-    <w:p>
-      <w:pPr>
-        <w:spacing w:before="0" w:after="0" w:line="240" w:lineRule="auto"/>
-        <w:ind w:left="230"/>
-        <w:shd w:val="clear" w:color="auto" w:fill="F4F1EC"/>
-        <w:pBdr>
-          <w:left w:val="single" w:sz="18" w:space="6" w:color="8A4B1F"/>
-        </w:pBdr>
-      </w:pPr>
-      <w:r>
-        <w:rPr>
-          <w:rFonts w:ascii="Consolas" w:hAnsi="Consolas" w:cs="Consolas"/>
-          <w:color w:val="2D2A26"/>
-          <w:sz w:val="17"/>
-        </w:rPr>
-        <w:t>char dot;</w:t>
-      </w:r>
-    </w:p>
-    <w:p>
-      <w:pPr>
-        <w:spacing w:before="0" w:after="120" w:line="240" w:lineRule="auto"/>
-        <w:ind w:left="230"/>
-        <w:shd w:val="clear" w:color="auto" w:fill="F4F1EC"/>
-        <w:pBdr>
-          <w:left w:val="single" w:sz="18" w:space="6" w:color="8A4B1F"/>
-        </w:pBdr>
-      </w:pPr>
-      <w:r>
-        <w:rPr>
-          <w:rFonts w:ascii="Consolas" w:hAnsi="Consolas" w:cs="Consolas"/>
-          <w:color w:val="2D2A26"/>
-          <w:sz w:val="17"/>
-        </w:rPr>
-        <w:t>cin &gt;&gt; day &gt;&gt; dot &gt;&gt; month &gt;&gt; dot &gt;&gt; year;      // 21, 5, 2015</w:t>
-      </w:r>
-    </w:p>
-    <w:p>
-      <w:pPr>
-        <w:spacing w:before="120"/>
-        <w:ind w:left="230"/>
-        <w:shd w:val="clear" w:color="auto" w:fill="FDF6E7"/>
-        <w:pBdr>
-          <w:left w:val="single" w:sz="18" w:space="6" w:color="D9A441"/>
-        </w:pBdr>
-      </w:pPr>
-      <w:r>
-        <w:rPr>
-          <w:b w:val="0"/>
-          <w:sz w:val="20"/>
-        </w:rPr>
-        <w:t xml:space="preserve">This works because </w:t>
-      </w:r>
-      <w:r>
-        <w:rPr>
-          <w:rFonts w:ascii="Consolas" w:hAnsi="Consolas" w:cs="Consolas"/>
-          <w:b w:val="0"/>
-          <w:color w:val="2D2A26"/>
-          <w:sz w:val="18"/>
-        </w:rPr>
-        <w:t>cin &gt;&gt;</w:t>
-      </w:r>
-      <w:r>
-        <w:rPr>
-          <w:b w:val="0"/>
-          <w:sz w:val="20"/>
-        </w:rPr>
-        <w:t xml:space="preserve"> into an </w:t>
-      </w:r>
-      <w:r>
-        <w:rPr>
-          <w:rFonts w:ascii="Consolas" w:hAnsi="Consolas" w:cs="Consolas"/>
-          <w:b w:val="0"/>
-          <w:color w:val="2D2A26"/>
-          <w:sz w:val="18"/>
-        </w:rPr>
-        <w:t>int</w:t>
-      </w:r>
-      <w:r>
-        <w:rPr>
-          <w:b w:val="0"/>
-          <w:sz w:val="20"/>
-        </w:rPr>
-        <w:t xml:space="preserve"> stops as soon as it meets something that is not a digit, and leaves it sitting there for the next read. The </w:t>
-      </w:r>
-      <w:r>
-        <w:rPr>
-          <w:rFonts w:ascii="Consolas" w:hAnsi="Consolas" w:cs="Consolas"/>
-          <w:b w:val="0"/>
-          <w:color w:val="2D2A26"/>
-          <w:sz w:val="18"/>
-        </w:rPr>
-        <w:t>char</w:t>
-      </w:r>
-      <w:r>
-        <w:rPr>
-          <w:b w:val="0"/>
-          <w:sz w:val="20"/>
-        </w:rPr>
-        <w:t xml:space="preserve"> then picks it up. It is the shortest way to read a formatted line, and it solves several problems in group D.</w:t>
-      </w:r>
-    </w:p>
-    <w:p>
-      <w:pPr>
-        <w:pStyle w:val="Heading3"/>
-      </w:pPr>
-      <w:r>
-        <w:t>A whole line, spaces and all</w:t>
-      </w:r>
-    </w:p>
-    <w:p>
-      <w:r>
-        <w:rPr>
-          <w:rFonts w:ascii="Consolas" w:hAnsi="Consolas" w:cs="Consolas"/>
-          <w:b w:val="0"/>
-          <w:color w:val="2D2A26"/>
-          <w:sz w:val="19"/>
-        </w:rPr>
-        <w:t>cin &gt;&gt; s</w:t>
-      </w:r>
-      <w:r>
-        <w:rPr>
-          <w:b w:val="0"/>
-          <w:sz w:val="21"/>
-        </w:rPr>
-        <w:t xml:space="preserve"> stops at the first space, so it cannot read a line of several words. </w:t>
-      </w:r>
-      <w:r>
-        <w:rPr>
-          <w:rFonts w:ascii="Consolas" w:hAnsi="Consolas" w:cs="Consolas"/>
-          <w:b w:val="0"/>
-          <w:color w:val="2D2A26"/>
-          <w:sz w:val="19"/>
-        </w:rPr>
-        <w:t>getline</w:t>
-      </w:r>
-      <w:r>
-        <w:rPr>
-          <w:b w:val="0"/>
-          <w:sz w:val="21"/>
-        </w:rPr>
-        <w:t xml:space="preserve"> reads everything up to the line break:</w:t>
-      </w:r>
-    </w:p>
-    <w:p>
-      <w:pPr>
-        <w:spacing w:before="120" w:after="0" w:line="240" w:lineRule="auto"/>
-        <w:ind w:left="230"/>
-        <w:shd w:val="clear" w:color="auto" w:fill="F4F1EC"/>
-        <w:pBdr>
-          <w:left w:val="single" w:sz="18" w:space="6" w:color="8A4B1F"/>
-        </w:pBdr>
-      </w:pPr>
-      <w:r>
-        <w:rPr>
-          <w:rFonts w:ascii="Consolas" w:hAnsi="Consolas" w:cs="Consolas"/>
-          <w:color w:val="2D2A26"/>
-          <w:sz w:val="17"/>
-        </w:rPr>
-        <w:t>#include &lt;string&gt;</w:t>
-      </w:r>
-    </w:p>
-    <w:p>
-      <w:pPr>
-        <w:spacing w:before="0" w:after="0" w:line="240" w:lineRule="auto"/>
-        <w:ind w:left="230"/>
-        <w:shd w:val="clear" w:color="auto" w:fill="F4F1EC"/>
-        <w:pBdr>
-          <w:left w:val="single" w:sz="18" w:space="6" w:color="8A4B1F"/>
-        </w:pBdr>
-      </w:pPr>
-      <w:r>
-        <w:rPr>
-          <w:rFonts w:ascii="Consolas" w:hAnsi="Consolas" w:cs="Consolas"/>
-          <w:color w:val="2D2A26"/>
-          <w:sz w:val="17"/>
-        </w:rPr>
-        <w:t xml:space="preserve"> </w:t>
-      </w:r>
-    </w:p>
-    <w:p>
-      <w:pPr>
-        <w:spacing w:before="0" w:after="0" w:line="240" w:lineRule="auto"/>
-        <w:ind w:left="230"/>
-        <w:shd w:val="clear" w:color="auto" w:fill="F4F1EC"/>
-        <w:pBdr>
-          <w:left w:val="single" w:sz="18" w:space="6" w:color="8A4B1F"/>
-        </w:pBdr>
-      </w:pPr>
-      <w:r>
-        <w:rPr>
-          <w:rFonts w:ascii="Consolas" w:hAnsi="Consolas" w:cs="Consolas"/>
-          <w:color w:val="2D2A26"/>
-          <w:sz w:val="17"/>
-        </w:rPr>
-        <w:t>string line;</w:t>
-      </w:r>
-    </w:p>
-    <w:p>
-      <w:pPr>
-        <w:spacing w:before="0" w:after="0" w:line="240" w:lineRule="auto"/>
-        <w:ind w:left="230"/>
-        <w:shd w:val="clear" w:color="auto" w:fill="F4F1EC"/>
-        <w:pBdr>
-          <w:left w:val="single" w:sz="18" w:space="6" w:color="8A4B1F"/>
-        </w:pBdr>
-      </w:pPr>
-      <w:r>
-        <w:rPr>
-          <w:rFonts w:ascii="Consolas" w:hAnsi="Consolas" w:cs="Consolas"/>
-          <w:color w:val="2D2A26"/>
-          <w:sz w:val="17"/>
-        </w:rPr>
-        <w:t>getline(cin, line);              // the whole line, spaces included</w:t>
-      </w:r>
-    </w:p>
-    <w:p>
-      <w:pPr>
-        <w:spacing w:before="0" w:after="120" w:line="240" w:lineRule="auto"/>
-        <w:ind w:left="230"/>
-        <w:shd w:val="clear" w:color="auto" w:fill="F4F1EC"/>
-        <w:pBdr>
-          <w:left w:val="single" w:sz="18" w:space="6" w:color="8A4B1F"/>
-        </w:pBdr>
-      </w:pPr>
-      <w:r>
-        <w:rPr>
-          <w:rFonts w:ascii="Consolas" w:hAnsi="Consolas" w:cs="Consolas"/>
-          <w:color w:val="2D2A26"/>
-          <w:sz w:val="17"/>
-        </w:rPr>
-        <w:t>cout &lt;&lt; line &lt;&lt; '\n';</w:t>
-      </w:r>
-    </w:p>
-    <w:p>
-      <w:pPr>
-        <w:spacing w:before="120"/>
-        <w:ind w:left="230"/>
-        <w:shd w:val="clear" w:color="auto" w:fill="FDF6E7"/>
-        <w:pBdr>
-          <w:left w:val="single" w:sz="18" w:space="6" w:color="D9A441"/>
-        </w:pBdr>
-      </w:pPr>
-      <w:r>
-        <w:rPr>
-          <w:b/>
-          <w:sz w:val="20"/>
-        </w:rPr>
-        <w:t>The trap.</w:t>
-      </w:r>
-      <w:r>
-        <w:rPr>
-          <w:b w:val="0"/>
-          <w:sz w:val="20"/>
-        </w:rPr>
-        <w:t xml:space="preserve"> After </w:t>
-      </w:r>
-      <w:r>
-        <w:rPr>
-          <w:rFonts w:ascii="Consolas" w:hAnsi="Consolas" w:cs="Consolas"/>
-          <w:b w:val="0"/>
-          <w:color w:val="2D2A26"/>
-          <w:sz w:val="18"/>
-        </w:rPr>
-        <w:t>cin &gt;&gt; n</w:t>
-      </w:r>
-      <w:r>
-        <w:rPr>
-          <w:b w:val="0"/>
-          <w:sz w:val="20"/>
-        </w:rPr>
-        <w:t xml:space="preserve">, the newline you pressed after the number is still waiting in the input. The next </w:t>
-      </w:r>
-      <w:r>
-        <w:rPr>
-          <w:rFonts w:ascii="Consolas" w:hAnsi="Consolas" w:cs="Consolas"/>
-          <w:b w:val="0"/>
-          <w:color w:val="2D2A26"/>
-          <w:sz w:val="18"/>
-        </w:rPr>
-        <w:t>getline</w:t>
-      </w:r>
-      <w:r>
-        <w:rPr>
-          <w:b w:val="0"/>
-          <w:sz w:val="20"/>
-        </w:rPr>
-        <w:t xml:space="preserve"> finds it immediately and hands you an empty line. The cure is one line in between: </w:t>
-      </w:r>
-      <w:r>
-        <w:rPr>
-          <w:rFonts w:ascii="Consolas" w:hAnsi="Consolas" w:cs="Consolas"/>
-          <w:b w:val="0"/>
-          <w:color w:val="2D2A26"/>
-          <w:sz w:val="18"/>
-        </w:rPr>
-        <w:t>cin.ignore();</w:t>
-      </w:r>
-      <w:r>
-        <w:rPr>
-          <w:b w:val="0"/>
-          <w:sz w:val="20"/>
-        </w:rPr>
-        <w:t xml:space="preserve"> throws that leftover newline away. Text is Lesson 03's subject and it goes much further than this - for now, know that </w:t>
-      </w:r>
-      <w:r>
-        <w:rPr>
-          <w:rFonts w:ascii="Consolas" w:hAnsi="Consolas" w:cs="Consolas"/>
-          <w:b w:val="0"/>
-          <w:color w:val="2D2A26"/>
-          <w:sz w:val="18"/>
-        </w:rPr>
-        <w:t>getline</w:t>
-      </w:r>
-      <w:r>
-        <w:rPr>
-          <w:b w:val="0"/>
-          <w:sz w:val="20"/>
-        </w:rPr>
-        <w:t xml:space="preserve"> exists and that this trap exists.</w:t>
+        <w:t>Keeping the largest so far: start with the first number, then compare every new one with it.</w:t>
       </w:r>
     </w:p>
     <w:p>
@@ -4311,7 +1137,7 @@
           <w:color w:val="2D2A26"/>
           <w:sz w:val="17"/>
         </w:rPr>
-        <w:t>cin.ignore();                    // throw away the rest of that line</w:t>
+        <w:t>int best;</w:t>
       </w:r>
     </w:p>
     <w:p>
@@ -4329,7 +1155,97 @@
           <w:color w:val="2D2A26"/>
           <w:sz w:val="17"/>
         </w:rPr>
-        <w:t>string line;</w:t>
+        <w:t>cin &gt;&gt; best;                     // the first number is the best so far</w:t>
+      </w:r>
+    </w:p>
+    <w:p>
+      <w:pPr>
+        <w:spacing w:before="0" w:after="0" w:line="240" w:lineRule="auto"/>
+        <w:ind w:left="230"/>
+        <w:shd w:val="clear" w:color="auto" w:fill="F4F1EC"/>
+        <w:pBdr>
+          <w:left w:val="single" w:sz="18" w:space="6" w:color="8A4B1F"/>
+        </w:pBdr>
+      </w:pPr>
+      <w:r>
+        <w:rPr>
+          <w:rFonts w:ascii="Consolas" w:hAnsi="Consolas" w:cs="Consolas"/>
+          <w:color w:val="2D2A26"/>
+          <w:sz w:val="17"/>
+        </w:rPr>
+        <w:t>for (int i = 1; i &lt; n; i++) {</w:t>
+      </w:r>
+    </w:p>
+    <w:p>
+      <w:pPr>
+        <w:spacing w:before="0" w:after="0" w:line="240" w:lineRule="auto"/>
+        <w:ind w:left="230"/>
+        <w:shd w:val="clear" w:color="auto" w:fill="F4F1EC"/>
+        <w:pBdr>
+          <w:left w:val="single" w:sz="18" w:space="6" w:color="8A4B1F"/>
+        </w:pBdr>
+      </w:pPr>
+      <w:r>
+        <w:rPr>
+          <w:rFonts w:ascii="Consolas" w:hAnsi="Consolas" w:cs="Consolas"/>
+          <w:color w:val="2D2A26"/>
+          <w:sz w:val="17"/>
+        </w:rPr>
+        <w:t xml:space="preserve">    int x;</w:t>
+      </w:r>
+    </w:p>
+    <w:p>
+      <w:pPr>
+        <w:spacing w:before="0" w:after="0" w:line="240" w:lineRule="auto"/>
+        <w:ind w:left="230"/>
+        <w:shd w:val="clear" w:color="auto" w:fill="F4F1EC"/>
+        <w:pBdr>
+          <w:left w:val="single" w:sz="18" w:space="6" w:color="8A4B1F"/>
+        </w:pBdr>
+      </w:pPr>
+      <w:r>
+        <w:rPr>
+          <w:rFonts w:ascii="Consolas" w:hAnsi="Consolas" w:cs="Consolas"/>
+          <w:color w:val="2D2A26"/>
+          <w:sz w:val="17"/>
+        </w:rPr>
+        <w:t xml:space="preserve">    cin &gt;&gt; x;</w:t>
+      </w:r>
+    </w:p>
+    <w:p>
+      <w:pPr>
+        <w:spacing w:before="0" w:after="0" w:line="240" w:lineRule="auto"/>
+        <w:ind w:left="230"/>
+        <w:shd w:val="clear" w:color="auto" w:fill="F4F1EC"/>
+        <w:pBdr>
+          <w:left w:val="single" w:sz="18" w:space="6" w:color="8A4B1F"/>
+        </w:pBdr>
+      </w:pPr>
+      <w:r>
+        <w:rPr>
+          <w:rFonts w:ascii="Consolas" w:hAnsi="Consolas" w:cs="Consolas"/>
+          <w:color w:val="2D2A26"/>
+          <w:sz w:val="17"/>
+        </w:rPr>
+        <w:t xml:space="preserve">    if (x &gt; best) best = x;</w:t>
+      </w:r>
+    </w:p>
+    <w:p>
+      <w:pPr>
+        <w:spacing w:before="0" w:after="0" w:line="240" w:lineRule="auto"/>
+        <w:ind w:left="230"/>
+        <w:shd w:val="clear" w:color="auto" w:fill="F4F1EC"/>
+        <w:pBdr>
+          <w:left w:val="single" w:sz="18" w:space="6" w:color="8A4B1F"/>
+        </w:pBdr>
+      </w:pPr>
+      <w:r>
+        <w:rPr>
+          <w:rFonts w:ascii="Consolas" w:hAnsi="Consolas" w:cs="Consolas"/>
+          <w:color w:val="2D2A26"/>
+          <w:sz w:val="17"/>
+        </w:rPr>
+        <w:t>}</w:t>
       </w:r>
     </w:p>
     <w:p>
@@ -4347,15 +1263,7 @@
           <w:color w:val="2D2A26"/>
           <w:sz w:val="17"/>
         </w:rPr>
-        <w:t>getline(cin, line);              // now this really reads the next line</w:t>
-      </w:r>
-    </w:p>
-    <w:p>
-      <w:pPr>
-        <w:pStyle w:val="Heading1"/>
-      </w:pPr>
-      <w:r>
-        <w:t>8. Testing before you submit</w:t>
+        <w:t>cout &lt;&lt; best &lt;&lt; '\n';</w:t>
       </w:r>
     </w:p>
     <w:p>
@@ -4364,7 +1272,231 @@
           <w:b w:val="0"/>
           <w:sz w:val="21"/>
         </w:rPr>
-        <w:t>The statement always comes with a sample input and a sample answer. Running your program on that sample is the first thing to do and takes about fifteen seconds: start it, type the sample input, press Enter, and check what comes back against the expected answer - every character of it, including the spaces.</w:t>
+        <w:t>Keeping a streak: how many numbers in a row went up? Remember the previous number, the current streak and the longest streak.</w:t>
+      </w:r>
+    </w:p>
+    <w:p>
+      <w:pPr>
+        <w:spacing w:before="120" w:after="0" w:line="240" w:lineRule="auto"/>
+        <w:ind w:left="230"/>
+        <w:shd w:val="clear" w:color="auto" w:fill="F4F1EC"/>
+        <w:pBdr>
+          <w:left w:val="single" w:sz="18" w:space="6" w:color="8A4B1F"/>
+        </w:pBdr>
+      </w:pPr>
+      <w:r>
+        <w:rPr>
+          <w:rFonts w:ascii="Consolas" w:hAnsi="Consolas" w:cs="Consolas"/>
+          <w:color w:val="2D2A26"/>
+          <w:sz w:val="17"/>
+        </w:rPr>
+        <w:t>int n, prev;</w:t>
+      </w:r>
+    </w:p>
+    <w:p>
+      <w:pPr>
+        <w:spacing w:before="0" w:after="0" w:line="240" w:lineRule="auto"/>
+        <w:ind w:left="230"/>
+        <w:shd w:val="clear" w:color="auto" w:fill="F4F1EC"/>
+        <w:pBdr>
+          <w:left w:val="single" w:sz="18" w:space="6" w:color="8A4B1F"/>
+        </w:pBdr>
+      </w:pPr>
+      <w:r>
+        <w:rPr>
+          <w:rFonts w:ascii="Consolas" w:hAnsi="Consolas" w:cs="Consolas"/>
+          <w:color w:val="2D2A26"/>
+          <w:sz w:val="17"/>
+        </w:rPr>
+        <w:t>cin &gt;&gt; n &gt;&gt; prev;</w:t>
+      </w:r>
+    </w:p>
+    <w:p>
+      <w:pPr>
+        <w:spacing w:before="0" w:after="0" w:line="240" w:lineRule="auto"/>
+        <w:ind w:left="230"/>
+        <w:shd w:val="clear" w:color="auto" w:fill="F4F1EC"/>
+        <w:pBdr>
+          <w:left w:val="single" w:sz="18" w:space="6" w:color="8A4B1F"/>
+        </w:pBdr>
+      </w:pPr>
+      <w:r>
+        <w:rPr>
+          <w:rFonts w:ascii="Consolas" w:hAnsi="Consolas" w:cs="Consolas"/>
+          <w:color w:val="2D2A26"/>
+          <w:sz w:val="17"/>
+        </w:rPr>
+        <w:t>int cur = 1, longest = 1;</w:t>
+      </w:r>
+    </w:p>
+    <w:p>
+      <w:pPr>
+        <w:spacing w:before="0" w:after="0" w:line="240" w:lineRule="auto"/>
+        <w:ind w:left="230"/>
+        <w:shd w:val="clear" w:color="auto" w:fill="F4F1EC"/>
+        <w:pBdr>
+          <w:left w:val="single" w:sz="18" w:space="6" w:color="8A4B1F"/>
+        </w:pBdr>
+      </w:pPr>
+      <w:r>
+        <w:rPr>
+          <w:rFonts w:ascii="Consolas" w:hAnsi="Consolas" w:cs="Consolas"/>
+          <w:color w:val="2D2A26"/>
+          <w:sz w:val="17"/>
+        </w:rPr>
+        <w:t>for (int i = 1; i &lt; n; i++) {</w:t>
+      </w:r>
+    </w:p>
+    <w:p>
+      <w:pPr>
+        <w:spacing w:before="0" w:after="0" w:line="240" w:lineRule="auto"/>
+        <w:ind w:left="230"/>
+        <w:shd w:val="clear" w:color="auto" w:fill="F4F1EC"/>
+        <w:pBdr>
+          <w:left w:val="single" w:sz="18" w:space="6" w:color="8A4B1F"/>
+        </w:pBdr>
+      </w:pPr>
+      <w:r>
+        <w:rPr>
+          <w:rFonts w:ascii="Consolas" w:hAnsi="Consolas" w:cs="Consolas"/>
+          <w:color w:val="2D2A26"/>
+          <w:sz w:val="17"/>
+        </w:rPr>
+        <w:t xml:space="preserve">    int x;</w:t>
+      </w:r>
+    </w:p>
+    <w:p>
+      <w:pPr>
+        <w:spacing w:before="0" w:after="0" w:line="240" w:lineRule="auto"/>
+        <w:ind w:left="230"/>
+        <w:shd w:val="clear" w:color="auto" w:fill="F4F1EC"/>
+        <w:pBdr>
+          <w:left w:val="single" w:sz="18" w:space="6" w:color="8A4B1F"/>
+        </w:pBdr>
+      </w:pPr>
+      <w:r>
+        <w:rPr>
+          <w:rFonts w:ascii="Consolas" w:hAnsi="Consolas" w:cs="Consolas"/>
+          <w:color w:val="2D2A26"/>
+          <w:sz w:val="17"/>
+        </w:rPr>
+        <w:t xml:space="preserve">    cin &gt;&gt; x;</w:t>
+      </w:r>
+    </w:p>
+    <w:p>
+      <w:pPr>
+        <w:spacing w:before="0" w:after="0" w:line="240" w:lineRule="auto"/>
+        <w:ind w:left="230"/>
+        <w:shd w:val="clear" w:color="auto" w:fill="F4F1EC"/>
+        <w:pBdr>
+          <w:left w:val="single" w:sz="18" w:space="6" w:color="8A4B1F"/>
+        </w:pBdr>
+      </w:pPr>
+      <w:r>
+        <w:rPr>
+          <w:rFonts w:ascii="Consolas" w:hAnsi="Consolas" w:cs="Consolas"/>
+          <w:color w:val="2D2A26"/>
+          <w:sz w:val="17"/>
+        </w:rPr>
+        <w:t xml:space="preserve">    if (x &gt; prev) cur++;         // the streak goes on</w:t>
+      </w:r>
+    </w:p>
+    <w:p>
+      <w:pPr>
+        <w:spacing w:before="0" w:after="0" w:line="240" w:lineRule="auto"/>
+        <w:ind w:left="230"/>
+        <w:shd w:val="clear" w:color="auto" w:fill="F4F1EC"/>
+        <w:pBdr>
+          <w:left w:val="single" w:sz="18" w:space="6" w:color="8A4B1F"/>
+        </w:pBdr>
+      </w:pPr>
+      <w:r>
+        <w:rPr>
+          <w:rFonts w:ascii="Consolas" w:hAnsi="Consolas" w:cs="Consolas"/>
+          <w:color w:val="2D2A26"/>
+          <w:sz w:val="17"/>
+        </w:rPr>
+        <w:t xml:space="preserve">    else cur = 1;                // the streak breaks; x starts a new one</w:t>
+      </w:r>
+    </w:p>
+    <w:p>
+      <w:pPr>
+        <w:spacing w:before="0" w:after="0" w:line="240" w:lineRule="auto"/>
+        <w:ind w:left="230"/>
+        <w:shd w:val="clear" w:color="auto" w:fill="F4F1EC"/>
+        <w:pBdr>
+          <w:left w:val="single" w:sz="18" w:space="6" w:color="8A4B1F"/>
+        </w:pBdr>
+      </w:pPr>
+      <w:r>
+        <w:rPr>
+          <w:rFonts w:ascii="Consolas" w:hAnsi="Consolas" w:cs="Consolas"/>
+          <w:color w:val="2D2A26"/>
+          <w:sz w:val="17"/>
+        </w:rPr>
+        <w:t xml:space="preserve">    if (cur &gt; longest) longest = cur;</w:t>
+      </w:r>
+    </w:p>
+    <w:p>
+      <w:pPr>
+        <w:spacing w:before="0" w:after="0" w:line="240" w:lineRule="auto"/>
+        <w:ind w:left="230"/>
+        <w:shd w:val="clear" w:color="auto" w:fill="F4F1EC"/>
+        <w:pBdr>
+          <w:left w:val="single" w:sz="18" w:space="6" w:color="8A4B1F"/>
+        </w:pBdr>
+      </w:pPr>
+      <w:r>
+        <w:rPr>
+          <w:rFonts w:ascii="Consolas" w:hAnsi="Consolas" w:cs="Consolas"/>
+          <w:color w:val="2D2A26"/>
+          <w:sz w:val="17"/>
+        </w:rPr>
+        <w:t xml:space="preserve">    prev = x;</w:t>
+      </w:r>
+    </w:p>
+    <w:p>
+      <w:pPr>
+        <w:spacing w:before="0" w:after="0" w:line="240" w:lineRule="auto"/>
+        <w:ind w:left="230"/>
+        <w:shd w:val="clear" w:color="auto" w:fill="F4F1EC"/>
+        <w:pBdr>
+          <w:left w:val="single" w:sz="18" w:space="6" w:color="8A4B1F"/>
+        </w:pBdr>
+      </w:pPr>
+      <w:r>
+        <w:rPr>
+          <w:rFonts w:ascii="Consolas" w:hAnsi="Consolas" w:cs="Consolas"/>
+          <w:color w:val="2D2A26"/>
+          <w:sz w:val="17"/>
+        </w:rPr>
+        <w:t>}</w:t>
+      </w:r>
+    </w:p>
+    <w:p>
+      <w:pPr>
+        <w:spacing w:before="0" w:after="120" w:line="240" w:lineRule="auto"/>
+        <w:ind w:left="230"/>
+        <w:shd w:val="clear" w:color="auto" w:fill="F4F1EC"/>
+        <w:pBdr>
+          <w:left w:val="single" w:sz="18" w:space="6" w:color="8A4B1F"/>
+        </w:pBdr>
+      </w:pPr>
+      <w:r>
+        <w:rPr>
+          <w:rFonts w:ascii="Consolas" w:hAnsi="Consolas" w:cs="Consolas"/>
+          <w:color w:val="2D2A26"/>
+          <w:sz w:val="17"/>
+        </w:rPr>
+        <w:t>cout &lt;&lt; longest &lt;&lt; '\n';</w:t>
+      </w:r>
+    </w:p>
+    <w:p>
+      <w:pPr>
+        <w:pStyle w:val="Heading1"/>
+      </w:pPr>
+      <w:r>
+        <w:t>4. Reading characters one at a time</w:t>
       </w:r>
     </w:p>
     <w:p>
@@ -4373,15 +1505,39 @@
           <w:b w:val="0"/>
           <w:sz w:val="21"/>
         </w:rPr>
-        <w:t>That is only the beginning, though. The sample is written to explain the problem, not to break your program, so it will happily agree with a solution that is about to score 40.</w:t>
+        <w:t xml:space="preserve">A </w:t>
       </w:r>
-    </w:p>
-    <w:p>
-      <w:pPr>
-        <w:pStyle w:val="Heading3"/>
-      </w:pPr>
       <w:r>
-        <w:t>The tests worth inventing yourself</w:t>
+        <w:rPr>
+          <w:rFonts w:ascii="Consolas" w:hAnsi="Consolas" w:cs="Consolas"/>
+          <w:b w:val="0"/>
+          <w:color w:val="2D2A26"/>
+          <w:sz w:val="19"/>
+        </w:rPr>
+        <w:t>char</w:t>
+      </w:r>
+      <w:r>
+        <w:rPr>
+          <w:b w:val="0"/>
+          <w:sz w:val="21"/>
+        </w:rPr>
+        <w:t xml:space="preserve"> holds one character: a letter, a digit or a sign. </w:t>
+      </w:r>
+      <w:r>
+        <w:rPr>
+          <w:rFonts w:ascii="Consolas" w:hAnsi="Consolas" w:cs="Consolas"/>
+          <w:b w:val="0"/>
+          <w:color w:val="2D2A26"/>
+          <w:sz w:val="19"/>
+        </w:rPr>
+        <w:t>cin &gt;&gt; c</w:t>
+      </w:r>
+      <w:r>
+        <w:rPr>
+          <w:b w:val="0"/>
+          <w:sz w:val="21"/>
+        </w:rPr>
+        <w:t xml:space="preserve"> reads the next character and, like before, jumps over spaces and new lines.</w:t>
       </w:r>
     </w:p>
     <w:p>
@@ -4390,7 +1546,960 @@
           <w:b w:val="0"/>
           <w:sz w:val="21"/>
         </w:rPr>
-        <w:t>Before you submit, try the input the statement allows but the sample never shows. These five catch most of what a judge will catch:</w:t>
+        <w:t xml:space="preserve">So the input </w:t>
+      </w:r>
+      <w:r>
+        <w:rPr>
+          <w:rFonts w:ascii="Consolas" w:hAnsi="Consolas" w:cs="Consolas"/>
+          <w:b w:val="0"/>
+          <w:color w:val="2D2A26"/>
+          <w:sz w:val="19"/>
+        </w:rPr>
+        <w:t>10110</w:t>
+      </w:r>
+      <w:r>
+        <w:rPr>
+          <w:b w:val="0"/>
+          <w:sz w:val="21"/>
+        </w:rPr>
+        <w:t xml:space="preserve"> can be read one digit at a time, even though it has no spaces:</w:t>
+      </w:r>
+    </w:p>
+    <w:p>
+      <w:pPr>
+        <w:spacing w:before="120" w:after="0" w:line="240" w:lineRule="auto"/>
+        <w:ind w:left="230"/>
+        <w:shd w:val="clear" w:color="auto" w:fill="F4F1EC"/>
+        <w:pBdr>
+          <w:left w:val="single" w:sz="18" w:space="6" w:color="8A4B1F"/>
+        </w:pBdr>
+      </w:pPr>
+      <w:r>
+        <w:rPr>
+          <w:rFonts w:ascii="Consolas" w:hAnsi="Consolas" w:cs="Consolas"/>
+          <w:color w:val="2D2A26"/>
+          <w:sz w:val="17"/>
+        </w:rPr>
+        <w:t>int n;                   // input:  5</w:t>
+      </w:r>
+    </w:p>
+    <w:p>
+      <w:pPr>
+        <w:spacing w:before="0" w:after="0" w:line="240" w:lineRule="auto"/>
+        <w:ind w:left="230"/>
+        <w:shd w:val="clear" w:color="auto" w:fill="F4F1EC"/>
+        <w:pBdr>
+          <w:left w:val="single" w:sz="18" w:space="6" w:color="8A4B1F"/>
+        </w:pBdr>
+      </w:pPr>
+      <w:r>
+        <w:rPr>
+          <w:rFonts w:ascii="Consolas" w:hAnsi="Consolas" w:cs="Consolas"/>
+          <w:color w:val="2D2A26"/>
+          <w:sz w:val="17"/>
+        </w:rPr>
+        <w:t>cin &gt;&gt; n;                //         10110</w:t>
+      </w:r>
+    </w:p>
+    <w:p>
+      <w:pPr>
+        <w:spacing w:before="0" w:after="0" w:line="240" w:lineRule="auto"/>
+        <w:ind w:left="230"/>
+        <w:shd w:val="clear" w:color="auto" w:fill="F4F1EC"/>
+        <w:pBdr>
+          <w:left w:val="single" w:sz="18" w:space="6" w:color="8A4B1F"/>
+        </w:pBdr>
+      </w:pPr>
+      <w:r>
+        <w:rPr>
+          <w:rFonts w:ascii="Consolas" w:hAnsi="Consolas" w:cs="Consolas"/>
+          <w:color w:val="2D2A26"/>
+          <w:sz w:val="17"/>
+        </w:rPr>
+        <w:t>int ones = 0;</w:t>
+      </w:r>
+    </w:p>
+    <w:p>
+      <w:pPr>
+        <w:spacing w:before="0" w:after="0" w:line="240" w:lineRule="auto"/>
+        <w:ind w:left="230"/>
+        <w:shd w:val="clear" w:color="auto" w:fill="F4F1EC"/>
+        <w:pBdr>
+          <w:left w:val="single" w:sz="18" w:space="6" w:color="8A4B1F"/>
+        </w:pBdr>
+      </w:pPr>
+      <w:r>
+        <w:rPr>
+          <w:rFonts w:ascii="Consolas" w:hAnsi="Consolas" w:cs="Consolas"/>
+          <w:color w:val="2D2A26"/>
+          <w:sz w:val="17"/>
+        </w:rPr>
+        <w:t>for (int i = 0; i &lt; n; i++) {</w:t>
+      </w:r>
+    </w:p>
+    <w:p>
+      <w:pPr>
+        <w:spacing w:before="0" w:after="0" w:line="240" w:lineRule="auto"/>
+        <w:ind w:left="230"/>
+        <w:shd w:val="clear" w:color="auto" w:fill="F4F1EC"/>
+        <w:pBdr>
+          <w:left w:val="single" w:sz="18" w:space="6" w:color="8A4B1F"/>
+        </w:pBdr>
+      </w:pPr>
+      <w:r>
+        <w:rPr>
+          <w:rFonts w:ascii="Consolas" w:hAnsi="Consolas" w:cs="Consolas"/>
+          <w:color w:val="2D2A26"/>
+          <w:sz w:val="17"/>
+        </w:rPr>
+        <w:t xml:space="preserve">    char c;</w:t>
+      </w:r>
+    </w:p>
+    <w:p>
+      <w:pPr>
+        <w:spacing w:before="0" w:after="0" w:line="240" w:lineRule="auto"/>
+        <w:ind w:left="230"/>
+        <w:shd w:val="clear" w:color="auto" w:fill="F4F1EC"/>
+        <w:pBdr>
+          <w:left w:val="single" w:sz="18" w:space="6" w:color="8A4B1F"/>
+        </w:pBdr>
+      </w:pPr>
+      <w:r>
+        <w:rPr>
+          <w:rFonts w:ascii="Consolas" w:hAnsi="Consolas" w:cs="Consolas"/>
+          <w:color w:val="2D2A26"/>
+          <w:sz w:val="17"/>
+        </w:rPr>
+        <w:t xml:space="preserve">    cin &gt;&gt; c;</w:t>
+      </w:r>
+    </w:p>
+    <w:p>
+      <w:pPr>
+        <w:spacing w:before="0" w:after="0" w:line="240" w:lineRule="auto"/>
+        <w:ind w:left="230"/>
+        <w:shd w:val="clear" w:color="auto" w:fill="F4F1EC"/>
+        <w:pBdr>
+          <w:left w:val="single" w:sz="18" w:space="6" w:color="8A4B1F"/>
+        </w:pBdr>
+      </w:pPr>
+      <w:r>
+        <w:rPr>
+          <w:rFonts w:ascii="Consolas" w:hAnsi="Consolas" w:cs="Consolas"/>
+          <w:color w:val="2D2A26"/>
+          <w:sz w:val="17"/>
+        </w:rPr>
+        <w:t xml:space="preserve">    if (c == '1') ones++;</w:t>
+      </w:r>
+    </w:p>
+    <w:p>
+      <w:pPr>
+        <w:spacing w:before="0" w:after="0" w:line="240" w:lineRule="auto"/>
+        <w:ind w:left="230"/>
+        <w:shd w:val="clear" w:color="auto" w:fill="F4F1EC"/>
+        <w:pBdr>
+          <w:left w:val="single" w:sz="18" w:space="6" w:color="8A4B1F"/>
+        </w:pBdr>
+      </w:pPr>
+      <w:r>
+        <w:rPr>
+          <w:rFonts w:ascii="Consolas" w:hAnsi="Consolas" w:cs="Consolas"/>
+          <w:color w:val="2D2A26"/>
+          <w:sz w:val="17"/>
+        </w:rPr>
+        <w:t>}</w:t>
+      </w:r>
+    </w:p>
+    <w:p>
+      <w:pPr>
+        <w:spacing w:before="0" w:after="120" w:line="240" w:lineRule="auto"/>
+        <w:ind w:left="230"/>
+        <w:shd w:val="clear" w:color="auto" w:fill="F4F1EC"/>
+        <w:pBdr>
+          <w:left w:val="single" w:sz="18" w:space="6" w:color="8A4B1F"/>
+        </w:pBdr>
+      </w:pPr>
+      <w:r>
+        <w:rPr>
+          <w:rFonts w:ascii="Consolas" w:hAnsi="Consolas" w:cs="Consolas"/>
+          <w:color w:val="2D2A26"/>
+          <w:sz w:val="17"/>
+        </w:rPr>
+        <w:t>cout &lt;&lt; ones &lt;&lt; '\n';    // 3</w:t>
+      </w:r>
+    </w:p>
+    <w:p>
+      <w:r>
+        <w:rPr>
+          <w:b w:val="0"/>
+          <w:sz w:val="21"/>
+        </w:rPr>
+        <w:t xml:space="preserve">When the problem does not say how many characters there are, read until the input ends. </w:t>
+      </w:r>
+      <w:r>
+        <w:rPr>
+          <w:rFonts w:ascii="Consolas" w:hAnsi="Consolas" w:cs="Consolas"/>
+          <w:b w:val="0"/>
+          <w:color w:val="2D2A26"/>
+          <w:sz w:val="19"/>
+        </w:rPr>
+        <w:t>while (cin &gt;&gt; c)</w:t>
+      </w:r>
+      <w:r>
+        <w:rPr>
+          <w:b w:val="0"/>
+          <w:sz w:val="21"/>
+        </w:rPr>
+        <w:t xml:space="preserve"> stops by itself when there is nothing left:</w:t>
+      </w:r>
+    </w:p>
+    <w:p>
+      <w:pPr>
+        <w:spacing w:before="120" w:after="0" w:line="240" w:lineRule="auto"/>
+        <w:ind w:left="230"/>
+        <w:shd w:val="clear" w:color="auto" w:fill="F4F1EC"/>
+        <w:pBdr>
+          <w:left w:val="single" w:sz="18" w:space="6" w:color="8A4B1F"/>
+        </w:pBdr>
+      </w:pPr>
+      <w:r>
+        <w:rPr>
+          <w:rFonts w:ascii="Consolas" w:hAnsi="Consolas" w:cs="Consolas"/>
+          <w:color w:val="2D2A26"/>
+          <w:sz w:val="17"/>
+        </w:rPr>
+        <w:t>char c;</w:t>
+      </w:r>
+    </w:p>
+    <w:p>
+      <w:pPr>
+        <w:spacing w:before="0" w:after="0" w:line="240" w:lineRule="auto"/>
+        <w:ind w:left="230"/>
+        <w:shd w:val="clear" w:color="auto" w:fill="F4F1EC"/>
+        <w:pBdr>
+          <w:left w:val="single" w:sz="18" w:space="6" w:color="8A4B1F"/>
+        </w:pBdr>
+      </w:pPr>
+      <w:r>
+        <w:rPr>
+          <w:rFonts w:ascii="Consolas" w:hAnsi="Consolas" w:cs="Consolas"/>
+          <w:color w:val="2D2A26"/>
+          <w:sz w:val="17"/>
+        </w:rPr>
+        <w:t>int count = 0;</w:t>
+      </w:r>
+    </w:p>
+    <w:p>
+      <w:pPr>
+        <w:spacing w:before="0" w:after="0" w:line="240" w:lineRule="auto"/>
+        <w:ind w:left="230"/>
+        <w:shd w:val="clear" w:color="auto" w:fill="F4F1EC"/>
+        <w:pBdr>
+          <w:left w:val="single" w:sz="18" w:space="6" w:color="8A4B1F"/>
+        </w:pBdr>
+      </w:pPr>
+      <w:r>
+        <w:rPr>
+          <w:rFonts w:ascii="Consolas" w:hAnsi="Consolas" w:cs="Consolas"/>
+          <w:color w:val="2D2A26"/>
+          <w:sz w:val="17"/>
+        </w:rPr>
+        <w:t>while (cin &gt;&gt; c) {</w:t>
+      </w:r>
+    </w:p>
+    <w:p>
+      <w:pPr>
+        <w:spacing w:before="0" w:after="0" w:line="240" w:lineRule="auto"/>
+        <w:ind w:left="230"/>
+        <w:shd w:val="clear" w:color="auto" w:fill="F4F1EC"/>
+        <w:pBdr>
+          <w:left w:val="single" w:sz="18" w:space="6" w:color="8A4B1F"/>
+        </w:pBdr>
+      </w:pPr>
+      <w:r>
+        <w:rPr>
+          <w:rFonts w:ascii="Consolas" w:hAnsi="Consolas" w:cs="Consolas"/>
+          <w:color w:val="2D2A26"/>
+          <w:sz w:val="17"/>
+        </w:rPr>
+        <w:t xml:space="preserve">    if (c == 'a') count++;</w:t>
+      </w:r>
+    </w:p>
+    <w:p>
+      <w:pPr>
+        <w:spacing w:before="0" w:after="0" w:line="240" w:lineRule="auto"/>
+        <w:ind w:left="230"/>
+        <w:shd w:val="clear" w:color="auto" w:fill="F4F1EC"/>
+        <w:pBdr>
+          <w:left w:val="single" w:sz="18" w:space="6" w:color="8A4B1F"/>
+        </w:pBdr>
+      </w:pPr>
+      <w:r>
+        <w:rPr>
+          <w:rFonts w:ascii="Consolas" w:hAnsi="Consolas" w:cs="Consolas"/>
+          <w:color w:val="2D2A26"/>
+          <w:sz w:val="17"/>
+        </w:rPr>
+        <w:t>}</w:t>
+      </w:r>
+    </w:p>
+    <w:p>
+      <w:pPr>
+        <w:spacing w:before="0" w:after="120" w:line="240" w:lineRule="auto"/>
+        <w:ind w:left="230"/>
+        <w:shd w:val="clear" w:color="auto" w:fill="F4F1EC"/>
+        <w:pBdr>
+          <w:left w:val="single" w:sz="18" w:space="6" w:color="8A4B1F"/>
+        </w:pBdr>
+      </w:pPr>
+      <w:r>
+        <w:rPr>
+          <w:rFonts w:ascii="Consolas" w:hAnsi="Consolas" w:cs="Consolas"/>
+          <w:color w:val="2D2A26"/>
+          <w:sz w:val="17"/>
+        </w:rPr>
+        <w:t>cout &lt;&lt; count &lt;&lt; '\n';</w:t>
+      </w:r>
+    </w:p>
+    <w:p>
+      <w:pPr>
+        <w:spacing w:before="120"/>
+        <w:ind w:left="230"/>
+        <w:shd w:val="clear" w:color="auto" w:fill="FDF6E7"/>
+        <w:pBdr>
+          <w:left w:val="single" w:sz="18" w:space="6" w:color="D9A441"/>
+        </w:pBdr>
+      </w:pPr>
+      <w:r>
+        <w:rPr>
+          <w:rFonts w:ascii="Consolas" w:hAnsi="Consolas" w:cs="Consolas"/>
+          <w:b w:val="0"/>
+          <w:color w:val="2D2A26"/>
+          <w:sz w:val="18"/>
+        </w:rPr>
+        <w:t>'1'</w:t>
+      </w:r>
+      <w:r>
+        <w:rPr>
+          <w:b w:val="0"/>
+          <w:sz w:val="20"/>
+        </w:rPr>
+        <w:t xml:space="preserve"> in single quotes is a character. </w:t>
+      </w:r>
+      <w:r>
+        <w:rPr>
+          <w:rFonts w:ascii="Consolas" w:hAnsi="Consolas" w:cs="Consolas"/>
+          <w:b w:val="0"/>
+          <w:color w:val="2D2A26"/>
+          <w:sz w:val="18"/>
+        </w:rPr>
+        <w:t>1</w:t>
+      </w:r>
+      <w:r>
+        <w:rPr>
+          <w:b w:val="0"/>
+          <w:sz w:val="20"/>
+        </w:rPr>
+        <w:t xml:space="preserve"> without quotes is a number. When you read a </w:t>
+      </w:r>
+      <w:r>
+        <w:rPr>
+          <w:rFonts w:ascii="Consolas" w:hAnsi="Consolas" w:cs="Consolas"/>
+          <w:b w:val="0"/>
+          <w:color w:val="2D2A26"/>
+          <w:sz w:val="18"/>
+        </w:rPr>
+        <w:t>char</w:t>
+      </w:r>
+      <w:r>
+        <w:rPr>
+          <w:b w:val="0"/>
+          <w:sz w:val="20"/>
+        </w:rPr>
+        <w:t xml:space="preserve">, compare it with </w:t>
+      </w:r>
+      <w:r>
+        <w:rPr>
+          <w:rFonts w:ascii="Consolas" w:hAnsi="Consolas" w:cs="Consolas"/>
+          <w:b w:val="0"/>
+          <w:color w:val="2D2A26"/>
+          <w:sz w:val="18"/>
+        </w:rPr>
+        <w:t>'1'</w:t>
+      </w:r>
+      <w:r>
+        <w:rPr>
+          <w:b w:val="0"/>
+          <w:sz w:val="20"/>
+        </w:rPr>
+        <w:t xml:space="preserve">, never with </w:t>
+      </w:r>
+      <w:r>
+        <w:rPr>
+          <w:rFonts w:ascii="Consolas" w:hAnsi="Consolas" w:cs="Consolas"/>
+          <w:b w:val="0"/>
+          <w:color w:val="2D2A26"/>
+          <w:sz w:val="18"/>
+        </w:rPr>
+        <w:t>1</w:t>
+      </w:r>
+      <w:r>
+        <w:rPr>
+          <w:b w:val="0"/>
+          <w:sz w:val="20"/>
+        </w:rPr>
+        <w:t>.</w:t>
+      </w:r>
+    </w:p>
+    <w:p>
+      <w:pPr>
+        <w:pStyle w:val="Heading1"/>
+      </w:pPr>
+      <w:r>
+        <w:t>5. Numbers with signs in between</w:t>
+      </w:r>
+    </w:p>
+    <w:p>
+      <w:r>
+        <w:rPr>
+          <w:b w:val="0"/>
+          <w:sz w:val="21"/>
+        </w:rPr>
+        <w:t xml:space="preserve">Some inputs are not just numbers: </w:t>
+      </w:r>
+      <w:r>
+        <w:rPr>
+          <w:rFonts w:ascii="Consolas" w:hAnsi="Consolas" w:cs="Consolas"/>
+          <w:b w:val="0"/>
+          <w:color w:val="2D2A26"/>
+          <w:sz w:val="19"/>
+        </w:rPr>
+        <w:t>12+7</w:t>
+      </w:r>
+      <w:r>
+        <w:rPr>
+          <w:b w:val="0"/>
+          <w:sz w:val="21"/>
+        </w:rPr>
+        <w:t xml:space="preserve">, </w:t>
+      </w:r>
+      <w:r>
+        <w:rPr>
+          <w:rFonts w:ascii="Consolas" w:hAnsi="Consolas" w:cs="Consolas"/>
+          <w:b w:val="0"/>
+          <w:color w:val="2D2A26"/>
+          <w:sz w:val="19"/>
+        </w:rPr>
+        <w:t>10:35</w:t>
+      </w:r>
+      <w:r>
+        <w:rPr>
+          <w:b w:val="0"/>
+          <w:sz w:val="21"/>
+        </w:rPr>
+        <w:t xml:space="preserve">, </w:t>
+      </w:r>
+      <w:r>
+        <w:rPr>
+          <w:rFonts w:ascii="Consolas" w:hAnsi="Consolas" w:cs="Consolas"/>
+          <w:b w:val="0"/>
+          <w:color w:val="2D2A26"/>
+          <w:sz w:val="19"/>
+        </w:rPr>
+        <w:t>21.05.2015</w:t>
+      </w:r>
+      <w:r>
+        <w:rPr>
+          <w:b w:val="0"/>
+          <w:sz w:val="21"/>
+        </w:rPr>
+        <w:t xml:space="preserve">. Read the number, then the sign into a </w:t>
+      </w:r>
+      <w:r>
+        <w:rPr>
+          <w:rFonts w:ascii="Consolas" w:hAnsi="Consolas" w:cs="Consolas"/>
+          <w:b w:val="0"/>
+          <w:color w:val="2D2A26"/>
+          <w:sz w:val="19"/>
+        </w:rPr>
+        <w:t>char</w:t>
+      </w:r>
+      <w:r>
+        <w:rPr>
+          <w:b w:val="0"/>
+          <w:sz w:val="21"/>
+        </w:rPr>
+        <w:t xml:space="preserve">, then the next number. </w:t>
+      </w:r>
+      <w:r>
+        <w:rPr>
+          <w:rFonts w:ascii="Consolas" w:hAnsi="Consolas" w:cs="Consolas"/>
+          <w:b w:val="0"/>
+          <w:color w:val="2D2A26"/>
+          <w:sz w:val="19"/>
+        </w:rPr>
+        <w:t>cin</w:t>
+      </w:r>
+      <w:r>
+        <w:rPr>
+          <w:b w:val="0"/>
+          <w:sz w:val="21"/>
+        </w:rPr>
+        <w:t xml:space="preserve"> stops a number as soon as it meets a sign, so this works even without spaces:</w:t>
+      </w:r>
+    </w:p>
+    <w:p>
+      <w:pPr>
+        <w:spacing w:before="120" w:after="0" w:line="240" w:lineRule="auto"/>
+        <w:ind w:left="230"/>
+        <w:shd w:val="clear" w:color="auto" w:fill="F4F1EC"/>
+        <w:pBdr>
+          <w:left w:val="single" w:sz="18" w:space="6" w:color="8A4B1F"/>
+        </w:pBdr>
+      </w:pPr>
+      <w:r>
+        <w:rPr>
+          <w:rFonts w:ascii="Consolas" w:hAnsi="Consolas" w:cs="Consolas"/>
+          <w:color w:val="2D2A26"/>
+          <w:sz w:val="17"/>
+        </w:rPr>
+        <w:t>int a, b;</w:t>
+      </w:r>
+    </w:p>
+    <w:p>
+      <w:pPr>
+        <w:spacing w:before="0" w:after="0" w:line="240" w:lineRule="auto"/>
+        <w:ind w:left="230"/>
+        <w:shd w:val="clear" w:color="auto" w:fill="F4F1EC"/>
+        <w:pBdr>
+          <w:left w:val="single" w:sz="18" w:space="6" w:color="8A4B1F"/>
+        </w:pBdr>
+      </w:pPr>
+      <w:r>
+        <w:rPr>
+          <w:rFonts w:ascii="Consolas" w:hAnsi="Consolas" w:cs="Consolas"/>
+          <w:color w:val="2D2A26"/>
+          <w:sz w:val="17"/>
+        </w:rPr>
+        <w:t>char op;</w:t>
+      </w:r>
+    </w:p>
+    <w:p>
+      <w:pPr>
+        <w:spacing w:before="0" w:after="0" w:line="240" w:lineRule="auto"/>
+        <w:ind w:left="230"/>
+        <w:shd w:val="clear" w:color="auto" w:fill="F4F1EC"/>
+        <w:pBdr>
+          <w:left w:val="single" w:sz="18" w:space="6" w:color="8A4B1F"/>
+        </w:pBdr>
+      </w:pPr>
+      <w:r>
+        <w:rPr>
+          <w:rFonts w:ascii="Consolas" w:hAnsi="Consolas" w:cs="Consolas"/>
+          <w:color w:val="2D2A26"/>
+          <w:sz w:val="17"/>
+        </w:rPr>
+        <w:t>cin &gt;&gt; a &gt;&gt; op &gt;&gt; b;             // input: 12+7</w:t>
+      </w:r>
+    </w:p>
+    <w:p>
+      <w:pPr>
+        <w:spacing w:before="0" w:after="0" w:line="240" w:lineRule="auto"/>
+        <w:ind w:left="230"/>
+        <w:shd w:val="clear" w:color="auto" w:fill="F4F1EC"/>
+        <w:pBdr>
+          <w:left w:val="single" w:sz="18" w:space="6" w:color="8A4B1F"/>
+        </w:pBdr>
+      </w:pPr>
+      <w:r>
+        <w:rPr>
+          <w:rFonts w:ascii="Consolas" w:hAnsi="Consolas" w:cs="Consolas"/>
+          <w:color w:val="2D2A26"/>
+          <w:sz w:val="17"/>
+        </w:rPr>
+        <w:t xml:space="preserve"> </w:t>
+      </w:r>
+    </w:p>
+    <w:p>
+      <w:pPr>
+        <w:spacing w:before="0" w:after="0" w:line="240" w:lineRule="auto"/>
+        <w:ind w:left="230"/>
+        <w:shd w:val="clear" w:color="auto" w:fill="F4F1EC"/>
+        <w:pBdr>
+          <w:left w:val="single" w:sz="18" w:space="6" w:color="8A4B1F"/>
+        </w:pBdr>
+      </w:pPr>
+      <w:r>
+        <w:rPr>
+          <w:rFonts w:ascii="Consolas" w:hAnsi="Consolas" w:cs="Consolas"/>
+          <w:color w:val="2D2A26"/>
+          <w:sz w:val="17"/>
+        </w:rPr>
+        <w:t>if (op == '+') cout &lt;&lt; a + b &lt;&lt; '\n';</w:t>
+      </w:r>
+    </w:p>
+    <w:p>
+      <w:pPr>
+        <w:spacing w:before="0" w:after="120" w:line="240" w:lineRule="auto"/>
+        <w:ind w:left="230"/>
+        <w:shd w:val="clear" w:color="auto" w:fill="F4F1EC"/>
+        <w:pBdr>
+          <w:left w:val="single" w:sz="18" w:space="6" w:color="8A4B1F"/>
+        </w:pBdr>
+      </w:pPr>
+      <w:r>
+        <w:rPr>
+          <w:rFonts w:ascii="Consolas" w:hAnsi="Consolas" w:cs="Consolas"/>
+          <w:color w:val="2D2A26"/>
+          <w:sz w:val="17"/>
+        </w:rPr>
+        <w:t>if (op == '-') cout &lt;&lt; a - b &lt;&lt; '\n';</w:t>
+      </w:r>
+    </w:p>
+    <w:p>
+      <w:pPr>
+        <w:spacing w:before="120" w:after="0" w:line="240" w:lineRule="auto"/>
+        <w:ind w:left="230"/>
+        <w:shd w:val="clear" w:color="auto" w:fill="F4F1EC"/>
+        <w:pBdr>
+          <w:left w:val="single" w:sz="18" w:space="6" w:color="8A4B1F"/>
+        </w:pBdr>
+      </w:pPr>
+      <w:r>
+        <w:rPr>
+          <w:rFonts w:ascii="Consolas" w:hAnsi="Consolas" w:cs="Consolas"/>
+          <w:color w:val="2D2A26"/>
+          <w:sz w:val="17"/>
+        </w:rPr>
+        <w:t>int d, m, y;</w:t>
+      </w:r>
+    </w:p>
+    <w:p>
+      <w:pPr>
+        <w:spacing w:before="0" w:after="0" w:line="240" w:lineRule="auto"/>
+        <w:ind w:left="230"/>
+        <w:shd w:val="clear" w:color="auto" w:fill="F4F1EC"/>
+        <w:pBdr>
+          <w:left w:val="single" w:sz="18" w:space="6" w:color="8A4B1F"/>
+        </w:pBdr>
+      </w:pPr>
+      <w:r>
+        <w:rPr>
+          <w:rFonts w:ascii="Consolas" w:hAnsi="Consolas" w:cs="Consolas"/>
+          <w:color w:val="2D2A26"/>
+          <w:sz w:val="17"/>
+        </w:rPr>
+        <w:t>char dot1, dot2;</w:t>
+      </w:r>
+    </w:p>
+    <w:p>
+      <w:pPr>
+        <w:spacing w:before="0" w:after="0" w:line="240" w:lineRule="auto"/>
+        <w:ind w:left="230"/>
+        <w:shd w:val="clear" w:color="auto" w:fill="F4F1EC"/>
+        <w:pBdr>
+          <w:left w:val="single" w:sz="18" w:space="6" w:color="8A4B1F"/>
+        </w:pBdr>
+      </w:pPr>
+      <w:r>
+        <w:rPr>
+          <w:rFonts w:ascii="Consolas" w:hAnsi="Consolas" w:cs="Consolas"/>
+          <w:color w:val="2D2A26"/>
+          <w:sz w:val="17"/>
+        </w:rPr>
+        <w:t>cin &gt;&gt; d &gt;&gt; dot1 &gt;&gt; m &gt;&gt; dot2 &gt;&gt; y;      // input: 21.05.2015</w:t>
+      </w:r>
+    </w:p>
+    <w:p>
+      <w:pPr>
+        <w:spacing w:before="0" w:after="120" w:line="240" w:lineRule="auto"/>
+        <w:ind w:left="230"/>
+        <w:shd w:val="clear" w:color="auto" w:fill="F4F1EC"/>
+        <w:pBdr>
+          <w:left w:val="single" w:sz="18" w:space="6" w:color="8A4B1F"/>
+        </w:pBdr>
+      </w:pPr>
+      <w:r>
+        <w:rPr>
+          <w:rFonts w:ascii="Consolas" w:hAnsi="Consolas" w:cs="Consolas"/>
+          <w:color w:val="2D2A26"/>
+          <w:sz w:val="17"/>
+        </w:rPr>
+        <w:t>cout &lt;&lt; y &lt;&lt; '\n';                       // 2015</w:t>
+      </w:r>
+    </w:p>
+    <w:p>
+      <w:r>
+        <w:rPr>
+          <w:b w:val="0"/>
+          <w:sz w:val="21"/>
+        </w:rPr>
+        <w:t xml:space="preserve">Printing a time like </w:t>
+      </w:r>
+      <w:r>
+        <w:rPr>
+          <w:rFonts w:ascii="Consolas" w:hAnsi="Consolas" w:cs="Consolas"/>
+          <w:b w:val="0"/>
+          <w:color w:val="2D2A26"/>
+          <w:sz w:val="19"/>
+        </w:rPr>
+        <w:t>09:05</w:t>
+      </w:r>
+      <w:r>
+        <w:rPr>
+          <w:b w:val="0"/>
+          <w:sz w:val="21"/>
+        </w:rPr>
+        <w:t xml:space="preserve"> needs the zeros in front. Print them yourself:</w:t>
+      </w:r>
+    </w:p>
+    <w:p>
+      <w:pPr>
+        <w:spacing w:before="120" w:after="0" w:line="240" w:lineRule="auto"/>
+        <w:ind w:left="230"/>
+        <w:shd w:val="clear" w:color="auto" w:fill="F4F1EC"/>
+        <w:pBdr>
+          <w:left w:val="single" w:sz="18" w:space="6" w:color="8A4B1F"/>
+        </w:pBdr>
+      </w:pPr>
+      <w:r>
+        <w:rPr>
+          <w:rFonts w:ascii="Consolas" w:hAnsi="Consolas" w:cs="Consolas"/>
+          <w:color w:val="2D2A26"/>
+          <w:sz w:val="17"/>
+        </w:rPr>
+        <w:t>int h = 9, m = 5;</w:t>
+      </w:r>
+    </w:p>
+    <w:p>
+      <w:pPr>
+        <w:spacing w:before="0" w:after="0" w:line="240" w:lineRule="auto"/>
+        <w:ind w:left="230"/>
+        <w:shd w:val="clear" w:color="auto" w:fill="F4F1EC"/>
+        <w:pBdr>
+          <w:left w:val="single" w:sz="18" w:space="6" w:color="8A4B1F"/>
+        </w:pBdr>
+      </w:pPr>
+      <w:r>
+        <w:rPr>
+          <w:rFonts w:ascii="Consolas" w:hAnsi="Consolas" w:cs="Consolas"/>
+          <w:color w:val="2D2A26"/>
+          <w:sz w:val="17"/>
+        </w:rPr>
+        <w:t>if (h &lt; 10) cout &lt;&lt; '0';</w:t>
+      </w:r>
+    </w:p>
+    <w:p>
+      <w:pPr>
+        <w:spacing w:before="0" w:after="0" w:line="240" w:lineRule="auto"/>
+        <w:ind w:left="230"/>
+        <w:shd w:val="clear" w:color="auto" w:fill="F4F1EC"/>
+        <w:pBdr>
+          <w:left w:val="single" w:sz="18" w:space="6" w:color="8A4B1F"/>
+        </w:pBdr>
+      </w:pPr>
+      <w:r>
+        <w:rPr>
+          <w:rFonts w:ascii="Consolas" w:hAnsi="Consolas" w:cs="Consolas"/>
+          <w:color w:val="2D2A26"/>
+          <w:sz w:val="17"/>
+        </w:rPr>
+        <w:t>cout &lt;&lt; h &lt;&lt; ':';</w:t>
+      </w:r>
+    </w:p>
+    <w:p>
+      <w:pPr>
+        <w:spacing w:before="0" w:after="0" w:line="240" w:lineRule="auto"/>
+        <w:ind w:left="230"/>
+        <w:shd w:val="clear" w:color="auto" w:fill="F4F1EC"/>
+        <w:pBdr>
+          <w:left w:val="single" w:sz="18" w:space="6" w:color="8A4B1F"/>
+        </w:pBdr>
+      </w:pPr>
+      <w:r>
+        <w:rPr>
+          <w:rFonts w:ascii="Consolas" w:hAnsi="Consolas" w:cs="Consolas"/>
+          <w:color w:val="2D2A26"/>
+          <w:sz w:val="17"/>
+        </w:rPr>
+        <w:t>if (m &lt; 10) cout &lt;&lt; '0';</w:t>
+      </w:r>
+    </w:p>
+    <w:p>
+      <w:pPr>
+        <w:spacing w:before="0" w:after="120" w:line="240" w:lineRule="auto"/>
+        <w:ind w:left="230"/>
+        <w:shd w:val="clear" w:color="auto" w:fill="F4F1EC"/>
+        <w:pBdr>
+          <w:left w:val="single" w:sz="18" w:space="6" w:color="8A4B1F"/>
+        </w:pBdr>
+      </w:pPr>
+      <w:r>
+        <w:rPr>
+          <w:rFonts w:ascii="Consolas" w:hAnsi="Consolas" w:cs="Consolas"/>
+          <w:color w:val="2D2A26"/>
+          <w:sz w:val="17"/>
+        </w:rPr>
+        <w:t>cout &lt;&lt; m &lt;&lt; '\n';               // 09:05</w:t>
+      </w:r>
+    </w:p>
+    <w:p>
+      <w:pPr>
+        <w:pStyle w:val="Heading1"/>
+      </w:pPr>
+      <w:r>
+        <w:t>6. Fast input, and checking before you send</w:t>
+      </w:r>
+    </w:p>
+    <w:p>
+      <w:r>
+        <w:rPr>
+          <w:rFonts w:ascii="Consolas" w:hAnsi="Consolas" w:cs="Consolas"/>
+          <w:b w:val="0"/>
+          <w:color w:val="2D2A26"/>
+          <w:sz w:val="19"/>
+        </w:rPr>
+        <w:t>cin</w:t>
+      </w:r>
+      <w:r>
+        <w:rPr>
+          <w:b w:val="0"/>
+          <w:sz w:val="21"/>
+        </w:rPr>
+        <w:t xml:space="preserve"> and </w:t>
+      </w:r>
+      <w:r>
+        <w:rPr>
+          <w:rFonts w:ascii="Consolas" w:hAnsi="Consolas" w:cs="Consolas"/>
+          <w:b w:val="0"/>
+          <w:color w:val="2D2A26"/>
+          <w:sz w:val="19"/>
+        </w:rPr>
+        <w:t>cout</w:t>
+      </w:r>
+      <w:r>
+        <w:rPr>
+          <w:b w:val="0"/>
+          <w:sz w:val="21"/>
+        </w:rPr>
+        <w:t xml:space="preserve"> are a little slow. When the input has many thousands of numbers, put these two lines at the very start of </w:t>
+      </w:r>
+      <w:r>
+        <w:rPr>
+          <w:rFonts w:ascii="Consolas" w:hAnsi="Consolas" w:cs="Consolas"/>
+          <w:b w:val="0"/>
+          <w:color w:val="2D2A26"/>
+          <w:sz w:val="19"/>
+        </w:rPr>
+        <w:t>main</w:t>
+      </w:r>
+      <w:r>
+        <w:rPr>
+          <w:b w:val="0"/>
+          <w:sz w:val="21"/>
+        </w:rPr>
+        <w:t>:</w:t>
+      </w:r>
+    </w:p>
+    <w:p>
+      <w:pPr>
+        <w:spacing w:before="120" w:after="0" w:line="240" w:lineRule="auto"/>
+        <w:ind w:left="230"/>
+        <w:shd w:val="clear" w:color="auto" w:fill="F4F1EC"/>
+        <w:pBdr>
+          <w:left w:val="single" w:sz="18" w:space="6" w:color="8A4B1F"/>
+        </w:pBdr>
+      </w:pPr>
+      <w:r>
+        <w:rPr>
+          <w:rFonts w:ascii="Consolas" w:hAnsi="Consolas" w:cs="Consolas"/>
+          <w:color w:val="2D2A26"/>
+          <w:sz w:val="17"/>
+        </w:rPr>
+        <w:t>ios_base::sync_with_stdio(false);</w:t>
+      </w:r>
+    </w:p>
+    <w:p>
+      <w:pPr>
+        <w:spacing w:before="0" w:after="120" w:line="240" w:lineRule="auto"/>
+        <w:ind w:left="230"/>
+        <w:shd w:val="clear" w:color="auto" w:fill="F4F1EC"/>
+        <w:pBdr>
+          <w:left w:val="single" w:sz="18" w:space="6" w:color="8A4B1F"/>
+        </w:pBdr>
+      </w:pPr>
+      <w:r>
+        <w:rPr>
+          <w:rFonts w:ascii="Consolas" w:hAnsi="Consolas" w:cs="Consolas"/>
+          <w:color w:val="2D2A26"/>
+          <w:sz w:val="17"/>
+        </w:rPr>
+        <w:t>cin.tie(nullptr);</w:t>
+      </w:r>
+    </w:p>
+    <w:p>
+      <w:r>
+        <w:rPr>
+          <w:b w:val="0"/>
+          <w:sz w:val="21"/>
+        </w:rPr>
+        <w:t xml:space="preserve">Also print </w:t>
+      </w:r>
+      <w:r>
+        <w:rPr>
+          <w:rFonts w:ascii="Consolas" w:hAnsi="Consolas" w:cs="Consolas"/>
+          <w:b w:val="0"/>
+          <w:color w:val="2D2A26"/>
+          <w:sz w:val="19"/>
+        </w:rPr>
+        <w:t>'\n'</w:t>
+      </w:r>
+      <w:r>
+        <w:rPr>
+          <w:b w:val="0"/>
+          <w:sz w:val="21"/>
+        </w:rPr>
+        <w:t xml:space="preserve"> and not </w:t>
+      </w:r>
+      <w:r>
+        <w:rPr>
+          <w:rFonts w:ascii="Consolas" w:hAnsi="Consolas" w:cs="Consolas"/>
+          <w:b w:val="0"/>
+          <w:color w:val="2D2A26"/>
+          <w:sz w:val="19"/>
+        </w:rPr>
+        <w:t>endl</w:t>
+      </w:r>
+      <w:r>
+        <w:rPr>
+          <w:b w:val="0"/>
+          <w:sz w:val="21"/>
+        </w:rPr>
+        <w:t xml:space="preserve">. Both end the line, but </w:t>
+      </w:r>
+      <w:r>
+        <w:rPr>
+          <w:rFonts w:ascii="Consolas" w:hAnsi="Consolas" w:cs="Consolas"/>
+          <w:b w:val="0"/>
+          <w:color w:val="2D2A26"/>
+          <w:sz w:val="19"/>
+        </w:rPr>
+        <w:t>endl</w:t>
+      </w:r>
+      <w:r>
+        <w:rPr>
+          <w:b w:val="0"/>
+          <w:sz w:val="21"/>
+        </w:rPr>
+        <w:t xml:space="preserve"> is much slower when you print many lines.</w:t>
+      </w:r>
+    </w:p>
+    <w:p>
+      <w:r>
+        <w:rPr>
+          <w:b w:val="0"/>
+          <w:sz w:val="21"/>
+        </w:rPr>
+        <w:t>Before you send a solution:</w:t>
       </w:r>
     </w:p>
     <w:p>
@@ -4399,17 +2508,22 @@
       </w:pPr>
       <w:r>
         <w:rPr>
-          <w:b/>
+          <w:b w:val="0"/>
           <w:sz w:val="21"/>
         </w:rPr>
-        <w:t>The smallest allowed input.</w:t>
+        <w:t>Run every example from the statement and compare the output exactly.</w:t>
       </w:r>
+    </w:p>
+    <w:p>
+      <w:pPr>
+        <w:pStyle w:val="ListBullet"/>
+      </w:pPr>
       <w:r>
         <w:rPr>
           <w:b w:val="0"/>
           <w:sz w:val="21"/>
         </w:rPr>
-        <w:t xml:space="preserve"> </w:t>
+        <w:t xml:space="preserve">Try the smallest input the statement allows, for example </w:t>
       </w:r>
       <w:r>
         <w:rPr>
@@ -4425,7 +2539,7 @@
           <w:b w:val="0"/>
           <w:sz w:val="21"/>
         </w:rPr>
-        <w:t>, an empty list, one character. Loops that assume there are at least two things break here.</w:t>
+        <w:t>.</w:t>
       </w:r>
     </w:p>
     <w:p>
@@ -4434,17 +2548,10 @@
       </w:pPr>
       <w:r>
         <w:rPr>
-          <w:b/>
-          <w:sz w:val="21"/>
-        </w:rPr>
-        <w:t>The largest allowed input.</w:t>
-      </w:r>
-      <w:r>
-        <w:rPr>
           <w:b w:val="0"/>
           <w:sz w:val="21"/>
         </w:rPr>
-        <w:t xml:space="preserve"> If the statement says </w:t>
+        <w:t xml:space="preserve">Try the biggest numbers allowed. Does the answer still fit in an </w:t>
       </w:r>
       <w:r>
         <w:rPr>
@@ -4453,135 +2560,14 @@
           <w:color w:val="2D2A26"/>
           <w:sz w:val="19"/>
         </w:rPr>
-        <w:t>n &lt;= 200000</w:t>
+        <w:t>int</w:t>
       </w:r>
       <w:r>
         <w:rPr>
           <w:b w:val="0"/>
           <w:sz w:val="21"/>
         </w:rPr>
-        <w:t>, feed it 200000 values and time it. A program that takes six seconds will not get faster on the judge.</w:t>
-      </w:r>
-    </w:p>
-    <w:p>
-      <w:pPr>
-        <w:pStyle w:val="ListBullet"/>
-      </w:pPr>
-      <w:r>
-        <w:rPr>
-          <w:b/>
-          <w:sz w:val="21"/>
-        </w:rPr>
-        <w:t>The largest allowed values.</w:t>
-      </w:r>
-      <w:r>
-        <w:rPr>
-          <w:b w:val="0"/>
-          <w:sz w:val="21"/>
-        </w:rPr>
-        <w:t xml:space="preserve"> Not the most values - the biggest ones. This is where a missing </w:t>
-      </w:r>
-      <w:r>
-        <w:rPr>
-          <w:rFonts w:ascii="Consolas" w:hAnsi="Consolas" w:cs="Consolas"/>
-          <w:b w:val="0"/>
-          <w:color w:val="2D2A26"/>
-          <w:sz w:val="19"/>
-        </w:rPr>
-        <w:t>long long</w:t>
-      </w:r>
-      <w:r>
-        <w:rPr>
-          <w:b w:val="0"/>
-          <w:sz w:val="21"/>
-        </w:rPr>
-        <w:t xml:space="preserve"> shows up, and it is Lesson 02's whole subject.</w:t>
-      </w:r>
-    </w:p>
-    <w:p>
-      <w:pPr>
-        <w:pStyle w:val="ListBullet"/>
-      </w:pPr>
-      <w:r>
-        <w:rPr>
-          <w:b/>
-          <w:sz w:val="21"/>
-        </w:rPr>
-        <w:t>Negative numbers and zero</w:t>
-      </w:r>
-      <w:r>
-        <w:rPr>
-          <w:b w:val="0"/>
-          <w:sz w:val="21"/>
-        </w:rPr>
-        <w:t>, whenever the statement permits them. A maximum started at 0 instead of at the first value is wrong the moment the input can be negative.</w:t>
-      </w:r>
-    </w:p>
-    <w:p>
-      <w:pPr>
-        <w:pStyle w:val="ListBullet"/>
-      </w:pPr>
-      <w:r>
-        <w:rPr>
-          <w:b/>
-          <w:sz w:val="21"/>
-        </w:rPr>
-        <w:t>All the values the same</w:t>
-      </w:r>
-      <w:r>
-        <w:rPr>
-          <w:b w:val="0"/>
-          <w:sz w:val="21"/>
-        </w:rPr>
-        <w:t>, or already sorted, or in reverse. Cheap to write and they catch an astonishing number of off-by-one mistakes.</w:t>
-      </w:r>
-    </w:p>
-    <w:p>
-      <w:pPr>
-        <w:spacing w:before="120"/>
-        <w:ind w:left="230"/>
-        <w:shd w:val="clear" w:color="auto" w:fill="FDF6E7"/>
-        <w:pBdr>
-          <w:left w:val="single" w:sz="18" w:space="6" w:color="D9A441"/>
-        </w:pBdr>
-      </w:pPr>
-      <w:r>
-        <w:rPr>
-          <w:b w:val="0"/>
-          <w:sz w:val="20"/>
-        </w:rPr>
-        <w:t xml:space="preserve">A later lesson builds a </w:t>
-      </w:r>
-      <w:r>
-        <w:rPr>
-          <w:b/>
-          <w:sz w:val="20"/>
-        </w:rPr>
-        <w:t>stress test</w:t>
-      </w:r>
-      <w:r>
-        <w:rPr>
-          <w:b w:val="0"/>
-          <w:sz w:val="20"/>
-        </w:rPr>
-        <w:t>: a small program that makes random inputs, a slow-but-obviously-correct solution, and a loop that compares the two until they disagree. It is the single most effective debugging tool in competitive programming. For now, hand-written edge cases will find most of your bugs.</w:t>
-      </w:r>
-    </w:p>
-    <w:p>
-      <w:pPr>
-        <w:pStyle w:val="Heading1"/>
-      </w:pPr>
-      <w:r>
-        <w:t>9. What the judge actually checks</w:t>
-      </w:r>
-    </w:p>
-    <w:p>
-      <w:r>
-        <w:rPr>
-          <w:b w:val="0"/>
-          <w:sz w:val="21"/>
-        </w:rPr>
-        <w:t>Understanding what happens after you press submit turns most unexplained scores into obvious ones. The judge compiles your file, runs it once per test, feeds each test's input in, and compares your output with the expected output.</w:t>
+        <w:t>?</w:t>
       </w:r>
     </w:p>
     <w:tbl>
@@ -4592,14 +2578,13 @@
         <w:tblLook w:firstColumn="1" w:firstRow="1" w:lastColumn="0" w:lastRow="0" w:noHBand="0" w:noVBand="1" w:val="04A0"/>
       </w:tblPr>
       <w:tblGrid>
-        <w:gridCol w:w="2880"/>
-        <w:gridCol w:w="2880"/>
-        <w:gridCol w:w="2880"/>
+        <w:gridCol w:w="4320"/>
+        <w:gridCol w:w="4320"/>
       </w:tblGrid>
       <w:tr>
         <w:tc>
           <w:tcPr>
-            <w:tcW w:type="dxa" w:w="3024"/>
+            <w:tcW w:type="dxa" w:w="3312"/>
           </w:tcPr>
           <w:p>
             <w:pPr>
@@ -4612,13 +2597,13 @@
                 <w:color w:val="605C58"/>
                 <w:sz w:val="16"/>
               </w:rPr>
-              <w:t>VERDICT</w:t>
+              <w:t>THE JUDGE SAYS</w:t>
             </w:r>
           </w:p>
         </w:tc>
         <w:tc>
           <w:tcPr>
-            <w:tcW w:type="dxa" w:w="4752"/>
+            <w:tcW w:type="dxa" w:w="5760"/>
           </w:tcPr>
           <w:p>
             <w:pPr>
@@ -4635,30 +2620,11 @@
             </w:r>
           </w:p>
         </w:tc>
-        <w:tc>
-          <w:tcPr>
-            <w:tcW w:type="dxa" w:w="1296"/>
-          </w:tcPr>
-          <w:p>
-            <w:pPr>
-              <w:shd w:val="clear" w:color="auto" w:fill="F3ECE4"/>
-            </w:pPr>
-            <w:r/>
-            <w:r>
-              <w:rPr>
-                <w:b/>
-                <w:color w:val="605C58"/>
-                <w:sz w:val="16"/>
-              </w:rPr>
-              <w:t>WHERE TO LOOK FIRST</w:t>
-            </w:r>
-          </w:p>
-        </w:tc>
       </w:tr>
       <w:tr>
         <w:tc>
           <w:tcPr>
-            <w:tcW w:type="dxa" w:w="3024"/>
+            <w:tcW w:type="dxa" w:w="3312"/>
           </w:tcPr>
           <w:p>
             <w:r/>
@@ -4673,7 +2639,7 @@
         </w:tc>
         <w:tc>
           <w:tcPr>
-            <w:tcW w:type="dxa" w:w="4752"/>
+            <w:tcW w:type="dxa" w:w="5760"/>
           </w:tcPr>
           <w:p>
             <w:r/>
@@ -4682,22 +2648,7 @@
                 <w:b w:val="0"/>
                 <w:sz w:val="19"/>
               </w:rPr>
-              <w:t>every test matched</w:t>
-            </w:r>
-          </w:p>
-        </w:tc>
-        <w:tc>
-          <w:tcPr>
-            <w:tcW w:type="dxa" w:w="1296"/>
-          </w:tcPr>
-          <w:p>
-            <w:r/>
-            <w:r>
-              <w:rPr>
-                <w:b w:val="0"/>
-                <w:sz w:val="19"/>
-              </w:rPr>
-              <w:t>-</w:t>
+              <w:t>Correct and fast enough.</w:t>
             </w:r>
           </w:p>
         </w:tc>
@@ -4705,7 +2656,7 @@
       <w:tr>
         <w:tc>
           <w:tcPr>
-            <w:tcW w:type="dxa" w:w="3024"/>
+            <w:tcW w:type="dxa" w:w="3312"/>
           </w:tcPr>
           <w:p>
             <w:r/>
@@ -4720,7 +2671,7 @@
         </w:tc>
         <w:tc>
           <w:tcPr>
-            <w:tcW w:type="dxa" w:w="4752"/>
+            <w:tcW w:type="dxa" w:w="5760"/>
           </w:tcPr>
           <w:p>
             <w:r/>
@@ -4729,22 +2680,7 @@
                 <w:b w:val="0"/>
                 <w:sz w:val="19"/>
               </w:rPr>
-              <w:t>the output differs on some test</w:t>
-            </w:r>
-          </w:p>
-        </w:tc>
-        <w:tc>
-          <w:tcPr>
-            <w:tcW w:type="dxa" w:w="1296"/>
-          </w:tcPr>
-          <w:p>
-            <w:r/>
-            <w:r>
-              <w:rPr>
-                <w:b w:val="0"/>
-                <w:sz w:val="19"/>
-              </w:rPr>
-              <w:t>the edge cases in section 8; the wording of your output</w:t>
+              <w:t>The program printed something different from the right answer.</w:t>
             </w:r>
           </w:p>
         </w:tc>
@@ -4752,7 +2688,7 @@
       <w:tr>
         <w:tc>
           <w:tcPr>
-            <w:tcW w:type="dxa" w:w="3024"/>
+            <w:tcW w:type="dxa" w:w="3312"/>
           </w:tcPr>
           <w:p>
             <w:r/>
@@ -4767,7 +2703,7 @@
         </w:tc>
         <w:tc>
           <w:tcPr>
-            <w:tcW w:type="dxa" w:w="4752"/>
+            <w:tcW w:type="dxa" w:w="5760"/>
           </w:tcPr>
           <w:p>
             <w:r/>
@@ -4776,47 +2712,7 @@
                 <w:b w:val="0"/>
                 <w:sz w:val="19"/>
               </w:rPr>
-              <w:t>too slow on some test</w:t>
-            </w:r>
-          </w:p>
-        </w:tc>
-        <w:tc>
-          <w:tcPr>
-            <w:tcW w:type="dxa" w:w="1296"/>
-          </w:tcPr>
-          <w:p>
-            <w:r/>
-            <w:r>
-              <w:rPr>
-                <w:rFonts w:ascii="Consolas" w:hAnsi="Consolas" w:cs="Consolas"/>
-                <w:b w:val="0"/>
-                <w:color w:val="2D2A26"/>
-                <w:sz w:val="17"/>
-              </w:rPr>
-              <w:t>endl</w:t>
-            </w:r>
-            <w:r>
-              <w:rPr>
-                <w:b w:val="0"/>
-                <w:sz w:val="19"/>
-              </w:rPr>
-              <w:t xml:space="preserve"> in a loop; missing </w:t>
-            </w:r>
-            <w:r>
-              <w:rPr>
-                <w:rFonts w:ascii="Consolas" w:hAnsi="Consolas" w:cs="Consolas"/>
-                <w:b w:val="0"/>
-                <w:color w:val="2D2A26"/>
-                <w:sz w:val="17"/>
-              </w:rPr>
-              <w:t>sync_with_stdio</w:t>
-            </w:r>
-            <w:r>
-              <w:rPr>
-                <w:b w:val="0"/>
-                <w:sz w:val="19"/>
-              </w:rPr>
-              <w:t>; the algorithm</w:t>
+              <w:t>The program was too slow.</w:t>
             </w:r>
           </w:p>
         </w:tc>
@@ -4824,54 +2720,7 @@
       <w:tr>
         <w:tc>
           <w:tcPr>
-            <w:tcW w:type="dxa" w:w="3024"/>
-          </w:tcPr>
-          <w:p>
-            <w:r/>
-            <w:r>
-              <w:rPr>
-                <w:b w:val="0"/>
-                <w:sz w:val="19"/>
-              </w:rPr>
-              <w:t>Memory limit exceeded</w:t>
-            </w:r>
-          </w:p>
-        </w:tc>
-        <w:tc>
-          <w:tcPr>
-            <w:tcW w:type="dxa" w:w="4752"/>
-          </w:tcPr>
-          <w:p>
-            <w:r/>
-            <w:r>
-              <w:rPr>
-                <w:b w:val="0"/>
-                <w:sz w:val="19"/>
-              </w:rPr>
-              <w:t>used too much memory</w:t>
-            </w:r>
-          </w:p>
-        </w:tc>
-        <w:tc>
-          <w:tcPr>
-            <w:tcW w:type="dxa" w:w="1296"/>
-          </w:tcPr>
-          <w:p>
-            <w:r/>
-            <w:r>
-              <w:rPr>
-                <w:b w:val="0"/>
-                <w:sz w:val="19"/>
-              </w:rPr>
-              <w:t>storing input that could have been streamed</w:t>
-            </w:r>
-          </w:p>
-        </w:tc>
-      </w:tr>
-      <w:tr>
-        <w:tc>
-          <w:tcPr>
-            <w:tcW w:type="dxa" w:w="3024"/>
+            <w:tcW w:type="dxa" w:w="3312"/>
           </w:tcPr>
           <w:p>
             <w:r/>
@@ -4886,7 +2735,7 @@
         </w:tc>
         <w:tc>
           <w:tcPr>
-            <w:tcW w:type="dxa" w:w="4752"/>
+            <w:tcW w:type="dxa" w:w="5760"/>
           </w:tcPr>
           <w:p>
             <w:r/>
@@ -4895,22 +2744,7 @@
                 <w:b w:val="0"/>
                 <w:sz w:val="19"/>
               </w:rPr>
-              <w:t>the program crashed or returned something other than 0</w:t>
-            </w:r>
-          </w:p>
-        </w:tc>
-        <w:tc>
-          <w:tcPr>
-            <w:tcW w:type="dxa" w:w="1296"/>
-          </w:tcPr>
-          <w:p>
-            <w:r/>
-            <w:r>
-              <w:rPr>
-                <w:b w:val="0"/>
-                <w:sz w:val="19"/>
-              </w:rPr>
-              <w:t>reading past the end of an array; dividing by zero</w:t>
+              <w:t>The program crashed, for example by dividing by zero.</w:t>
             </w:r>
           </w:p>
         </w:tc>
@@ -4918,7 +2752,7 @@
       <w:tr>
         <w:tc>
           <w:tcPr>
-            <w:tcW w:type="dxa" w:w="3024"/>
+            <w:tcW w:type="dxa" w:w="3312"/>
           </w:tcPr>
           <w:p>
             <w:r/>
@@ -4933,7 +2767,7 @@
         </w:tc>
         <w:tc>
           <w:tcPr>
-            <w:tcW w:type="dxa" w:w="4752"/>
+            <w:tcW w:type="dxa" w:w="5760"/>
           </w:tcPr>
           <w:p>
             <w:r/>
@@ -4942,159 +2776,13 @@
                 <w:b w:val="0"/>
                 <w:sz w:val="19"/>
               </w:rPr>
-              <w:t>it did not build on the judge</w:t>
-            </w:r>
-          </w:p>
-        </w:tc>
-        <w:tc>
-          <w:tcPr>
-            <w:tcW w:type="dxa" w:w="1296"/>
-          </w:tcPr>
-          <w:p>
-            <w:r/>
-            <w:r>
-              <w:rPr>
-                <w:b w:val="0"/>
-                <w:sz w:val="19"/>
-              </w:rPr>
-              <w:t xml:space="preserve">compile it yourself with </w:t>
-            </w:r>
-            <w:r>
-              <w:rPr>
-                <w:rFonts w:ascii="Consolas" w:hAnsi="Consolas" w:cs="Consolas"/>
-                <w:b w:val="0"/>
-                <w:color w:val="2D2A26"/>
-                <w:sz w:val="17"/>
-              </w:rPr>
-              <w:t>-std=c++17 -Wall</w:t>
-            </w:r>
-            <w:r>
-              <w:rPr>
-                <w:b w:val="0"/>
-                <w:sz w:val="19"/>
-              </w:rPr>
-              <w:t xml:space="preserve"> first</w:t>
+              <w:t>The code did not compile. Compile it yourself before sending.</w:t>
             </w:r>
           </w:p>
         </w:tc>
       </w:tr>
     </w:tbl>
     <w:p/>
-    <w:p>
-      <w:r>
-        <w:rPr>
-          <w:b w:val="0"/>
-          <w:sz w:val="21"/>
-        </w:rPr>
-        <w:t>Three facts that surprise people the first time:</w:t>
-      </w:r>
-    </w:p>
-    <w:p>
-      <w:pPr>
-        <w:pStyle w:val="ListBullet"/>
-      </w:pPr>
-      <w:r>
-        <w:rPr>
-          <w:b/>
-          <w:sz w:val="21"/>
-        </w:rPr>
-        <w:t>Each test is a fresh run.</w:t>
-      </w:r>
-      <w:r>
-        <w:rPr>
-          <w:b w:val="0"/>
-          <w:sz w:val="21"/>
-        </w:rPr>
-        <w:t xml:space="preserve"> Anything your program remembers between test cases inside one file is your own doing; between separate tests, nothing carries over.</w:t>
-      </w:r>
-    </w:p>
-    <w:p>
-      <w:pPr>
-        <w:pStyle w:val="ListBullet"/>
-      </w:pPr>
-      <w:r>
-        <w:rPr>
-          <w:b/>
-          <w:sz w:val="21"/>
-        </w:rPr>
-        <w:t>Partial marks are normal.</w:t>
-      </w:r>
-      <w:r>
-        <w:rPr>
-          <w:b w:val="0"/>
-          <w:sz w:val="21"/>
-        </w:rPr>
-        <w:t xml:space="preserve"> Most Group C and D problems are graded per test group, so a solution that is correct but slow still scores on the small tests. Submit the slow correct version before you try to make it fast.</w:t>
-      </w:r>
-    </w:p>
-    <w:p>
-      <w:pPr>
-        <w:pStyle w:val="ListBullet"/>
-      </w:pPr>
-      <w:r>
-        <w:rPr>
-          <w:b/>
-          <w:sz w:val="21"/>
-        </w:rPr>
-        <w:t>"It works on my machine" is not evidence.</w:t>
-      </w:r>
-      <w:r>
-        <w:rPr>
-          <w:b w:val="0"/>
-          <w:sz w:val="21"/>
-        </w:rPr>
-        <w:t xml:space="preserve"> An uninitialised variable can hold 0 on your computer and rubbish on the judge. That is why </w:t>
-      </w:r>
-      <w:r>
-        <w:rPr>
-          <w:rFonts w:ascii="Consolas" w:hAnsi="Consolas" w:cs="Consolas"/>
-          <w:b w:val="0"/>
-          <w:color w:val="2D2A26"/>
-          <w:sz w:val="19"/>
-        </w:rPr>
-        <w:t>-Wall</w:t>
-      </w:r>
-      <w:r>
-        <w:rPr>
-          <w:b w:val="0"/>
-          <w:sz w:val="21"/>
-        </w:rPr>
-        <w:t xml:space="preserve"> is in section 2.</w:t>
-      </w:r>
-    </w:p>
-    <w:p>
-      <w:pPr>
-        <w:spacing w:before="120"/>
-        <w:ind w:left="230"/>
-        <w:shd w:val="clear" w:color="auto" w:fill="FDF6E7"/>
-        <w:pBdr>
-          <w:left w:val="single" w:sz="18" w:space="6" w:color="D9A441"/>
-        </w:pBdr>
-      </w:pPr>
-      <w:r>
-        <w:rPr>
-          <w:b w:val="0"/>
-          <w:sz w:val="20"/>
-        </w:rPr>
-        <w:t xml:space="preserve">Read the statement's limits before you write anything: the largest </w:t>
-      </w:r>
-      <w:r>
-        <w:rPr>
-          <w:rFonts w:ascii="Consolas" w:hAnsi="Consolas" w:cs="Consolas"/>
-          <w:b w:val="0"/>
-          <w:color w:val="2D2A26"/>
-          <w:sz w:val="18"/>
-        </w:rPr>
-        <w:t>n</w:t>
-      </w:r>
-      <w:r>
-        <w:rPr>
-          <w:b w:val="0"/>
-          <w:sz w:val="20"/>
-        </w:rPr>
-        <w:t>, the largest value, the time limit and the memory limit. Those four numbers decide which solution you should even attempt - and, in group F of section 13, they are the entire problem.</w:t>
-      </w:r>
-    </w:p>
     <w:p>
       <w:r>
         <w:br w:type="page"/>
@@ -5105,7 +2793,7 @@
         <w:pStyle w:val="Heading1"/>
       </w:pPr>
       <w:r>
-        <w:t>10. Cheat sheet — memorise this page</w:t>
+        <w:t>7. Cheat sheet — memorise this page</w:t>
       </w:r>
     </w:p>
     <w:p>
@@ -5114,7 +2802,7 @@
           <w:b w:val="0"/>
           <w:sz w:val="21"/>
         </w:rPr>
-        <w:t>Cover the right-hand column and reproduce each idiom from its description alone.</w:t>
+        <w:t>Cover the right-hand column and try to write each line from memory.</w:t>
       </w:r>
     </w:p>
     <w:tbl>
@@ -5180,7 +2868,7 @@
                 <w:b w:val="0"/>
                 <w:sz w:val="19"/>
               </w:rPr>
-              <w:t>The whole skeleton</w:t>
+              <w:t>Start every program</w:t>
             </w:r>
           </w:p>
         </w:tc>
@@ -5204,7 +2892,7 @@
                 <w:b w:val="0"/>
                 <w:sz w:val="19"/>
               </w:rPr>
-              <w:t xml:space="preserve"> / </w:t>
+              <w:t xml:space="preserve">, </w:t>
             </w:r>
             <w:r>
               <w:rPr>
@@ -5220,7 +2908,7 @@
                 <w:b w:val="0"/>
                 <w:sz w:val="19"/>
               </w:rPr>
-              <w:t xml:space="preserve"> / </w:t>
+              <w:t xml:space="preserve">, </w:t>
             </w:r>
             <w:r>
               <w:rPr>
@@ -5246,132 +2934,7 @@
                 <w:b w:val="0"/>
                 <w:sz w:val="19"/>
               </w:rPr>
-              <w:t>Fast input and output</w:t>
-            </w:r>
-          </w:p>
-        </w:tc>
-        <w:tc>
-          <w:tcPr>
-            <w:tcW w:type="dxa" w:w="5904"/>
-          </w:tcPr>
-          <w:p>
-            <w:r/>
-            <w:r>
-              <w:rPr>
-                <w:rFonts w:ascii="Consolas" w:hAnsi="Consolas" w:cs="Consolas"/>
-                <w:b w:val="0"/>
-                <w:color w:val="2D2A26"/>
-                <w:sz w:val="17"/>
-              </w:rPr>
-              <w:t>ios_base::sync_with_stdio(false); cin.tie(nullptr);</w:t>
-            </w:r>
-          </w:p>
-        </w:tc>
-      </w:tr>
-      <w:tr>
-        <w:tc>
-          <w:tcPr>
-            <w:tcW w:type="dxa" w:w="3168"/>
-          </w:tcPr>
-          <w:p>
-            <w:r/>
-            <w:r>
-              <w:rPr>
-                <w:b w:val="0"/>
-                <w:sz w:val="19"/>
-              </w:rPr>
-              <w:t>Compile it</w:t>
-            </w:r>
-          </w:p>
-        </w:tc>
-        <w:tc>
-          <w:tcPr>
-            <w:tcW w:type="dxa" w:w="5904"/>
-          </w:tcPr>
-          <w:p>
-            <w:r/>
-            <w:r>
-              <w:rPr>
-                <w:rFonts w:ascii="Consolas" w:hAnsi="Consolas" w:cs="Consolas"/>
-                <w:b w:val="0"/>
-                <w:color w:val="2D2A26"/>
-                <w:sz w:val="17"/>
-              </w:rPr>
-              <w:t>g++ -std=c++17 -O2 -Wall -o sol sol.cpp</w:t>
-            </w:r>
-          </w:p>
-        </w:tc>
-      </w:tr>
-      <w:tr>
-        <w:tc>
-          <w:tcPr>
-            <w:tcW w:type="dxa" w:w="3168"/>
-          </w:tcPr>
-          <w:p>
-            <w:r/>
-            <w:r>
-              <w:rPr>
-                <w:b w:val="0"/>
-                <w:sz w:val="19"/>
-              </w:rPr>
-              <w:t>Run it</w:t>
-            </w:r>
-          </w:p>
-        </w:tc>
-        <w:tc>
-          <w:tcPr>
-            <w:tcW w:type="dxa" w:w="5904"/>
-          </w:tcPr>
-          <w:p>
-            <w:r/>
-            <w:r>
-              <w:rPr>
-                <w:rFonts w:ascii="Consolas" w:hAnsi="Consolas" w:cs="Consolas"/>
-                <w:b w:val="0"/>
-                <w:color w:val="2D2A26"/>
-                <w:sz w:val="17"/>
-              </w:rPr>
-              <w:t>sol</w:t>
-            </w:r>
-            <w:r>
-              <w:rPr>
-                <w:b w:val="0"/>
-                <w:sz w:val="19"/>
-              </w:rPr>
-              <w:t xml:space="preserve"> on Windows, </w:t>
-            </w:r>
-            <w:r>
-              <w:rPr>
-                <w:rFonts w:ascii="Consolas" w:hAnsi="Consolas" w:cs="Consolas"/>
-                <w:b w:val="0"/>
-                <w:color w:val="2D2A26"/>
-                <w:sz w:val="17"/>
-              </w:rPr>
-              <w:t>./sol</w:t>
-            </w:r>
-            <w:r>
-              <w:rPr>
-                <w:b w:val="0"/>
-                <w:sz w:val="19"/>
-              </w:rPr>
-              <w:t xml:space="preserve"> on Linux and macOS</w:t>
-            </w:r>
-          </w:p>
-        </w:tc>
-      </w:tr>
-      <w:tr>
-        <w:tc>
-          <w:tcPr>
-            <w:tcW w:type="dxa" w:w="3168"/>
-          </w:tcPr>
-          <w:p>
-            <w:r/>
-            <w:r>
-              <w:rPr>
-                <w:b w:val="0"/>
-                <w:sz w:val="19"/>
-              </w:rPr>
-              <w:t>Read one value</w:t>
+              <w:t>Read one number / several</w:t>
             </w:r>
           </w:p>
         </w:tc>
@@ -5390,6 +2953,22 @@
               </w:rPr>
               <w:t>cin &gt;&gt; x;</w:t>
             </w:r>
+            <w:r>
+              <w:rPr>
+                <w:b w:val="0"/>
+                <w:sz w:val="19"/>
+              </w:rPr>
+              <w:t xml:space="preserve"> / </w:t>
+            </w:r>
+            <w:r>
+              <w:rPr>
+                <w:rFonts w:ascii="Consolas" w:hAnsi="Consolas" w:cs="Consolas"/>
+                <w:b w:val="0"/>
+                <w:color w:val="2D2A26"/>
+                <w:sz w:val="17"/>
+              </w:rPr>
+              <w:t>cin &gt;&gt; a &gt;&gt; b &gt;&gt; c;</w:t>
+            </w:r>
           </w:p>
         </w:tc>
       </w:tr>
@@ -5405,7 +2984,7 @@
                 <w:b w:val="0"/>
                 <w:sz w:val="19"/>
               </w:rPr>
-              <w:t>Read several</w:t>
+              <w:t>Print two numbers on one line</w:t>
             </w:r>
           </w:p>
         </w:tc>
@@ -5422,14 +3001,7 @@
                 <w:color w:val="2D2A26"/>
                 <w:sz w:val="17"/>
               </w:rPr>
-              <w:t>cin &gt;&gt; a &gt;&gt; b &gt;&gt; c;</w:t>
-            </w:r>
-            <w:r>
-              <w:rPr>
-                <w:b w:val="0"/>
-                <w:sz w:val="19"/>
-              </w:rPr>
-              <w:t xml:space="preserve"> - the layout of the input does not matter</w:t>
+              <w:t>cout &lt;&lt; a &lt;&lt; ' ' &lt;&lt; b &lt;&lt; '\n';</w:t>
             </w:r>
           </w:p>
         </w:tc>
@@ -5446,7 +3018,23 @@
                 <w:b w:val="0"/>
                 <w:sz w:val="19"/>
               </w:rPr>
-              <w:t>Read a count, then that many</w:t>
+              <w:t xml:space="preserve">Read </w:t>
+            </w:r>
+            <w:r>
+              <w:rPr>
+                <w:rFonts w:ascii="Consolas" w:hAnsi="Consolas" w:cs="Consolas"/>
+                <w:b w:val="0"/>
+                <w:color w:val="2D2A26"/>
+                <w:sz w:val="17"/>
+              </w:rPr>
+              <w:t>n</w:t>
+            </w:r>
+            <w:r>
+              <w:rPr>
+                <w:b w:val="0"/>
+                <w:sz w:val="19"/>
+              </w:rPr>
+              <w:t xml:space="preserve"> numbers</w:t>
             </w:r>
           </w:p>
         </w:tc>
@@ -5463,23 +3051,7 @@
                 <w:color w:val="2D2A26"/>
                 <w:sz w:val="17"/>
               </w:rPr>
-              <w:t>cin &gt;&gt; n;</w:t>
-            </w:r>
-            <w:r>
-              <w:rPr>
-                <w:b w:val="0"/>
-                <w:sz w:val="19"/>
-              </w:rPr>
-              <w:t xml:space="preserve"> then </w:t>
-            </w:r>
-            <w:r>
-              <w:rPr>
-                <w:rFonts w:ascii="Consolas" w:hAnsi="Consolas" w:cs="Consolas"/>
-                <w:b w:val="0"/>
-                <w:color w:val="2D2A26"/>
-                <w:sz w:val="17"/>
-              </w:rPr>
-              <w:t>for (int i = 0; i &lt; n; i++) cin &gt;&gt; x;</w:t>
+              <w:t>cin &gt;&gt; n; for (int i = 0; i &lt; n; i++) { cin &gt;&gt; x; ... }</w:t>
             </w:r>
           </w:p>
         </w:tc>
@@ -5530,238 +3102,6 @@
                 <w:b w:val="0"/>
                 <w:sz w:val="19"/>
               </w:rPr>
-              <w:t>End the input by hand</w:t>
-            </w:r>
-          </w:p>
-        </w:tc>
-        <w:tc>
-          <w:tcPr>
-            <w:tcW w:type="dxa" w:w="5904"/>
-          </w:tcPr>
-          <w:p>
-            <w:r/>
-            <w:r>
-              <w:rPr>
-                <w:b w:val="0"/>
-                <w:sz w:val="19"/>
-              </w:rPr>
-              <w:t>Ctrl+Z then Enter on Windows, Ctrl+D elsewhere</w:t>
-            </w:r>
-          </w:p>
-        </w:tc>
-      </w:tr>
-      <w:tr>
-        <w:tc>
-          <w:tcPr>
-            <w:tcW w:type="dxa" w:w="3168"/>
-          </w:tcPr>
-          <w:p>
-            <w:r/>
-            <w:r>
-              <w:rPr>
-                <w:b w:val="0"/>
-                <w:sz w:val="19"/>
-              </w:rPr>
-              <w:t>T test cases</w:t>
-            </w:r>
-          </w:p>
-        </w:tc>
-        <w:tc>
-          <w:tcPr>
-            <w:tcW w:type="dxa" w:w="5904"/>
-          </w:tcPr>
-          <w:p>
-            <w:r/>
-            <w:r>
-              <w:rPr>
-                <w:rFonts w:ascii="Consolas" w:hAnsi="Consolas" w:cs="Consolas"/>
-                <w:b w:val="0"/>
-                <w:color w:val="2D2A26"/>
-                <w:sz w:val="17"/>
-              </w:rPr>
-              <w:t>cin &gt;&gt; t; while (t--) { ... }</w:t>
-            </w:r>
-          </w:p>
-        </w:tc>
-      </w:tr>
-      <w:tr>
-        <w:tc>
-          <w:tcPr>
-            <w:tcW w:type="dxa" w:w="3168"/>
-          </w:tcPr>
-          <w:p>
-            <w:r/>
-            <w:r>
-              <w:rPr>
-                <w:b w:val="0"/>
-                <w:sz w:val="19"/>
-              </w:rPr>
-              <w:t>Stop at a marker</w:t>
-            </w:r>
-          </w:p>
-        </w:tc>
-        <w:tc>
-          <w:tcPr>
-            <w:tcW w:type="dxa" w:w="5904"/>
-          </w:tcPr>
-          <w:p>
-            <w:r/>
-            <w:r>
-              <w:rPr>
-                <w:rFonts w:ascii="Consolas" w:hAnsi="Consolas" w:cs="Consolas"/>
-                <w:b w:val="0"/>
-                <w:color w:val="2D2A26"/>
-                <w:sz w:val="17"/>
-              </w:rPr>
-              <w:t>if (a == 0 &amp;&amp; b == 0) break;</w:t>
-            </w:r>
-            <w:r>
-              <w:rPr>
-                <w:b w:val="0"/>
-                <w:sz w:val="19"/>
-              </w:rPr>
-              <w:t xml:space="preserve"> - test before you use the values</w:t>
-            </w:r>
-          </w:p>
-        </w:tc>
-      </w:tr>
-      <w:tr>
-        <w:tc>
-          <w:tcPr>
-            <w:tcW w:type="dxa" w:w="3168"/>
-          </w:tcPr>
-          <w:p>
-            <w:r/>
-            <w:r>
-              <w:rPr>
-                <w:b w:val="0"/>
-                <w:sz w:val="19"/>
-              </w:rPr>
-              <w:t>Print</w:t>
-            </w:r>
-          </w:p>
-        </w:tc>
-        <w:tc>
-          <w:tcPr>
-            <w:tcW w:type="dxa" w:w="5904"/>
-          </w:tcPr>
-          <w:p>
-            <w:r/>
-            <w:r>
-              <w:rPr>
-                <w:rFonts w:ascii="Consolas" w:hAnsi="Consolas" w:cs="Consolas"/>
-                <w:b w:val="0"/>
-                <w:color w:val="2D2A26"/>
-                <w:sz w:val="17"/>
-              </w:rPr>
-              <w:t>cout &lt;&lt; x &lt;&lt; '\n';</w:t>
-            </w:r>
-          </w:p>
-        </w:tc>
-      </w:tr>
-      <w:tr>
-        <w:tc>
-          <w:tcPr>
-            <w:tcW w:type="dxa" w:w="3168"/>
-          </w:tcPr>
-          <w:p>
-            <w:r/>
-            <w:r>
-              <w:rPr>
-                <w:b w:val="0"/>
-                <w:sz w:val="19"/>
-              </w:rPr>
-              <w:t>Never</w:t>
-            </w:r>
-          </w:p>
-        </w:tc>
-        <w:tc>
-          <w:tcPr>
-            <w:tcW w:type="dxa" w:w="5904"/>
-          </w:tcPr>
-          <w:p>
-            <w:r/>
-            <w:r>
-              <w:rPr>
-                <w:rFonts w:ascii="Consolas" w:hAnsi="Consolas" w:cs="Consolas"/>
-                <w:b w:val="0"/>
-                <w:color w:val="2D2A26"/>
-                <w:sz w:val="17"/>
-              </w:rPr>
-              <w:t>endl</w:t>
-            </w:r>
-            <w:r>
-              <w:rPr>
-                <w:b w:val="0"/>
-                <w:sz w:val="19"/>
-              </w:rPr>
-              <w:t xml:space="preserve"> - it flushes every time and can fail a time limit on its own</w:t>
-            </w:r>
-          </w:p>
-        </w:tc>
-      </w:tr>
-      <w:tr>
-        <w:tc>
-          <w:tcPr>
-            <w:tcW w:type="dxa" w:w="3168"/>
-          </w:tcPr>
-          <w:p>
-            <w:r/>
-            <w:r>
-              <w:rPr>
-                <w:b w:val="0"/>
-                <w:sz w:val="19"/>
-              </w:rPr>
-              <w:t>Several on one line</w:t>
-            </w:r>
-          </w:p>
-        </w:tc>
-        <w:tc>
-          <w:tcPr>
-            <w:tcW w:type="dxa" w:w="5904"/>
-          </w:tcPr>
-          <w:p>
-            <w:r/>
-            <w:r>
-              <w:rPr>
-                <w:rFonts w:ascii="Consolas" w:hAnsi="Consolas" w:cs="Consolas"/>
-                <w:b w:val="0"/>
-                <w:color w:val="2D2A26"/>
-                <w:sz w:val="17"/>
-              </w:rPr>
-              <w:t>if (i &gt; 0) cout &lt;&lt; ' ';</w:t>
-            </w:r>
-            <w:r>
-              <w:rPr>
-                <w:b w:val="0"/>
-                <w:sz w:val="19"/>
-              </w:rPr>
-              <w:t xml:space="preserve"> then </w:t>
-            </w:r>
-            <w:r>
-              <w:rPr>
-                <w:rFonts w:ascii="Consolas" w:hAnsi="Consolas" w:cs="Consolas"/>
-                <w:b w:val="0"/>
-                <w:color w:val="2D2A26"/>
-                <w:sz w:val="17"/>
-              </w:rPr>
-              <w:t>cout &lt;&lt; v;</w:t>
-            </w:r>
-          </w:p>
-        </w:tc>
-      </w:tr>
-      <w:tr>
-        <w:tc>
-          <w:tcPr>
-            <w:tcW w:type="dxa" w:w="3168"/>
-          </w:tcPr>
-          <w:p>
-            <w:r/>
-            <w:r>
-              <w:rPr>
-                <w:b w:val="0"/>
-                <w:sz w:val="19"/>
-              </w:rPr>
               <w:t>Read one character</w:t>
             </w:r>
           </w:p>
@@ -5786,7 +3126,32 @@
                 <w:b w:val="0"/>
                 <w:sz w:val="19"/>
               </w:rPr>
-              <w:t xml:space="preserve"> - whitespace is skipped</w:t>
+              <w:t xml:space="preserve"> then compare with </w:t>
+            </w:r>
+            <w:r>
+              <w:rPr>
+                <w:rFonts w:ascii="Consolas" w:hAnsi="Consolas" w:cs="Consolas"/>
+                <w:b w:val="0"/>
+                <w:color w:val="2D2A26"/>
+                <w:sz w:val="17"/>
+              </w:rPr>
+              <w:t>'a'</w:t>
+            </w:r>
+            <w:r>
+              <w:rPr>
+                <w:b w:val="0"/>
+                <w:sz w:val="19"/>
+              </w:rPr>
+              <w:t xml:space="preserve">, </w:t>
+            </w:r>
+            <w:r>
+              <w:rPr>
+                <w:rFonts w:ascii="Consolas" w:hAnsi="Consolas" w:cs="Consolas"/>
+                <w:b w:val="0"/>
+                <w:color w:val="2D2A26"/>
+                <w:sz w:val="17"/>
+              </w:rPr>
+              <w:t>'1'</w:t>
             </w:r>
           </w:p>
         </w:tc>
@@ -5829,7 +3194,7 @@
                 <w:color w:val="2D2A26"/>
                 <w:sz w:val="17"/>
               </w:rPr>
-              <w:t>int a, b; char sign; cin &gt;&gt; a &gt;&gt; sign &gt;&gt; b;</w:t>
+              <w:t>int a, b; char op; cin &gt;&gt; a &gt;&gt; op &gt;&gt; b;</w:t>
             </w:r>
           </w:p>
         </w:tc>
@@ -5846,7 +3211,22 @@
                 <w:b w:val="0"/>
                 <w:sz w:val="19"/>
               </w:rPr>
-              <w:t xml:space="preserve">Read </w:t>
+              <w:t>Largest so far</w:t>
+            </w:r>
+          </w:p>
+        </w:tc>
+        <w:tc>
+          <w:tcPr>
+            <w:tcW w:type="dxa" w:w="5904"/>
+          </w:tcPr>
+          <w:p>
+            <w:r/>
+            <w:r>
+              <w:rPr>
+                <w:b w:val="0"/>
+                <w:sz w:val="19"/>
+              </w:rPr>
+              <w:t xml:space="preserve">start from the first value, then </w:t>
             </w:r>
             <w:r>
               <w:rPr>
@@ -5855,7 +3235,24 @@
                 <w:color w:val="2D2A26"/>
                 <w:sz w:val="17"/>
               </w:rPr>
-              <w:t>21.05.2015</w:t>
+              <w:t>if (x &gt; best) best = x;</w:t>
+            </w:r>
+          </w:p>
+        </w:tc>
+      </w:tr>
+      <w:tr>
+        <w:tc>
+          <w:tcPr>
+            <w:tcW w:type="dxa" w:w="3168"/>
+          </w:tcPr>
+          <w:p>
+            <w:r/>
+            <w:r>
+              <w:rPr>
+                <w:b w:val="0"/>
+                <w:sz w:val="19"/>
+              </w:rPr>
+              <w:t>Very big numbers</w:t>
             </w:r>
           </w:p>
         </w:tc>
@@ -5872,7 +3269,23 @@
                 <w:color w:val="2D2A26"/>
                 <w:sz w:val="17"/>
               </w:rPr>
-              <w:t>cin &gt;&gt; day &gt;&gt; dot &gt;&gt; month &gt;&gt; dot &gt;&gt; year;</w:t>
+              <w:t>long long</w:t>
+            </w:r>
+            <w:r>
+              <w:rPr>
+                <w:b w:val="0"/>
+                <w:sz w:val="19"/>
+              </w:rPr>
+              <w:t xml:space="preserve"> instead of </w:t>
+            </w:r>
+            <w:r>
+              <w:rPr>
+                <w:rFonts w:ascii="Consolas" w:hAnsi="Consolas" w:cs="Consolas"/>
+                <w:b w:val="0"/>
+                <w:color w:val="2D2A26"/>
+                <w:sz w:val="17"/>
+              </w:rPr>
+              <w:t>int</w:t>
             </w:r>
           </w:p>
         </w:tc>
@@ -5889,7 +3302,7 @@
                 <w:b w:val="0"/>
                 <w:sz w:val="19"/>
               </w:rPr>
-              <w:t>Read a whole line</w:t>
+              <w:t>Fast input</w:t>
             </w:r>
           </w:p>
         </w:tc>
@@ -5906,7 +3319,7 @@
                 <w:color w:val="2D2A26"/>
                 <w:sz w:val="17"/>
               </w:rPr>
-              <w:t>string line; getline(cin, line);</w:t>
+              <w:t>ios_base::sync_with_stdio(false); cin.tie(nullptr);</w:t>
             </w:r>
           </w:p>
         </w:tc>
@@ -5923,32 +3336,7 @@
                 <w:b w:val="0"/>
                 <w:sz w:val="19"/>
               </w:rPr>
-              <w:t xml:space="preserve">After </w:t>
-            </w:r>
-            <w:r>
-              <w:rPr>
-                <w:rFonts w:ascii="Consolas" w:hAnsi="Consolas" w:cs="Consolas"/>
-                <w:b w:val="0"/>
-                <w:color w:val="2D2A26"/>
-                <w:sz w:val="17"/>
-              </w:rPr>
-              <w:t>&gt;&gt;</w:t>
-            </w:r>
-            <w:r>
-              <w:rPr>
-                <w:b w:val="0"/>
-                <w:sz w:val="19"/>
-              </w:rPr>
-              <w:t xml:space="preserve">, before </w:t>
-            </w:r>
-            <w:r>
-              <w:rPr>
-                <w:rFonts w:ascii="Consolas" w:hAnsi="Consolas" w:cs="Consolas"/>
-                <w:b w:val="0"/>
-                <w:color w:val="2D2A26"/>
-                <w:sz w:val="17"/>
-              </w:rPr>
-              <w:t>getline</w:t>
+              <w:t>Compile</w:t>
             </w:r>
           </w:p>
         </w:tc>
@@ -5965,39 +3353,7 @@
                 <w:color w:val="2D2A26"/>
                 <w:sz w:val="17"/>
               </w:rPr>
-              <w:t>cin.ignore();</w:t>
-            </w:r>
-          </w:p>
-        </w:tc>
-      </w:tr>
-      <w:tr>
-        <w:tc>
-          <w:tcPr>
-            <w:tcW w:type="dxa" w:w="3168"/>
-          </w:tcPr>
-          <w:p>
-            <w:r/>
-            <w:r>
-              <w:rPr>
-                <w:b w:val="0"/>
-                <w:sz w:val="19"/>
-              </w:rPr>
-              <w:t>Before submitting</w:t>
-            </w:r>
-          </w:p>
-        </w:tc>
-        <w:tc>
-          <w:tcPr>
-            <w:tcW w:type="dxa" w:w="5904"/>
-          </w:tcPr>
-          <w:p>
-            <w:r/>
-            <w:r>
-              <w:rPr>
-                <w:b w:val="0"/>
-                <w:sz w:val="19"/>
-              </w:rPr>
-              <w:t>smallest input, largest input, largest values, negatives, all equal</w:t>
+              <w:t>g++ -std=c++17 -O2 -o sol sol.cpp</w:t>
             </w:r>
           </w:p>
         </w:tc>
@@ -6013,7 +3369,7 @@
         <w:pStyle w:val="Heading1"/>
       </w:pPr>
       <w:r>
-        <w:t>11. Ten pitfalls that cost real marks</w:t>
+        <w:t>8. 5 pitfalls that cost real marks</w:t>
       </w:r>
     </w:p>
     <w:p>
@@ -6029,35 +3385,10 @@
       </w:r>
       <w:r>
         <w:rPr>
-          <w:rFonts w:ascii="Consolas" w:hAnsi="Consolas" w:cs="Consolas"/>
-          <w:b/>
-          <w:color w:val="2D2A26"/>
-          <w:sz w:val="19"/>
-        </w:rPr>
-        <w:t>endl</w:t>
-      </w:r>
-      <w:r>
-        <w:rPr>
           <w:b/>
           <w:sz w:val="21"/>
         </w:rPr>
-        <w:t xml:space="preserve"> instead of </w:t>
-      </w:r>
-      <w:r>
-        <w:rPr>
-          <w:rFonts w:ascii="Consolas" w:hAnsi="Consolas" w:cs="Consolas"/>
-          <w:b/>
-          <w:color w:val="2D2A26"/>
-          <w:sz w:val="19"/>
-        </w:rPr>
-        <w:t>'\n'</w:t>
-      </w:r>
-      <w:r>
-        <w:rPr>
-          <w:b/>
-          <w:sz w:val="21"/>
-        </w:rPr>
-        <w:t>.</w:t>
+        <w:t>Printing words the judge did not ask for.</w:t>
       </w:r>
     </w:p>
     <w:p>
@@ -6072,14 +3403,14 @@
           <w:color w:val="2D2A26"/>
           <w:sz w:val="18"/>
         </w:rPr>
-        <w:t>endl</w:t>
+        <w:t>cout &lt;&lt; "Answer: " &lt;&lt; x;</w:t>
       </w:r>
       <w:r>
         <w:rPr>
           <w:b w:val="0"/>
           <w:sz w:val="20"/>
         </w:rPr>
-        <w:t xml:space="preserve"> empties the output buffer every single time. Over 100000 lines that alone is enough to exceed the time limit on an otherwise perfect solution.</w:t>
+        <w:t xml:space="preserve"> is a wrong answer. Print only what the statement shows.</w:t>
       </w:r>
     </w:p>
     <w:p>
@@ -6098,7 +3429,7 @@
           <w:b/>
           <w:sz w:val="21"/>
         </w:rPr>
-        <w:t>Forgetting the two fast-input lines.</w:t>
+        <w:t>Forgetting the space or the new line.</w:t>
       </w:r>
     </w:p>
     <w:p>
@@ -6113,14 +3444,46 @@
           <w:color w:val="2D2A26"/>
           <w:sz w:val="18"/>
         </w:rPr>
-        <w:t>ios_base::sync_with_stdio(false); cin.tie(nullptr);</w:t>
+        <w:t>cout &lt;&lt; a &lt;&lt; b;</w:t>
       </w:r>
       <w:r>
         <w:rPr>
           <w:b w:val="0"/>
           <w:sz w:val="20"/>
         </w:rPr>
-        <w:t xml:space="preserve"> regularly decide whether a solution that reads 200000 numbers passes. Type them before you read the statement.</w:t>
+        <w:t xml:space="preserve"> prints </w:t>
+      </w:r>
+      <w:r>
+        <w:rPr>
+          <w:rFonts w:ascii="Consolas" w:hAnsi="Consolas" w:cs="Consolas"/>
+          <w:b w:val="0"/>
+          <w:color w:val="2D2A26"/>
+          <w:sz w:val="18"/>
+        </w:rPr>
+        <w:t>37</w:t>
+      </w:r>
+      <w:r>
+        <w:rPr>
+          <w:b w:val="0"/>
+          <w:sz w:val="20"/>
+        </w:rPr>
+        <w:t xml:space="preserve"> for 3 and 7. Write </w:t>
+      </w:r>
+      <w:r>
+        <w:rPr>
+          <w:rFonts w:ascii="Consolas" w:hAnsi="Consolas" w:cs="Consolas"/>
+          <w:b w:val="0"/>
+          <w:color w:val="2D2A26"/>
+          <w:sz w:val="18"/>
+        </w:rPr>
+        <w:t>cout &lt;&lt; a &lt;&lt; ' ' &lt;&lt; b &lt;&lt; '\n';</w:t>
+      </w:r>
+      <w:r>
+        <w:rPr>
+          <w:b w:val="0"/>
+          <w:sz w:val="20"/>
+        </w:rPr>
+        <w:t>.</w:t>
       </w:r>
     </w:p>
     <w:p>
@@ -6139,71 +3502,7 @@
           <w:b/>
           <w:sz w:val="21"/>
         </w:rPr>
-        <w:t xml:space="preserve">Mixing </w:t>
-      </w:r>
-      <w:r>
-        <w:rPr>
-          <w:rFonts w:ascii="Consolas" w:hAnsi="Consolas" w:cs="Consolas"/>
-          <w:b/>
-          <w:color w:val="2D2A26"/>
-          <w:sz w:val="19"/>
-        </w:rPr>
-        <w:t>cin</w:t>
-      </w:r>
-      <w:r>
-        <w:rPr>
-          <w:b/>
-          <w:sz w:val="21"/>
-        </w:rPr>
-        <w:t>/</w:t>
-      </w:r>
-      <w:r>
-        <w:rPr>
-          <w:rFonts w:ascii="Consolas" w:hAnsi="Consolas" w:cs="Consolas"/>
-          <w:b/>
-          <w:color w:val="2D2A26"/>
-          <w:sz w:val="19"/>
-        </w:rPr>
-        <w:t>cout</w:t>
-      </w:r>
-      <w:r>
-        <w:rPr>
-          <w:b/>
-          <w:sz w:val="21"/>
-        </w:rPr>
-        <w:t xml:space="preserve"> with </w:t>
-      </w:r>
-      <w:r>
-        <w:rPr>
-          <w:rFonts w:ascii="Consolas" w:hAnsi="Consolas" w:cs="Consolas"/>
-          <w:b/>
-          <w:color w:val="2D2A26"/>
-          <w:sz w:val="19"/>
-        </w:rPr>
-        <w:t>scanf</w:t>
-      </w:r>
-      <w:r>
-        <w:rPr>
-          <w:b/>
-          <w:sz w:val="21"/>
-        </w:rPr>
-        <w:t>/</w:t>
-      </w:r>
-      <w:r>
-        <w:rPr>
-          <w:rFonts w:ascii="Consolas" w:hAnsi="Consolas" w:cs="Consolas"/>
-          <w:b/>
-          <w:color w:val="2D2A26"/>
-          <w:sz w:val="19"/>
-        </w:rPr>
-        <w:t>printf</w:t>
-      </w:r>
-      <w:r>
-        <w:rPr>
-          <w:b/>
-          <w:sz w:val="21"/>
-        </w:rPr>
-        <w:t xml:space="preserve"> after switching the syncing off.</w:t>
+        <w:t>Comparing a character with a number.</w:t>
       </w:r>
     </w:p>
     <w:p>
@@ -6216,7 +3515,55 @@
           <w:b w:val="0"/>
           <w:sz w:val="20"/>
         </w:rPr>
-        <w:t>The two no longer agree about what has been read or written, and the output comes out in the wrong order. Pick one style per program.</w:t>
+        <w:t xml:space="preserve">After </w:t>
+      </w:r>
+      <w:r>
+        <w:rPr>
+          <w:rFonts w:ascii="Consolas" w:hAnsi="Consolas" w:cs="Consolas"/>
+          <w:b w:val="0"/>
+          <w:color w:val="2D2A26"/>
+          <w:sz w:val="18"/>
+        </w:rPr>
+        <w:t>char c; cin &gt;&gt; c;</w:t>
+      </w:r>
+      <w:r>
+        <w:rPr>
+          <w:b w:val="0"/>
+          <w:sz w:val="20"/>
+        </w:rPr>
+        <w:t xml:space="preserve"> the test </w:t>
+      </w:r>
+      <w:r>
+        <w:rPr>
+          <w:rFonts w:ascii="Consolas" w:hAnsi="Consolas" w:cs="Consolas"/>
+          <w:b w:val="0"/>
+          <w:color w:val="2D2A26"/>
+          <w:sz w:val="18"/>
+        </w:rPr>
+        <w:t>c == 1</w:t>
+      </w:r>
+      <w:r>
+        <w:rPr>
+          <w:b w:val="0"/>
+          <w:sz w:val="20"/>
+        </w:rPr>
+        <w:t xml:space="preserve"> is never true for the digit one. Write </w:t>
+      </w:r>
+      <w:r>
+        <w:rPr>
+          <w:rFonts w:ascii="Consolas" w:hAnsi="Consolas" w:cs="Consolas"/>
+          <w:b w:val="0"/>
+          <w:color w:val="2D2A26"/>
+          <w:sz w:val="18"/>
+        </w:rPr>
+        <w:t>c == '1'</w:t>
+      </w:r>
+      <w:r>
+        <w:rPr>
+          <w:b w:val="0"/>
+          <w:sz w:val="20"/>
+        </w:rPr>
+        <w:t>.</w:t>
       </w:r>
     </w:p>
     <w:p>
@@ -6232,35 +3579,10 @@
       </w:r>
       <w:r>
         <w:rPr>
-          <w:rFonts w:ascii="Consolas" w:hAnsi="Consolas" w:cs="Consolas"/>
-          <w:b/>
-          <w:color w:val="2D2A26"/>
-          <w:sz w:val="19"/>
-        </w:rPr>
-        <w:t>getline</w:t>
-      </w:r>
-      <w:r>
-        <w:rPr>
           <w:b/>
           <w:sz w:val="21"/>
         </w:rPr>
-        <w:t xml:space="preserve"> straight after </w:t>
-      </w:r>
-      <w:r>
-        <w:rPr>
-          <w:rFonts w:ascii="Consolas" w:hAnsi="Consolas" w:cs="Consolas"/>
-          <w:b/>
-          <w:color w:val="2D2A26"/>
-          <w:sz w:val="19"/>
-        </w:rPr>
-        <w:t>cin &gt;&gt; n</w:t>
-      </w:r>
-      <w:r>
-        <w:rPr>
-          <w:b/>
-          <w:sz w:val="21"/>
-        </w:rPr>
-        <w:t xml:space="preserve"> gives you an empty line.</w:t>
+        <w:t>Starting the best value at 0.</w:t>
       </w:r>
     </w:p>
     <w:p>
@@ -6273,7 +3595,7 @@
           <w:b w:val="0"/>
           <w:sz w:val="20"/>
         </w:rPr>
-        <w:t xml:space="preserve">The newline from the earlier read is still waiting. Put </w:t>
+        <w:t xml:space="preserve">If every number is negative, the largest is below 0 and </w:t>
       </w:r>
       <w:r>
         <w:rPr>
@@ -6282,14 +3604,14 @@
           <w:color w:val="2D2A26"/>
           <w:sz w:val="18"/>
         </w:rPr>
-        <w:t>cin.ignore();</w:t>
+        <w:t>best = 0</w:t>
       </w:r>
       <w:r>
         <w:rPr>
           <w:b w:val="0"/>
           <w:sz w:val="20"/>
         </w:rPr>
-        <w:t xml:space="preserve"> between the two.</w:t>
+        <w:t xml:space="preserve"> gives a wrong answer. Start from the first number instead.</w:t>
       </w:r>
     </w:p>
     <w:p>
@@ -6308,48 +3630,23 @@
           <w:b/>
           <w:sz w:val="21"/>
         </w:rPr>
-        <w:t>Printing a prompt.</w:t>
+        <w:t xml:space="preserve">Using </w:t>
       </w:r>
-    </w:p>
-    <w:p>
-      <w:pPr>
-        <w:spacing w:after="160"/>
-        <w:ind w:left="317"/>
-      </w:pPr>
       <w:r>
         <w:rPr>
           <w:rFonts w:ascii="Consolas" w:hAnsi="Consolas" w:cs="Consolas"/>
-          <w:b w:val="0"/>
+          <w:b/>
           <w:color w:val="2D2A26"/>
-          <w:sz w:val="18"/>
+          <w:sz w:val="19"/>
         </w:rPr>
-        <w:t>cout &lt;&lt; "Enter n: ";</w:t>
-      </w:r>
-      <w:r>
-        <w:rPr>
-          <w:b w:val="0"/>
-          <w:sz w:val="20"/>
-        </w:rPr>
-        <w:t xml:space="preserve"> is helpful at the keyboard and fatal on a judge - it becomes part of your output and nothing will match. Print the answer and nothing else.</w:t>
-      </w:r>
-    </w:p>
-    <w:p>
-      <w:pPr>
-        <w:spacing w:after="40"/>
-      </w:pPr>
-      <w:r>
-        <w:rPr>
-          <w:b/>
-          <w:color w:val="8A4B1F"/>
-        </w:rPr>
-        <w:t xml:space="preserve">6. </w:t>
+        <w:t>endl</w:t>
       </w:r>
       <w:r>
         <w:rPr>
           <w:b/>
           <w:sz w:val="21"/>
         </w:rPr>
-        <w:t>The wrong wording in the output.</w:t>
+        <w:t xml:space="preserve"> in a long loop.</w:t>
       </w:r>
     </w:p>
     <w:p>
@@ -6362,48 +3659,7 @@
           <w:b w:val="0"/>
           <w:sz w:val="20"/>
         </w:rPr>
-        <w:t>"YES" is not "Yes". Copy the exact word out of the statement instead of typing it from memory, and mind the capital letters.</w:t>
-      </w:r>
-    </w:p>
-    <w:p>
-      <w:pPr>
-        <w:spacing w:after="40"/>
-      </w:pPr>
-      <w:r>
-        <w:rPr>
-          <w:b/>
-          <w:color w:val="8A4B1F"/>
-        </w:rPr>
-        <w:t xml:space="preserve">7. </w:t>
-      </w:r>
-      <w:r>
-        <w:rPr>
-          <w:b/>
-          <w:sz w:val="21"/>
-        </w:rPr>
-        <w:t>Reading into the wrong type.</w:t>
-      </w:r>
-    </w:p>
-    <w:p>
-      <w:pPr>
-        <w:spacing w:after="160"/>
-        <w:ind w:left="317"/>
-      </w:pPr>
-      <w:r>
-        <w:rPr>
-          <w:rFonts w:ascii="Consolas" w:hAnsi="Consolas" w:cs="Consolas"/>
-          <w:b w:val="0"/>
-          <w:color w:val="2D2A26"/>
-          <w:sz w:val="18"/>
-        </w:rPr>
-        <w:t>cin &gt;&gt; x</w:t>
-      </w:r>
-      <w:r>
-        <w:rPr>
-          <w:b w:val="0"/>
-          <w:sz w:val="20"/>
-        </w:rPr>
-        <w:t xml:space="preserve"> into an </w:t>
+        <w:t xml:space="preserve">Every </w:t>
       </w:r>
       <w:r>
         <w:rPr>
@@ -6412,78 +3668,14 @@
           <w:color w:val="2D2A26"/>
           <w:sz w:val="18"/>
         </w:rPr>
-        <w:t>int</w:t>
+        <w:t>endl</w:t>
       </w:r>
       <w:r>
         <w:rPr>
           <w:b w:val="0"/>
           <w:sz w:val="20"/>
         </w:rPr>
-        <w:t xml:space="preserve"> when the value passes 2 000 000 000 gives a silently wrong number. Lesson 02 is about nothing else.</w:t>
-      </w:r>
-    </w:p>
-    <w:p>
-      <w:pPr>
-        <w:spacing w:after="40"/>
-      </w:pPr>
-      <w:r>
-        <w:rPr>
-          <w:b/>
-          <w:color w:val="8A4B1F"/>
-        </w:rPr>
-        <w:t xml:space="preserve">8. </w:t>
-      </w:r>
-      <w:r>
-        <w:rPr>
-          <w:b/>
-          <w:sz w:val="21"/>
-        </w:rPr>
-        <w:t>Storing the input when there was no need.</w:t>
-      </w:r>
-    </w:p>
-    <w:p>
-      <w:pPr>
-        <w:spacing w:after="160"/>
-        <w:ind w:left="317"/>
-      </w:pPr>
-      <w:r>
-        <w:rPr>
-          <w:b w:val="0"/>
-          <w:sz w:val="20"/>
-        </w:rPr>
-        <w:t>Many problems can be answered while reading. Storing 10^7 values when a running total would have done is how a memory limit is exceeded - see group F of section 13.</w:t>
-      </w:r>
-    </w:p>
-    <w:p>
-      <w:pPr>
-        <w:spacing w:after="40"/>
-      </w:pPr>
-      <w:r>
-        <w:rPr>
-          <w:b/>
-          <w:color w:val="8A4B1F"/>
-        </w:rPr>
-        <w:t xml:space="preserve">9. </w:t>
-      </w:r>
-      <w:r>
-        <w:rPr>
-          <w:b/>
-          <w:sz w:val="21"/>
-        </w:rPr>
-        <w:t>Testing only on the sample.</w:t>
-      </w:r>
-    </w:p>
-    <w:p>
-      <w:pPr>
-        <w:spacing w:after="160"/>
-        <w:ind w:left="317"/>
-      </w:pPr>
-      <w:r>
-        <w:rPr>
-          <w:b w:val="0"/>
-          <w:sz w:val="20"/>
-        </w:rPr>
-        <w:t xml:space="preserve">The sample is written to explain the problem, not to break your program. </w:t>
+        <w:t xml:space="preserve"> makes the program wait for the screen. Use </w:t>
       </w:r>
       <w:r>
         <w:rPr>
@@ -6492,55 +3684,14 @@
           <w:color w:val="2D2A26"/>
           <w:sz w:val="18"/>
         </w:rPr>
-        <w:t>n = 1</w:t>
+        <w:t>'\n'</w:t>
       </w:r>
       <w:r>
         <w:rPr>
           <w:b w:val="0"/>
           <w:sz w:val="20"/>
         </w:rPr>
-        <w:t xml:space="preserve"> and the largest allowed input find far more bugs.</w:t>
-      </w:r>
-    </w:p>
-    <w:p>
-      <w:pPr>
-        <w:spacing w:after="40"/>
-      </w:pPr>
-      <w:r>
-        <w:rPr>
-          <w:b/>
-          <w:color w:val="8A4B1F"/>
-        </w:rPr>
-        <w:t xml:space="preserve">10. </w:t>
-      </w:r>
-      <w:r>
-        <w:rPr>
-          <w:b/>
-          <w:sz w:val="21"/>
-        </w:rPr>
-        <w:t>Ignoring the compiler warnings.</w:t>
-      </w:r>
-    </w:p>
-    <w:p>
-      <w:pPr>
-        <w:spacing w:after="160"/>
-        <w:ind w:left="317"/>
-      </w:pPr>
-      <w:r>
-        <w:rPr>
-          <w:rFonts w:ascii="Consolas" w:hAnsi="Consolas" w:cs="Consolas"/>
-          <w:b w:val="0"/>
-          <w:color w:val="2D2A26"/>
-          <w:sz w:val="18"/>
-        </w:rPr>
-        <w:t>-Wall</w:t>
-      </w:r>
-      <w:r>
-        <w:rPr>
-          <w:b w:val="0"/>
-          <w:sz w:val="20"/>
-        </w:rPr>
-        <w:t xml:space="preserve"> warns about exactly the mistakes that behave differently on the judge than on your machine, an uninitialised variable being the classic. Read them.</w:t>
+        <w:t>.</w:t>
       </w:r>
     </w:p>
     <w:p>
@@ -6548,7 +3699,7 @@
         <w:pStyle w:val="Heading1"/>
       </w:pPr>
       <w:r>
-        <w:t>12. Complexity reference</w:t>
+        <w:t>9. Complexity reference</w:t>
       </w:r>
     </w:p>
     <w:tbl>
@@ -6611,19 +3762,10 @@
             <w:r/>
             <w:r>
               <w:rPr>
-                <w:rFonts w:ascii="Consolas" w:hAnsi="Consolas" w:cs="Consolas"/>
-                <w:b w:val="0"/>
-                <w:color w:val="2D2A26"/>
-                <w:sz w:val="17"/>
-              </w:rPr>
-              <w:t>cin &gt;&gt; x</w:t>
-            </w:r>
-            <w:r>
-              <w:rPr>
                 <w:b w:val="0"/>
                 <w:sz w:val="19"/>
               </w:rPr>
-              <w:t>, with the syncing switched off</w:t>
+              <w:t>Reading or printing one number</w:t>
             </w:r>
           </w:p>
         </w:tc>
@@ -6638,150 +3780,7 @@
                 <w:b w:val="0"/>
                 <w:sz w:val="19"/>
               </w:rPr>
-              <w:t>fast - a few tens of nanoseconds</w:t>
-            </w:r>
-          </w:p>
-        </w:tc>
-      </w:tr>
-      <w:tr>
-        <w:tc>
-          <w:tcPr>
-            <w:tcW w:type="dxa" w:w="6048"/>
-          </w:tcPr>
-          <w:p>
-            <w:r/>
-            <w:r>
-              <w:rPr>
-                <w:rFonts w:ascii="Consolas" w:hAnsi="Consolas" w:cs="Consolas"/>
-                <w:b w:val="0"/>
-                <w:color w:val="2D2A26"/>
-                <w:sz w:val="17"/>
-              </w:rPr>
-              <w:t>cin &gt;&gt; x</w:t>
-            </w:r>
-            <w:r>
-              <w:rPr>
-                <w:b w:val="0"/>
-                <w:sz w:val="19"/>
-              </w:rPr>
-              <w:t>, with the syncing left on</w:t>
-            </w:r>
-          </w:p>
-        </w:tc>
-        <w:tc>
-          <w:tcPr>
-            <w:tcW w:type="dxa" w:w="3024"/>
-          </w:tcPr>
-          <w:p>
-            <w:r/>
-            <w:r>
-              <w:rPr>
-                <w:b w:val="0"/>
-                <w:sz w:val="19"/>
-              </w:rPr>
-              <w:t>several times slower, and it adds up over 10^6 reads</w:t>
-            </w:r>
-          </w:p>
-        </w:tc>
-      </w:tr>
-      <w:tr>
-        <w:tc>
-          <w:tcPr>
-            <w:tcW w:type="dxa" w:w="6048"/>
-          </w:tcPr>
-          <w:p>
-            <w:r/>
-            <w:r>
-              <w:rPr>
-                <w:rFonts w:ascii="Consolas" w:hAnsi="Consolas" w:cs="Consolas"/>
-                <w:b w:val="0"/>
-                <w:color w:val="2D2A26"/>
-                <w:sz w:val="17"/>
-              </w:rPr>
-              <w:t>cout &lt;&lt; x &lt;&lt; '\n'</w:t>
-            </w:r>
-          </w:p>
-        </w:tc>
-        <w:tc>
-          <w:tcPr>
-            <w:tcW w:type="dxa" w:w="3024"/>
-          </w:tcPr>
-          <w:p>
-            <w:r/>
-            <w:r>
-              <w:rPr>
-                <w:b w:val="0"/>
-                <w:sz w:val="19"/>
-              </w:rPr>
-              <w:t>fast - the text is buffered and written in blocks</w:t>
-            </w:r>
-          </w:p>
-        </w:tc>
-      </w:tr>
-      <w:tr>
-        <w:tc>
-          <w:tcPr>
-            <w:tcW w:type="dxa" w:w="6048"/>
-          </w:tcPr>
-          <w:p>
-            <w:r/>
-            <w:r>
-              <w:rPr>
-                <w:rFonts w:ascii="Consolas" w:hAnsi="Consolas" w:cs="Consolas"/>
-                <w:b w:val="0"/>
-                <w:color w:val="2D2A26"/>
-                <w:sz w:val="17"/>
-              </w:rPr>
-              <w:t>cout &lt;&lt; x &lt;&lt; endl</w:t>
-            </w:r>
-          </w:p>
-        </w:tc>
-        <w:tc>
-          <w:tcPr>
-            <w:tcW w:type="dxa" w:w="3024"/>
-          </w:tcPr>
-          <w:p>
-            <w:r/>
-            <w:r>
-              <w:rPr>
-                <w:b w:val="0"/>
-                <w:sz w:val="19"/>
-              </w:rPr>
-              <w:t>slow - it forces a write to the system every single time</w:t>
-            </w:r>
-          </w:p>
-        </w:tc>
-      </w:tr>
-      <w:tr>
-        <w:tc>
-          <w:tcPr>
-            <w:tcW w:type="dxa" w:w="6048"/>
-          </w:tcPr>
-          <w:p>
-            <w:r/>
-            <w:r>
-              <w:rPr>
-                <w:rFonts w:ascii="Consolas" w:hAnsi="Consolas" w:cs="Consolas"/>
-                <w:b w:val="0"/>
-                <w:color w:val="2D2A26"/>
-                <w:sz w:val="17"/>
-              </w:rPr>
-              <w:t>ios_base::sync_with_stdio(false)</w:t>
-            </w:r>
-          </w:p>
-        </w:tc>
-        <w:tc>
-          <w:tcPr>
-            <w:tcW w:type="dxa" w:w="3024"/>
-          </w:tcPr>
-          <w:p>
-            <w:r/>
-            <w:r>
-              <w:rPr>
-                <w:b w:val="0"/>
-                <w:sz w:val="19"/>
-              </w:rPr>
-              <w:t>free - one call, at the start</w:t>
+              <w:t>O(1) - a single step</w:t>
             </w:r>
           </w:p>
         </w:tc>
@@ -6798,7 +3797,23 @@
                 <w:b w:val="0"/>
                 <w:sz w:val="19"/>
               </w:rPr>
-              <w:t>Reading n values in a loop</w:t>
+              <w:t xml:space="preserve">Reading </w:t>
+            </w:r>
+            <w:r>
+              <w:rPr>
+                <w:rFonts w:ascii="Consolas" w:hAnsi="Consolas" w:cs="Consolas"/>
+                <w:b w:val="0"/>
+                <w:color w:val="2D2A26"/>
+                <w:sz w:val="17"/>
+              </w:rPr>
+              <w:t>n</w:t>
+            </w:r>
+            <w:r>
+              <w:rPr>
+                <w:b w:val="0"/>
+                <w:sz w:val="19"/>
+              </w:rPr>
+              <w:t xml:space="preserve"> numbers in a loop</w:t>
             </w:r>
           </w:p>
         </w:tc>
@@ -6813,7 +3828,7 @@
                 <w:b w:val="0"/>
                 <w:sz w:val="19"/>
               </w:rPr>
-              <w:t>O(n)</w:t>
+              <w:t>O(n) - one step per number</w:t>
             </w:r>
           </w:p>
         </w:tc>
@@ -6830,7 +3845,7 @@
                 <w:b w:val="0"/>
                 <w:sz w:val="19"/>
               </w:rPr>
-              <w:t>Reading n values without storing them</w:t>
+              <w:t>Keeping a sum, a count or a best value while reading</w:t>
             </w:r>
           </w:p>
         </w:tc>
@@ -6845,137 +3860,7 @@
                 <w:b w:val="0"/>
                 <w:sz w:val="19"/>
               </w:rPr>
-              <w:t>O(n) time, O(1) memory - prefer this</w:t>
-            </w:r>
-          </w:p>
-        </w:tc>
-      </w:tr>
-      <w:tr>
-        <w:tc>
-          <w:tcPr>
-            <w:tcW w:type="dxa" w:w="6048"/>
-          </w:tcPr>
-          <w:p>
-            <w:r/>
-            <w:r>
-              <w:rPr>
-                <w:b w:val="0"/>
-                <w:sz w:val="19"/>
-              </w:rPr>
-              <w:t>Reading n values into an array</w:t>
-            </w:r>
-          </w:p>
-        </w:tc>
-        <w:tc>
-          <w:tcPr>
-            <w:tcW w:type="dxa" w:w="3024"/>
-          </w:tcPr>
-          <w:p>
-            <w:r/>
-            <w:r>
-              <w:rPr>
-                <w:b w:val="0"/>
-                <w:sz w:val="19"/>
-              </w:rPr>
-              <w:t>O(n) time, O(n) memory</w:t>
-            </w:r>
-          </w:p>
-        </w:tc>
-      </w:tr>
-      <w:tr>
-        <w:tc>
-          <w:tcPr>
-            <w:tcW w:type="dxa" w:w="6048"/>
-          </w:tcPr>
-          <w:p>
-            <w:r/>
-            <w:r>
-              <w:rPr>
-                <w:rFonts w:ascii="Consolas" w:hAnsi="Consolas" w:cs="Consolas"/>
-                <w:b w:val="0"/>
-                <w:color w:val="2D2A26"/>
-                <w:sz w:val="17"/>
-              </w:rPr>
-              <w:t>getline</w:t>
-            </w:r>
-          </w:p>
-        </w:tc>
-        <w:tc>
-          <w:tcPr>
-            <w:tcW w:type="dxa" w:w="3024"/>
-          </w:tcPr>
-          <w:p>
-            <w:r/>
-            <w:r>
-              <w:rPr>
-                <w:b w:val="0"/>
-                <w:sz w:val="19"/>
-              </w:rPr>
-              <w:t>O(length of the line)</w:t>
-            </w:r>
-          </w:p>
-        </w:tc>
-      </w:tr>
-      <w:tr>
-        <w:tc>
-          <w:tcPr>
-            <w:tcW w:type="dxa" w:w="6048"/>
-          </w:tcPr>
-          <w:p>
-            <w:r/>
-            <w:r>
-              <w:rPr>
-                <w:b w:val="0"/>
-                <w:sz w:val="19"/>
-              </w:rPr>
-              <w:t>A typical time limit</w:t>
-            </w:r>
-          </w:p>
-        </w:tc>
-        <w:tc>
-          <w:tcPr>
-            <w:tcW w:type="dxa" w:w="3024"/>
-          </w:tcPr>
-          <w:p>
-            <w:r/>
-            <w:r>
-              <w:rPr>
-                <w:b w:val="0"/>
-                <w:sz w:val="19"/>
-              </w:rPr>
-              <w:t>1-2 seconds, which is about 10^8 simple operations</w:t>
-            </w:r>
-          </w:p>
-        </w:tc>
-      </w:tr>
-      <w:tr>
-        <w:tc>
-          <w:tcPr>
-            <w:tcW w:type="dxa" w:w="6048"/>
-          </w:tcPr>
-          <w:p>
-            <w:r/>
-            <w:r>
-              <w:rPr>
-                <w:b w:val="0"/>
-                <w:sz w:val="19"/>
-              </w:rPr>
-              <w:t>A typical memory limit</w:t>
-            </w:r>
-          </w:p>
-        </w:tc>
-        <w:tc>
-          <w:tcPr>
-            <w:tcW w:type="dxa" w:w="3024"/>
-          </w:tcPr>
-          <w:p>
-            <w:r/>
-            <w:r>
-              <w:rPr>
-                <w:b w:val="0"/>
-                <w:sz w:val="19"/>
-              </w:rPr>
-              <w:t>64-256 MB, and sometimes 2-4 MB on purpose</w:t>
+              <w:t>O(n) time and almost no memory</w:t>
             </w:r>
           </w:p>
         </w:tc>
@@ -6991,7 +3876,7 @@
         <w:pStyle w:val="Heading1"/>
       </w:pPr>
       <w:r>
-        <w:t>13. Practice — 12 problems, Group D and C</w:t>
+        <w:t>10. Practice — 12 problems, Group D</w:t>
       </w:r>
     </w:p>
     <w:p>
@@ -7000,7 +3885,7 @@
           <w:b w:val="0"/>
           <w:sz w:val="21"/>
         </w:rPr>
-        <w:t>All 12 problems are from the Olimpiici Arena catalogue (https://arena.olimpiici.com/#/catalog/1), Group D and C, across the National Olympiad rounds and the seasonal tournaments. They are ordered easiest first inside each group, and the groups themselves get harder as you go down. Click a problem name to open it.</w:t>
+        <w:t>All 12 problems are from the Olimpiici Arena catalogue (https://arena.olimpiici.com/#/catalog/1), Group D, across the National Olympiad rounds and the seasonal tournaments. They are ordered easiest first inside each group, and the groups themselves get harder as you go down. Click a problem name to open it.</w:t>
       </w:r>
     </w:p>
     <w:p>
@@ -7021,7 +3906,7 @@
           <w:color w:val="605C58"/>
           <w:sz w:val="18"/>
         </w:rPr>
-        <w:t>Theory: sections 3 and 5</w:t>
+        <w:t>Theory: section 2</w:t>
       </w:r>
     </w:p>
     <w:tbl>
@@ -7158,7 +4043,7 @@
                 <w:b w:val="0"/>
                 <w:sz w:val="18"/>
               </w:rPr>
-              <w:t xml:space="preserve">read two numbers, print two - </w:t>
+              <w:t xml:space="preserve">two numbers in, row and seat out - </w:t>
             </w:r>
             <w:r>
               <w:rPr>
@@ -7243,7 +4128,7 @@
                   <w:sz w:val="19"/>
                   <w:b/>
                 </w:rPr>
-                <w:t>table</w:t>
+                <w:t>kub</w:t>
               </w:r>
             </w:hyperlink>
           </w:p>
@@ -7256,7 +4141,7 @@
                 <w:color w:val="605C58"/>
                 <w:sz w:val="17"/>
               </w:rPr>
-              <w:t>The table</w:t>
+              <w:t>Cube</w:t>
             </w:r>
           </w:p>
         </w:tc>
@@ -7271,7 +4156,16 @@
                 <w:b w:val="0"/>
                 <w:sz w:val="18"/>
               </w:rPr>
-              <w:t>read three numbers, answer with a formula</w:t>
+              <w:t xml:space="preserve">one number in, four formulas out; the counts need </w:t>
+            </w:r>
+            <w:r>
+              <w:rPr>
+                <w:rFonts w:ascii="Consolas" w:hAnsi="Consolas" w:cs="Consolas"/>
+                <w:b w:val="0"/>
+                <w:color w:val="2D2A26"/>
+                <w:sz w:val="16"/>
+              </w:rPr>
+              <w:t>long long</w:t>
             </w:r>
           </w:p>
         </w:tc>
@@ -7288,7 +4182,7 @@
               </w:rPr>
               <w:t>Municipal round</w:t>
               <w:br/>
-              <w:t>2011</w:t>
+              <w:t>2018</w:t>
             </w:r>
           </w:p>
         </w:tc>
@@ -7303,7 +4197,88 @@
                 <w:color w:val="8A4B1F"/>
                 <w:sz w:val="18"/>
               </w:rPr>
-              <w:t>★☆☆☆☆</w:t>
+              <w:t>★★☆☆☆</w:t>
+            </w:r>
+          </w:p>
+        </w:tc>
+      </w:tr>
+      <w:tr>
+        <w:tc>
+          <w:tcPr>
+            <w:tcW w:type="dxa" w:w="2232"/>
+          </w:tcPr>
+          <w:p>
+            <w:r/>
+            <w:hyperlink r:id="rId11">
+              <w:r>
+                <w:rPr>
+                  <w:color w:val="8A4B1F"/>
+                  <w:u w:val="single"/>
+                  <w:rFonts w:ascii="Consolas" w:hAnsi="Consolas"/>
+                  <w:sz w:val="19"/>
+                  <w:b/>
+                </w:rPr>
+                <w:t>clock</w:t>
+              </w:r>
+            </w:hyperlink>
+          </w:p>
+          <w:p>
+            <w:pPr>
+              <w:spacing w:before="0" w:after="0"/>
+            </w:pPr>
+            <w:r>
+              <w:rPr>
+                <w:color w:val="605C58"/>
+                <w:sz w:val="17"/>
+              </w:rPr>
+              <w:t>Clock</w:t>
+            </w:r>
+          </w:p>
+        </w:tc>
+        <w:tc>
+          <w:tcPr>
+            <w:tcW w:type="dxa" w:w="3600"/>
+          </w:tcPr>
+          <w:p>
+            <w:r/>
+            <w:r>
+              <w:rPr>
+                <w:b w:val="0"/>
+                <w:sz w:val="18"/>
+              </w:rPr>
+              <w:t>a time in, a waiting time out - print it in exactly the right form</w:t>
+            </w:r>
+          </w:p>
+        </w:tc>
+        <w:tc>
+          <w:tcPr>
+            <w:tcW w:type="dxa" w:w="1944"/>
+          </w:tcPr>
+          <w:p>
+            <w:r/>
+            <w:r>
+              <w:rPr>
+                <w:color w:val="605C58"/>
+                <w:sz w:val="17"/>
+              </w:rPr>
+              <w:t>National round</w:t>
+              <w:br/>
+              <w:t>2009</w:t>
+            </w:r>
+          </w:p>
+        </w:tc>
+        <w:tc>
+          <w:tcPr>
+            <w:tcW w:type="dxa" w:w="1224"/>
+          </w:tcPr>
+          <w:p>
+            <w:r/>
+            <w:r>
+              <w:rPr>
+                <w:color w:val="8A4B1F"/>
+                <w:sz w:val="18"/>
+              </w:rPr>
+              <w:t>★★☆☆☆</w:t>
             </w:r>
           </w:p>
         </w:tc>
@@ -7315,7 +4290,7 @@
         <w:pStyle w:val="Heading2"/>
       </w:pPr>
       <w:r>
-        <w:t>B. One character at a time</w:t>
+        <w:t>B. A loop over the input</w:t>
       </w:r>
     </w:p>
     <w:p>
@@ -7328,7 +4303,7 @@
           <w:color w:val="605C58"/>
           <w:sz w:val="18"/>
         </w:rPr>
-        <w:t>Theory: sections 3, 4 and 7</w:t>
+        <w:t>Theory: section 3</w:t>
       </w:r>
     </w:p>
     <w:tbl>
@@ -7428,7 +4403,7 @@
           </w:tcPr>
           <w:p>
             <w:r/>
-            <w:hyperlink r:id="rId11">
+            <w:hyperlink r:id="rId12">
               <w:r>
                 <w:rPr>
                   <w:color w:val="8A4B1F"/>
@@ -7437,7 +4412,7 @@
                   <w:sz w:val="19"/>
                   <w:b/>
                 </w:rPr>
-                <w:t>sin</w:t>
+                <w:t>seq</w:t>
               </w:r>
             </w:hyperlink>
           </w:p>
@@ -7450,7 +4425,7 @@
                 <w:color w:val="605C58"/>
                 <w:sz w:val="17"/>
               </w:rPr>
-              <w:t>Forecast</w:t>
+              <w:t>The sequence</w:t>
             </w:r>
           </w:p>
         </w:tc>
@@ -7465,7 +4440,7 @@
                 <w:b w:val="0"/>
                 <w:sz w:val="18"/>
               </w:rPr>
-              <w:t>read the letters one at a time; never store them</w:t>
+              <w:t>keep the previous number, the current streak and the best streak</w:t>
             </w:r>
           </w:p>
         </w:tc>
@@ -7480,9 +4455,9 @@
                 <w:color w:val="605C58"/>
                 <w:sz w:val="17"/>
               </w:rPr>
-              <w:t>Spring tournament</w:t>
+              <w:t>Regional round</w:t>
               <w:br/>
-              <w:t>2008</w:t>
+              <w:t>2011</w:t>
             </w:r>
           </w:p>
         </w:tc>
@@ -7509,7 +4484,7 @@
           </w:tcPr>
           <w:p>
             <w:r/>
-            <w:hyperlink r:id="rId12">
+            <w:hyperlink r:id="rId13">
               <w:r>
                 <w:rPr>
                   <w:color w:val="8A4B1F"/>
@@ -7518,7 +4493,7 @@
                   <w:sz w:val="19"/>
                   <w:b/>
                 </w:rPr>
-                <w:t>maxbin</w:t>
+                <w:t>remote</w:t>
               </w:r>
             </w:hyperlink>
           </w:p>
@@ -7531,7 +4506,7 @@
                 <w:color w:val="605C58"/>
                 <w:sz w:val="17"/>
               </w:rPr>
-              <w:t>Ones and zeros</w:t>
+              <w:t>Remote control</w:t>
             </w:r>
           </w:p>
         </w:tc>
@@ -7546,282 +4521,16 @@
                 <w:b w:val="0"/>
                 <w:sz w:val="18"/>
               </w:rPr>
-              <w:t>count while reading, then print the answer yourself</w:t>
+              <w:t xml:space="preserve">read the points one by one and keep the smallest </w:t>
             </w:r>
-          </w:p>
-        </w:tc>
-        <w:tc>
-          <w:tcPr>
-            <w:tcW w:type="dxa" w:w="1944"/>
-          </w:tcPr>
-          <w:p>
-            <w:r/>
             <w:r>
               <w:rPr>
-                <w:color w:val="605C58"/>
-                <w:sz w:val="17"/>
-              </w:rPr>
-              <w:t>Autumn tournament</w:t>
-              <w:br/>
-              <w:t>2009</w:t>
-            </w:r>
-          </w:p>
-        </w:tc>
-        <w:tc>
-          <w:tcPr>
-            <w:tcW w:type="dxa" w:w="1224"/>
-          </w:tcPr>
-          <w:p>
-            <w:r/>
-            <w:r>
-              <w:rPr>
-                <w:color w:val="8A4B1F"/>
-                <w:sz w:val="18"/>
-              </w:rPr>
-              <w:t>★☆☆☆☆</w:t>
-            </w:r>
-          </w:p>
-        </w:tc>
-      </w:tr>
-    </w:tbl>
-    <w:p/>
-    <w:p>
-      <w:pPr>
-        <w:pStyle w:val="Heading2"/>
-      </w:pPr>
-      <w:r>
-        <w:t>C. Read the numbers, loop, print one answer</w:t>
-      </w:r>
-    </w:p>
-    <w:p>
-      <w:pPr>
-        <w:spacing w:after="80"/>
-      </w:pPr>
-      <w:r>
-        <w:rPr>
-          <w:i/>
-          <w:color w:val="605C58"/>
-          <w:sz w:val="18"/>
-        </w:rPr>
-        <w:t>Theory: sections 3 and 5</w:t>
-      </w:r>
-    </w:p>
-    <w:tbl>
-      <w:tblPr>
-        <w:tblStyle w:val="TableGrid"/>
-        <w:tblW w:type="auto" w:w="0"/>
-        <w:tblLook w:firstColumn="1" w:firstRow="1" w:lastColumn="0" w:lastRow="0" w:noHBand="0" w:noVBand="1" w:val="04A0"/>
-      </w:tblPr>
-      <w:tblGrid>
-        <w:gridCol w:w="2160"/>
-        <w:gridCol w:w="2160"/>
-        <w:gridCol w:w="2160"/>
-        <w:gridCol w:w="2160"/>
-      </w:tblGrid>
-      <w:tr>
-        <w:tc>
-          <w:tcPr>
-            <w:tcW w:type="dxa" w:w="2232"/>
-          </w:tcPr>
-          <w:p>
-            <w:pPr>
-              <w:shd w:val="clear" w:color="auto" w:fill="F3ECE4"/>
-            </w:pPr>
-            <w:r/>
-            <w:r>
-              <w:rPr>
-                <w:b/>
-                <w:color w:val="605C58"/>
+                <w:rFonts w:ascii="Consolas" w:hAnsi="Consolas" w:cs="Consolas"/>
+                <w:b w:val="0"/>
+                <w:color w:val="2D2A26"/>
                 <w:sz w:val="16"/>
               </w:rPr>
-              <w:t>PROBLEM</w:t>
-            </w:r>
-          </w:p>
-        </w:tc>
-        <w:tc>
-          <w:tcPr>
-            <w:tcW w:type="dxa" w:w="3600"/>
-          </w:tcPr>
-          <w:p>
-            <w:pPr>
-              <w:shd w:val="clear" w:color="auto" w:fill="F3ECE4"/>
-            </w:pPr>
-            <w:r/>
-            <w:r>
-              <w:rPr>
-                <w:b/>
-                <w:color w:val="605C58"/>
-                <w:sz w:val="16"/>
-              </w:rPr>
-              <w:t>TECHNIQUE</w:t>
-            </w:r>
-          </w:p>
-        </w:tc>
-        <w:tc>
-          <w:tcPr>
-            <w:tcW w:type="dxa" w:w="1944"/>
-          </w:tcPr>
-          <w:p>
-            <w:pPr>
-              <w:shd w:val="clear" w:color="auto" w:fill="F3ECE4"/>
-            </w:pPr>
-            <w:r/>
-            <w:r>
-              <w:rPr>
-                <w:b/>
-                <w:color w:val="605C58"/>
-                <w:sz w:val="16"/>
-              </w:rPr>
-              <w:t>SOURCE</w:t>
-            </w:r>
-          </w:p>
-        </w:tc>
-        <w:tc>
-          <w:tcPr>
-            <w:tcW w:type="dxa" w:w="1224"/>
-          </w:tcPr>
-          <w:p>
-            <w:pPr>
-              <w:shd w:val="clear" w:color="auto" w:fill="F3ECE4"/>
-            </w:pPr>
-            <w:r/>
-            <w:r>
-              <w:rPr>
-                <w:b/>
-                <w:color w:val="605C58"/>
-                <w:sz w:val="16"/>
-              </w:rPr>
-              <w:t>LEVEL</w:t>
-            </w:r>
-          </w:p>
-        </w:tc>
-      </w:tr>
-      <w:tr>
-        <w:tc>
-          <w:tcPr>
-            <w:tcW w:type="dxa" w:w="2232"/>
-          </w:tcPr>
-          <w:p>
-            <w:r/>
-            <w:hyperlink r:id="rId13">
-              <w:r>
-                <w:rPr>
-                  <w:color w:val="8A4B1F"/>
-                  <w:u w:val="single"/>
-                  <w:rFonts w:ascii="Consolas" w:hAnsi="Consolas"/>
-                  <w:sz w:val="19"/>
-                  <w:b/>
-                </w:rPr>
-                <w:t>num</w:t>
-              </w:r>
-            </w:hyperlink>
-          </w:p>
-          <w:p>
-            <w:pPr>
-              <w:spacing w:before="0" w:after="0"/>
-            </w:pPr>
-            <w:r>
-              <w:rPr>
-                <w:color w:val="605C58"/>
-                <w:sz w:val="17"/>
-              </w:rPr>
-              <w:t>Repeated digits</w:t>
-            </w:r>
-          </w:p>
-        </w:tc>
-        <w:tc>
-          <w:tcPr>
-            <w:tcW w:type="dxa" w:w="3600"/>
-          </w:tcPr>
-          <w:p>
-            <w:r/>
-            <w:r>
-              <w:rPr>
-                <w:b w:val="0"/>
-                <w:sz w:val="18"/>
-              </w:rPr>
-              <w:t>loop over the range the input gives you</w:t>
-            </w:r>
-          </w:p>
-        </w:tc>
-        <w:tc>
-          <w:tcPr>
-            <w:tcW w:type="dxa" w:w="1944"/>
-          </w:tcPr>
-          <w:p>
-            <w:r/>
-            <w:r>
-              <w:rPr>
-                <w:color w:val="605C58"/>
-                <w:sz w:val="17"/>
-              </w:rPr>
-              <w:t>Regional round</w:t>
-              <w:br/>
-              <w:t>2010</w:t>
-            </w:r>
-          </w:p>
-        </w:tc>
-        <w:tc>
-          <w:tcPr>
-            <w:tcW w:type="dxa" w:w="1224"/>
-          </w:tcPr>
-          <w:p>
-            <w:r/>
-            <w:r>
-              <w:rPr>
-                <w:color w:val="8A4B1F"/>
-                <w:sz w:val="18"/>
-              </w:rPr>
-              <w:t>★☆☆☆☆</w:t>
-            </w:r>
-          </w:p>
-        </w:tc>
-      </w:tr>
-      <w:tr>
-        <w:tc>
-          <w:tcPr>
-            <w:tcW w:type="dxa" w:w="2232"/>
-          </w:tcPr>
-          <w:p>
-            <w:r/>
-            <w:hyperlink r:id="rId14">
-              <w:r>
-                <w:rPr>
-                  <w:color w:val="8A4B1F"/>
-                  <w:u w:val="single"/>
-                  <w:rFonts w:ascii="Consolas" w:hAnsi="Consolas"/>
-                  <w:sz w:val="19"/>
-                  <w:b/>
-                </w:rPr>
-                <w:t>Lubimec13</w:t>
-              </w:r>
-            </w:hyperlink>
-          </w:p>
-          <w:p>
-            <w:pPr>
-              <w:spacing w:before="0" w:after="0"/>
-            </w:pPr>
-            <w:r>
-              <w:rPr>
-                <w:color w:val="605C58"/>
-                <w:sz w:val="17"/>
-              </w:rPr>
-              <w:t>Favourite 13</w:t>
-            </w:r>
-          </w:p>
-        </w:tc>
-        <w:tc>
-          <w:tcPr>
-            <w:tcW w:type="dxa" w:w="3600"/>
-          </w:tcPr>
-          <w:p>
-            <w:r/>
-            <w:r>
-              <w:rPr>
-                <w:b w:val="0"/>
-                <w:sz w:val="18"/>
-              </w:rPr>
-              <w:t>test every number in the range, print the count</w:t>
+              <w:t>|x| + |y|</w:t>
             </w:r>
           </w:p>
         </w:tc>
@@ -7858,6 +4567,87 @@
           </w:p>
         </w:tc>
       </w:tr>
+      <w:tr>
+        <w:tc>
+          <w:tcPr>
+            <w:tcW w:type="dxa" w:w="2232"/>
+          </w:tcPr>
+          <w:p>
+            <w:r/>
+            <w:hyperlink r:id="rId14">
+              <w:r>
+                <w:rPr>
+                  <w:color w:val="8A4B1F"/>
+                  <w:u w:val="single"/>
+                  <w:rFonts w:ascii="Consolas" w:hAnsi="Consolas"/>
+                  <w:sz w:val="19"/>
+                  <w:b/>
+                </w:rPr>
+                <w:t>rabbits</w:t>
+              </w:r>
+            </w:hyperlink>
+          </w:p>
+          <w:p>
+            <w:pPr>
+              <w:spacing w:before="0" w:after="0"/>
+            </w:pPr>
+            <w:r>
+              <w:rPr>
+                <w:color w:val="605C58"/>
+                <w:sz w:val="17"/>
+              </w:rPr>
+              <w:t>Rabbits</w:t>
+            </w:r>
+          </w:p>
+        </w:tc>
+        <w:tc>
+          <w:tcPr>
+            <w:tcW w:type="dxa" w:w="3600"/>
+          </w:tcPr>
+          <w:p>
+            <w:r/>
+            <w:r>
+              <w:rPr>
+                <w:b w:val="0"/>
+                <w:sz w:val="18"/>
+              </w:rPr>
+              <w:t>read each rabbit's two positions and keep the largest difference</w:t>
+            </w:r>
+          </w:p>
+        </w:tc>
+        <w:tc>
+          <w:tcPr>
+            <w:tcW w:type="dxa" w:w="1944"/>
+          </w:tcPr>
+          <w:p>
+            <w:r/>
+            <w:r>
+              <w:rPr>
+                <w:color w:val="605C58"/>
+                <w:sz w:val="17"/>
+              </w:rPr>
+              <w:t>National round</w:t>
+              <w:br/>
+              <w:t>2013</w:t>
+            </w:r>
+          </w:p>
+        </w:tc>
+        <w:tc>
+          <w:tcPr>
+            <w:tcW w:type="dxa" w:w="1224"/>
+          </w:tcPr>
+          <w:p>
+            <w:r/>
+            <w:r>
+              <w:rPr>
+                <w:color w:val="8A4B1F"/>
+                <w:sz w:val="18"/>
+              </w:rPr>
+              <w:t>★★☆☆☆</w:t>
+            </w:r>
+          </w:p>
+        </w:tc>
+      </w:tr>
     </w:tbl>
     <w:p/>
     <w:p>
@@ -7865,7 +4655,7 @@
         <w:pStyle w:val="Heading2"/>
       </w:pPr>
       <w:r>
-        <w:t>D. Input that is not just numbers</w:t>
+        <w:t>C. One character at a time</w:t>
       </w:r>
     </w:p>
     <w:p>
@@ -7878,7 +4668,7 @@
           <w:color w:val="605C58"/>
           <w:sz w:val="18"/>
         </w:rPr>
-        <w:t>Theory: section 7</w:t>
+        <w:t>Theory: section 4</w:t>
       </w:r>
     </w:p>
     <w:tbl>
@@ -7979,6 +4769,362 @@
           <w:p>
             <w:r/>
             <w:hyperlink r:id="rId15">
+              <w:r>
+                <w:rPr>
+                  <w:color w:val="8A4B1F"/>
+                  <w:u w:val="single"/>
+                  <w:rFonts w:ascii="Consolas" w:hAnsi="Consolas"/>
+                  <w:sz w:val="19"/>
+                  <w:b/>
+                </w:rPr>
+                <w:t>sin</w:t>
+              </w:r>
+            </w:hyperlink>
+          </w:p>
+          <w:p>
+            <w:pPr>
+              <w:spacing w:before="0" w:after="0"/>
+            </w:pPr>
+            <w:r>
+              <w:rPr>
+                <w:color w:val="605C58"/>
+                <w:sz w:val="17"/>
+              </w:rPr>
+              <w:t>Forecast</w:t>
+            </w:r>
+          </w:p>
+        </w:tc>
+        <w:tc>
+          <w:tcPr>
+            <w:tcW w:type="dxa" w:w="3600"/>
+          </w:tcPr>
+          <w:p>
+            <w:r/>
+            <w:r>
+              <w:rPr>
+                <w:b w:val="0"/>
+                <w:sz w:val="18"/>
+              </w:rPr>
+              <w:t>read the letters one at a time: the longest run of one letter</w:t>
+            </w:r>
+          </w:p>
+        </w:tc>
+        <w:tc>
+          <w:tcPr>
+            <w:tcW w:type="dxa" w:w="1944"/>
+          </w:tcPr>
+          <w:p>
+            <w:r/>
+            <w:r>
+              <w:rPr>
+                <w:color w:val="605C58"/>
+                <w:sz w:val="17"/>
+              </w:rPr>
+              <w:t>Spring tournament</w:t>
+              <w:br/>
+              <w:t>2008</w:t>
+            </w:r>
+          </w:p>
+        </w:tc>
+        <w:tc>
+          <w:tcPr>
+            <w:tcW w:type="dxa" w:w="1224"/>
+          </w:tcPr>
+          <w:p>
+            <w:r/>
+            <w:r>
+              <w:rPr>
+                <w:color w:val="8A4B1F"/>
+                <w:sz w:val="18"/>
+              </w:rPr>
+              <w:t>★☆☆☆☆</w:t>
+            </w:r>
+          </w:p>
+        </w:tc>
+      </w:tr>
+      <w:tr>
+        <w:tc>
+          <w:tcPr>
+            <w:tcW w:type="dxa" w:w="2232"/>
+          </w:tcPr>
+          <w:p>
+            <w:r/>
+            <w:hyperlink r:id="rId16">
+              <w:r>
+                <w:rPr>
+                  <w:color w:val="8A4B1F"/>
+                  <w:u w:val="single"/>
+                  <w:rFonts w:ascii="Consolas" w:hAnsi="Consolas"/>
+                  <w:sz w:val="19"/>
+                  <w:b/>
+                </w:rPr>
+                <w:t>maxbin</w:t>
+              </w:r>
+            </w:hyperlink>
+          </w:p>
+          <w:p>
+            <w:pPr>
+              <w:spacing w:before="0" w:after="0"/>
+            </w:pPr>
+            <w:r>
+              <w:rPr>
+                <w:color w:val="605C58"/>
+                <w:sz w:val="17"/>
+              </w:rPr>
+              <w:t>Ones and zeros</w:t>
+            </w:r>
+          </w:p>
+        </w:tc>
+        <w:tc>
+          <w:tcPr>
+            <w:tcW w:type="dxa" w:w="3600"/>
+          </w:tcPr>
+          <w:p>
+            <w:r/>
+            <w:r>
+              <w:rPr>
+                <w:b w:val="0"/>
+                <w:sz w:val="18"/>
+              </w:rPr>
+              <w:t>count the ones while reading, then print them before the zeros</w:t>
+            </w:r>
+          </w:p>
+        </w:tc>
+        <w:tc>
+          <w:tcPr>
+            <w:tcW w:type="dxa" w:w="1944"/>
+          </w:tcPr>
+          <w:p>
+            <w:r/>
+            <w:r>
+              <w:rPr>
+                <w:color w:val="605C58"/>
+                <w:sz w:val="17"/>
+              </w:rPr>
+              <w:t>Autumn tournament</w:t>
+              <w:br/>
+              <w:t>2009</w:t>
+            </w:r>
+          </w:p>
+        </w:tc>
+        <w:tc>
+          <w:tcPr>
+            <w:tcW w:type="dxa" w:w="1224"/>
+          </w:tcPr>
+          <w:p>
+            <w:r/>
+            <w:r>
+              <w:rPr>
+                <w:color w:val="8A4B1F"/>
+                <w:sz w:val="18"/>
+              </w:rPr>
+              <w:t>★☆☆☆☆</w:t>
+            </w:r>
+          </w:p>
+        </w:tc>
+      </w:tr>
+      <w:tr>
+        <w:tc>
+          <w:tcPr>
+            <w:tcW w:type="dxa" w:w="2232"/>
+          </w:tcPr>
+          <w:p>
+            <w:r/>
+            <w:hyperlink r:id="rId17">
+              <w:r>
+                <w:rPr>
+                  <w:color w:val="8A4B1F"/>
+                  <w:u w:val="single"/>
+                  <w:rFonts w:ascii="Consolas" w:hAnsi="Consolas"/>
+                  <w:sz w:val="19"/>
+                  <w:b/>
+                </w:rPr>
+                <w:t>choco</w:t>
+              </w:r>
+            </w:hyperlink>
+          </w:p>
+          <w:p>
+            <w:pPr>
+              <w:spacing w:before="0" w:after="0"/>
+            </w:pPr>
+            <w:r>
+              <w:rPr>
+                <w:color w:val="605C58"/>
+                <w:sz w:val="17"/>
+              </w:rPr>
+              <w:t>Chocolate</w:t>
+            </w:r>
+          </w:p>
+        </w:tc>
+        <w:tc>
+          <w:tcPr>
+            <w:tcW w:type="dxa" w:w="3600"/>
+          </w:tcPr>
+          <w:p>
+            <w:r/>
+            <w:r>
+              <w:rPr>
+                <w:b w:val="0"/>
+                <w:sz w:val="18"/>
+              </w:rPr>
+              <w:t>count the blocks of one letter as the characters arrive</w:t>
+            </w:r>
+          </w:p>
+        </w:tc>
+        <w:tc>
+          <w:tcPr>
+            <w:tcW w:type="dxa" w:w="1944"/>
+          </w:tcPr>
+          <w:p>
+            <w:r/>
+            <w:r>
+              <w:rPr>
+                <w:color w:val="605C58"/>
+                <w:sz w:val="17"/>
+              </w:rPr>
+              <w:t>Autumn tournament</w:t>
+              <w:br/>
+              <w:t>2008</w:t>
+            </w:r>
+          </w:p>
+        </w:tc>
+        <w:tc>
+          <w:tcPr>
+            <w:tcW w:type="dxa" w:w="1224"/>
+          </w:tcPr>
+          <w:p>
+            <w:r/>
+            <w:r>
+              <w:rPr>
+                <w:color w:val="8A4B1F"/>
+                <w:sz w:val="18"/>
+              </w:rPr>
+              <w:t>★★☆☆☆</w:t>
+            </w:r>
+          </w:p>
+        </w:tc>
+      </w:tr>
+    </w:tbl>
+    <w:p/>
+    <w:p>
+      <w:pPr>
+        <w:pStyle w:val="Heading2"/>
+      </w:pPr>
+      <w:r>
+        <w:t>D. Numbers with signs in between</w:t>
+      </w:r>
+    </w:p>
+    <w:p>
+      <w:pPr>
+        <w:spacing w:after="80"/>
+      </w:pPr>
+      <w:r>
+        <w:rPr>
+          <w:i/>
+          <w:color w:val="605C58"/>
+          <w:sz w:val="18"/>
+        </w:rPr>
+        <w:t>Theory: section 5</w:t>
+      </w:r>
+    </w:p>
+    <w:tbl>
+      <w:tblPr>
+        <w:tblStyle w:val="TableGrid"/>
+        <w:tblW w:type="auto" w:w="0"/>
+        <w:tblLook w:firstColumn="1" w:firstRow="1" w:lastColumn="0" w:lastRow="0" w:noHBand="0" w:noVBand="1" w:val="04A0"/>
+      </w:tblPr>
+      <w:tblGrid>
+        <w:gridCol w:w="2160"/>
+        <w:gridCol w:w="2160"/>
+        <w:gridCol w:w="2160"/>
+        <w:gridCol w:w="2160"/>
+      </w:tblGrid>
+      <w:tr>
+        <w:tc>
+          <w:tcPr>
+            <w:tcW w:type="dxa" w:w="2232"/>
+          </w:tcPr>
+          <w:p>
+            <w:pPr>
+              <w:shd w:val="clear" w:color="auto" w:fill="F3ECE4"/>
+            </w:pPr>
+            <w:r/>
+            <w:r>
+              <w:rPr>
+                <w:b/>
+                <w:color w:val="605C58"/>
+                <w:sz w:val="16"/>
+              </w:rPr>
+              <w:t>PROBLEM</w:t>
+            </w:r>
+          </w:p>
+        </w:tc>
+        <w:tc>
+          <w:tcPr>
+            <w:tcW w:type="dxa" w:w="3600"/>
+          </w:tcPr>
+          <w:p>
+            <w:pPr>
+              <w:shd w:val="clear" w:color="auto" w:fill="F3ECE4"/>
+            </w:pPr>
+            <w:r/>
+            <w:r>
+              <w:rPr>
+                <w:b/>
+                <w:color w:val="605C58"/>
+                <w:sz w:val="16"/>
+              </w:rPr>
+              <w:t>TECHNIQUE</w:t>
+            </w:r>
+          </w:p>
+        </w:tc>
+        <w:tc>
+          <w:tcPr>
+            <w:tcW w:type="dxa" w:w="1944"/>
+          </w:tcPr>
+          <w:p>
+            <w:pPr>
+              <w:shd w:val="clear" w:color="auto" w:fill="F3ECE4"/>
+            </w:pPr>
+            <w:r/>
+            <w:r>
+              <w:rPr>
+                <w:b/>
+                <w:color w:val="605C58"/>
+                <w:sz w:val="16"/>
+              </w:rPr>
+              <w:t>SOURCE</w:t>
+            </w:r>
+          </w:p>
+        </w:tc>
+        <w:tc>
+          <w:tcPr>
+            <w:tcW w:type="dxa" w:w="1224"/>
+          </w:tcPr>
+          <w:p>
+            <w:pPr>
+              <w:shd w:val="clear" w:color="auto" w:fill="F3ECE4"/>
+            </w:pPr>
+            <w:r/>
+            <w:r>
+              <w:rPr>
+                <w:b/>
+                <w:color w:val="605C58"/>
+                <w:sz w:val="16"/>
+              </w:rPr>
+              <w:t>LEVEL</w:t>
+            </w:r>
+          </w:p>
+        </w:tc>
+      </w:tr>
+      <w:tr>
+        <w:tc>
+          <w:tcPr>
+            <w:tcW w:type="dxa" w:w="2232"/>
+          </w:tcPr>
+          <w:p>
+            <w:r/>
+            <w:hyperlink r:id="rId18">
               <w:r>
                 <w:rPr>
                   <w:color w:val="8A4B1F"/>
@@ -8107,7 +5253,7 @@
           </w:tcPr>
           <w:p>
             <w:r/>
-            <w:hyperlink r:id="rId16">
+            <w:hyperlink r:id="rId19">
               <w:r>
                 <w:rPr>
                   <w:color w:val="8A4B1F"/>
@@ -8144,7 +5290,7 @@
                 <w:b w:val="0"/>
                 <w:sz w:val="18"/>
               </w:rPr>
-              <w:t>read an expression, then look at the answer's digits</w:t>
+              <w:t>read the sum, work out the answer, then look at its digits</w:t>
             </w:r>
           </w:p>
         </w:tc>
@@ -8181,475 +5327,6 @@
           </w:p>
         </w:tc>
       </w:tr>
-    </w:tbl>
-    <w:p/>
-    <w:p>
-      <w:pPr>
-        <w:pStyle w:val="Heading2"/>
-      </w:pPr>
-      <w:r>
-        <w:t>E. Getting the output exactly right</w:t>
-      </w:r>
-    </w:p>
-    <w:p>
-      <w:pPr>
-        <w:spacing w:after="80"/>
-      </w:pPr>
-      <w:r>
-        <w:rPr>
-          <w:i/>
-          <w:color w:val="605C58"/>
-          <w:sz w:val="18"/>
-        </w:rPr>
-        <w:t>Theory: section 5</w:t>
-      </w:r>
-    </w:p>
-    <w:tbl>
-      <w:tblPr>
-        <w:tblStyle w:val="TableGrid"/>
-        <w:tblW w:type="auto" w:w="0"/>
-        <w:tblLook w:firstColumn="1" w:firstRow="1" w:lastColumn="0" w:lastRow="0" w:noHBand="0" w:noVBand="1" w:val="04A0"/>
-      </w:tblPr>
-      <w:tblGrid>
-        <w:gridCol w:w="2160"/>
-        <w:gridCol w:w="2160"/>
-        <w:gridCol w:w="2160"/>
-        <w:gridCol w:w="2160"/>
-      </w:tblGrid>
-      <w:tr>
-        <w:tc>
-          <w:tcPr>
-            <w:tcW w:type="dxa" w:w="2232"/>
-          </w:tcPr>
-          <w:p>
-            <w:pPr>
-              <w:shd w:val="clear" w:color="auto" w:fill="F3ECE4"/>
-            </w:pPr>
-            <w:r/>
-            <w:r>
-              <w:rPr>
-                <w:b/>
-                <w:color w:val="605C58"/>
-                <w:sz w:val="16"/>
-              </w:rPr>
-              <w:t>PROBLEM</w:t>
-            </w:r>
-          </w:p>
-        </w:tc>
-        <w:tc>
-          <w:tcPr>
-            <w:tcW w:type="dxa" w:w="3600"/>
-          </w:tcPr>
-          <w:p>
-            <w:pPr>
-              <w:shd w:val="clear" w:color="auto" w:fill="F3ECE4"/>
-            </w:pPr>
-            <w:r/>
-            <w:r>
-              <w:rPr>
-                <w:b/>
-                <w:color w:val="605C58"/>
-                <w:sz w:val="16"/>
-              </w:rPr>
-              <w:t>TECHNIQUE</w:t>
-            </w:r>
-          </w:p>
-        </w:tc>
-        <w:tc>
-          <w:tcPr>
-            <w:tcW w:type="dxa" w:w="1944"/>
-          </w:tcPr>
-          <w:p>
-            <w:pPr>
-              <w:shd w:val="clear" w:color="auto" w:fill="F3ECE4"/>
-            </w:pPr>
-            <w:r/>
-            <w:r>
-              <w:rPr>
-                <w:b/>
-                <w:color w:val="605C58"/>
-                <w:sz w:val="16"/>
-              </w:rPr>
-              <w:t>SOURCE</w:t>
-            </w:r>
-          </w:p>
-        </w:tc>
-        <w:tc>
-          <w:tcPr>
-            <w:tcW w:type="dxa" w:w="1224"/>
-          </w:tcPr>
-          <w:p>
-            <w:pPr>
-              <w:shd w:val="clear" w:color="auto" w:fill="F3ECE4"/>
-            </w:pPr>
-            <w:r/>
-            <w:r>
-              <w:rPr>
-                <w:b/>
-                <w:color w:val="605C58"/>
-                <w:sz w:val="16"/>
-              </w:rPr>
-              <w:t>LEVEL</w:t>
-            </w:r>
-          </w:p>
-        </w:tc>
-      </w:tr>
-      <w:tr>
-        <w:tc>
-          <w:tcPr>
-            <w:tcW w:type="dxa" w:w="2232"/>
-          </w:tcPr>
-          <w:p>
-            <w:r/>
-            <w:hyperlink r:id="rId17">
-              <w:r>
-                <w:rPr>
-                  <w:color w:val="8A4B1F"/>
-                  <w:u w:val="single"/>
-                  <w:rFonts w:ascii="Consolas" w:hAnsi="Consolas"/>
-                  <w:sz w:val="19"/>
-                  <w:b/>
-                </w:rPr>
-                <w:t>clock</w:t>
-              </w:r>
-            </w:hyperlink>
-          </w:p>
-          <w:p>
-            <w:pPr>
-              <w:spacing w:before="0" w:after="0"/>
-            </w:pPr>
-            <w:r>
-              <w:rPr>
-                <w:color w:val="605C58"/>
-                <w:sz w:val="17"/>
-              </w:rPr>
-              <w:t>Clock</w:t>
-            </w:r>
-          </w:p>
-        </w:tc>
-        <w:tc>
-          <w:tcPr>
-            <w:tcW w:type="dxa" w:w="3600"/>
-          </w:tcPr>
-          <w:p>
-            <w:r/>
-            <w:r>
-              <w:rPr>
-                <w:b w:val="0"/>
-                <w:sz w:val="18"/>
-              </w:rPr>
-              <w:t>a time in, a time out - get the format exactly right</w:t>
-            </w:r>
-          </w:p>
-        </w:tc>
-        <w:tc>
-          <w:tcPr>
-            <w:tcW w:type="dxa" w:w="1944"/>
-          </w:tcPr>
-          <w:p>
-            <w:r/>
-            <w:r>
-              <w:rPr>
-                <w:color w:val="605C58"/>
-                <w:sz w:val="17"/>
-              </w:rPr>
-              <w:t>National round</w:t>
-              <w:br/>
-              <w:t>2009</w:t>
-            </w:r>
-          </w:p>
-        </w:tc>
-        <w:tc>
-          <w:tcPr>
-            <w:tcW w:type="dxa" w:w="1224"/>
-          </w:tcPr>
-          <w:p>
-            <w:r/>
-            <w:r>
-              <w:rPr>
-                <w:color w:val="8A4B1F"/>
-                <w:sz w:val="18"/>
-              </w:rPr>
-              <w:t>★★☆☆☆</w:t>
-            </w:r>
-          </w:p>
-        </w:tc>
-      </w:tr>
-      <w:tr>
-        <w:tc>
-          <w:tcPr>
-            <w:tcW w:type="dxa" w:w="2232"/>
-          </w:tcPr>
-          <w:p>
-            <w:r/>
-            <w:hyperlink r:id="rId18">
-              <w:r>
-                <w:rPr>
-                  <w:color w:val="8A4B1F"/>
-                  <w:u w:val="single"/>
-                  <w:rFonts w:ascii="Consolas" w:hAnsi="Consolas"/>
-                  <w:sz w:val="19"/>
-                  <w:b/>
-                </w:rPr>
-                <w:t>position</w:t>
-              </w:r>
-            </w:hyperlink>
-          </w:p>
-          <w:p>
-            <w:pPr>
-              <w:spacing w:before="0" w:after="0"/>
-            </w:pPr>
-            <w:r>
-              <w:rPr>
-                <w:color w:val="605C58"/>
-                <w:sz w:val="17"/>
-              </w:rPr>
-              <w:t>The k-th digit</w:t>
-            </w:r>
-          </w:p>
-        </w:tc>
-        <w:tc>
-          <w:tcPr>
-            <w:tcW w:type="dxa" w:w="3600"/>
-          </w:tcPr>
-          <w:p>
-            <w:r/>
-            <w:r>
-              <w:rPr>
-                <w:b w:val="0"/>
-                <w:sz w:val="18"/>
-              </w:rPr>
-              <w:t>print one digit out of a very long run of squares</w:t>
-            </w:r>
-          </w:p>
-        </w:tc>
-        <w:tc>
-          <w:tcPr>
-            <w:tcW w:type="dxa" w:w="1944"/>
-          </w:tcPr>
-          <w:p>
-            <w:r/>
-            <w:r>
-              <w:rPr>
-                <w:color w:val="605C58"/>
-                <w:sz w:val="17"/>
-              </w:rPr>
-              <w:t>Winter tournament</w:t>
-              <w:br/>
-              <w:t>2010</w:t>
-            </w:r>
-          </w:p>
-        </w:tc>
-        <w:tc>
-          <w:tcPr>
-            <w:tcW w:type="dxa" w:w="1224"/>
-          </w:tcPr>
-          <w:p>
-            <w:r/>
-            <w:r>
-              <w:rPr>
-                <w:color w:val="8A4B1F"/>
-                <w:sz w:val="18"/>
-              </w:rPr>
-              <w:t>★★☆☆☆</w:t>
-            </w:r>
-          </w:p>
-        </w:tc>
-      </w:tr>
-    </w:tbl>
-    <w:p/>
-    <w:p>
-      <w:pPr>
-        <w:pStyle w:val="Heading2"/>
-      </w:pPr>
-      <w:r>
-        <w:t>F. Too much input to store</w:t>
-      </w:r>
-    </w:p>
-    <w:p>
-      <w:pPr>
-        <w:spacing w:after="80"/>
-      </w:pPr>
-      <w:r>
-        <w:rPr>
-          <w:i/>
-          <w:color w:val="605C58"/>
-          <w:sz w:val="18"/>
-        </w:rPr>
-        <w:t>Theory: sections 4 and 6</w:t>
-      </w:r>
-    </w:p>
-    <w:tbl>
-      <w:tblPr>
-        <w:tblStyle w:val="TableGrid"/>
-        <w:tblW w:type="auto" w:w="0"/>
-        <w:tblLook w:firstColumn="1" w:firstRow="1" w:lastColumn="0" w:lastRow="0" w:noHBand="0" w:noVBand="1" w:val="04A0"/>
-      </w:tblPr>
-      <w:tblGrid>
-        <w:gridCol w:w="2160"/>
-        <w:gridCol w:w="2160"/>
-        <w:gridCol w:w="2160"/>
-        <w:gridCol w:w="2160"/>
-      </w:tblGrid>
-      <w:tr>
-        <w:tc>
-          <w:tcPr>
-            <w:tcW w:type="dxa" w:w="2232"/>
-          </w:tcPr>
-          <w:p>
-            <w:pPr>
-              <w:shd w:val="clear" w:color="auto" w:fill="F3ECE4"/>
-            </w:pPr>
-            <w:r/>
-            <w:r>
-              <w:rPr>
-                <w:b/>
-                <w:color w:val="605C58"/>
-                <w:sz w:val="16"/>
-              </w:rPr>
-              <w:t>PROBLEM</w:t>
-            </w:r>
-          </w:p>
-        </w:tc>
-        <w:tc>
-          <w:tcPr>
-            <w:tcW w:type="dxa" w:w="3600"/>
-          </w:tcPr>
-          <w:p>
-            <w:pPr>
-              <w:shd w:val="clear" w:color="auto" w:fill="F3ECE4"/>
-            </w:pPr>
-            <w:r/>
-            <w:r>
-              <w:rPr>
-                <w:b/>
-                <w:color w:val="605C58"/>
-                <w:sz w:val="16"/>
-              </w:rPr>
-              <w:t>TECHNIQUE</w:t>
-            </w:r>
-          </w:p>
-        </w:tc>
-        <w:tc>
-          <w:tcPr>
-            <w:tcW w:type="dxa" w:w="1944"/>
-          </w:tcPr>
-          <w:p>
-            <w:pPr>
-              <w:shd w:val="clear" w:color="auto" w:fill="F3ECE4"/>
-            </w:pPr>
-            <w:r/>
-            <w:r>
-              <w:rPr>
-                <w:b/>
-                <w:color w:val="605C58"/>
-                <w:sz w:val="16"/>
-              </w:rPr>
-              <w:t>SOURCE</w:t>
-            </w:r>
-          </w:p>
-        </w:tc>
-        <w:tc>
-          <w:tcPr>
-            <w:tcW w:type="dxa" w:w="1224"/>
-          </w:tcPr>
-          <w:p>
-            <w:pPr>
-              <w:shd w:val="clear" w:color="auto" w:fill="F3ECE4"/>
-            </w:pPr>
-            <w:r/>
-            <w:r>
-              <w:rPr>
-                <w:b/>
-                <w:color w:val="605C58"/>
-                <w:sz w:val="16"/>
-              </w:rPr>
-              <w:t>LEVEL</w:t>
-            </w:r>
-          </w:p>
-        </w:tc>
-      </w:tr>
-      <w:tr>
-        <w:tc>
-          <w:tcPr>
-            <w:tcW w:type="dxa" w:w="2232"/>
-          </w:tcPr>
-          <w:p>
-            <w:r/>
-            <w:hyperlink r:id="rId19">
-              <w:r>
-                <w:rPr>
-                  <w:color w:val="8A4B1F"/>
-                  <w:u w:val="single"/>
-                  <w:rFonts w:ascii="Consolas" w:hAnsi="Consolas"/>
-                  <w:sz w:val="19"/>
-                  <w:b/>
-                </w:rPr>
-                <w:t>prices</w:t>
-              </w:r>
-            </w:hyperlink>
-          </w:p>
-          <w:p>
-            <w:pPr>
-              <w:spacing w:before="0" w:after="0"/>
-            </w:pPr>
-            <w:r>
-              <w:rPr>
-                <w:color w:val="605C58"/>
-                <w:sz w:val="17"/>
-              </w:rPr>
-              <w:t>Prices</w:t>
-            </w:r>
-          </w:p>
-        </w:tc>
-        <w:tc>
-          <w:tcPr>
-            <w:tcW w:type="dxa" w:w="3600"/>
-          </w:tcPr>
-          <w:p>
-            <w:r/>
-            <w:r>
-              <w:rPr>
-                <w:b w:val="0"/>
-                <w:sz w:val="18"/>
-              </w:rPr>
-              <w:t>the list will not fit - decide as each value arrives</w:t>
-            </w:r>
-          </w:p>
-        </w:tc>
-        <w:tc>
-          <w:tcPr>
-            <w:tcW w:type="dxa" w:w="1944"/>
-          </w:tcPr>
-          <w:p>
-            <w:r/>
-            <w:r>
-              <w:rPr>
-                <w:color w:val="605C58"/>
-                <w:sz w:val="17"/>
-              </w:rPr>
-              <w:t>Winter tournament</w:t>
-              <w:br/>
-              <w:t>2026</w:t>
-            </w:r>
-          </w:p>
-        </w:tc>
-        <w:tc>
-          <w:tcPr>
-            <w:tcW w:type="dxa" w:w="1224"/>
-          </w:tcPr>
-          <w:p>
-            <w:r/>
-            <w:r>
-              <w:rPr>
-                <w:color w:val="8A4B1F"/>
-                <w:sz w:val="18"/>
-              </w:rPr>
-              <w:t>★★☆☆☆</w:t>
-            </w:r>
-          </w:p>
-        </w:tc>
-      </w:tr>
       <w:tr>
         <w:tc>
           <w:tcPr>
@@ -8666,7 +5343,7 @@
                   <w:sz w:val="19"/>
                   <w:b/>
                 </w:rPr>
-                <w:t>major</w:t>
+                <w:t>guess</w:t>
               </w:r>
             </w:hyperlink>
           </w:p>
@@ -8679,7 +5356,7 @@
                 <w:color w:val="605C58"/>
                 <w:sz w:val="17"/>
               </w:rPr>
-              <w:t>Majority</w:t>
+              <w:t>The missing digit</w:t>
             </w:r>
           </w:p>
         </w:tc>
@@ -8694,7 +5371,23 @@
                 <w:b w:val="0"/>
                 <w:sz w:val="18"/>
               </w:rPr>
-              <w:t>the same, inside 2 MB</w:t>
+              <w:t xml:space="preserve">try each digit 0-9 in place of </w:t>
+            </w:r>
+            <w:r>
+              <w:rPr>
+                <w:rFonts w:ascii="Consolas" w:hAnsi="Consolas" w:cs="Consolas"/>
+                <w:b w:val="0"/>
+                <w:color w:val="2D2A26"/>
+                <w:sz w:val="16"/>
+              </w:rPr>
+              <w:t>?</w:t>
+            </w:r>
+            <w:r>
+              <w:rPr>
+                <w:b w:val="0"/>
+                <w:sz w:val="18"/>
+              </w:rPr>
+              <w:t xml:space="preserve"> and check the sum</w:t>
             </w:r>
           </w:p>
         </w:tc>
@@ -8709,9 +5402,9 @@
                 <w:color w:val="605C58"/>
                 <w:sz w:val="17"/>
               </w:rPr>
-              <w:t>National round</w:t>
+              <w:t>Autumn tournament</w:t>
               <w:br/>
-              <w:t>2018</w:t>
+              <w:t>2019</w:t>
             </w:r>
           </w:p>
         </w:tc>
